--- a/docs/base_info/bad_trees_classes.docx
+++ b/docs/base_info/bad_trees_classes.docx
@@ -18,6 +18,9 @@
         <w:tc>
           <w:tcPr>
             <w:tcW w:w="1585" w:type="dxa"/>
+            <w:tcBorders>
+              <w:bottom w:val="single" w:sz="4" w:space="0" w:color="auto"/>
+            </w:tcBorders>
             <w:vAlign w:val="center"/>
           </w:tcPr>
           <w:p>
@@ -39,6 +42,9 @@
         <w:tc>
           <w:tcPr>
             <w:tcW w:w="2794" w:type="dxa"/>
+            <w:tcBorders>
+              <w:bottom w:val="single" w:sz="4" w:space="0" w:color="auto"/>
+            </w:tcBorders>
             <w:vAlign w:val="center"/>
           </w:tcPr>
           <w:p>
@@ -69,6 +75,9 @@
         <w:tc>
           <w:tcPr>
             <w:tcW w:w="2127" w:type="dxa"/>
+            <w:tcBorders>
+              <w:bottom w:val="single" w:sz="4" w:space="0" w:color="auto"/>
+            </w:tcBorders>
             <w:vAlign w:val="center"/>
           </w:tcPr>
           <w:p>
@@ -90,6 +99,9 @@
         <w:tc>
           <w:tcPr>
             <w:tcW w:w="2839" w:type="dxa"/>
+            <w:tcBorders>
+              <w:bottom w:val="single" w:sz="4" w:space="0" w:color="auto"/>
+            </w:tcBorders>
             <w:vAlign w:val="center"/>
           </w:tcPr>
           <w:p>
@@ -114,6 +126,7 @@
           <w:tcPr>
             <w:tcW w:w="1585" w:type="dxa"/>
             <w:vMerge w:val="restart"/>
+            <w:shd w:val="clear" w:color="auto" w:fill="0070C0"/>
             <w:vAlign w:val="center"/>
           </w:tcPr>
           <w:p>
@@ -146,6 +159,7 @@
         <w:tc>
           <w:tcPr>
             <w:tcW w:w="2794" w:type="dxa"/>
+            <w:shd w:val="clear" w:color="auto" w:fill="0070C0"/>
           </w:tcPr>
           <w:p>
             <w:r>
@@ -156,6 +170,7 @@
         <w:tc>
           <w:tcPr>
             <w:tcW w:w="2127" w:type="dxa"/>
+            <w:shd w:val="clear" w:color="auto" w:fill="0070C0"/>
           </w:tcPr>
           <w:p>
             <w:r>
@@ -166,6 +181,7 @@
         <w:tc>
           <w:tcPr>
             <w:tcW w:w="2839" w:type="dxa"/>
+            <w:shd w:val="clear" w:color="auto" w:fill="0070C0"/>
           </w:tcPr>
           <w:p>
             <w:r>
@@ -179,6 +195,7 @@
           <w:tcPr>
             <w:tcW w:w="1585" w:type="dxa"/>
             <w:vMerge/>
+            <w:shd w:val="clear" w:color="auto" w:fill="0070C0"/>
             <w:vAlign w:val="center"/>
           </w:tcPr>
           <w:p>
@@ -194,6 +211,7 @@
         <w:tc>
           <w:tcPr>
             <w:tcW w:w="2794" w:type="dxa"/>
+            <w:shd w:val="clear" w:color="auto" w:fill="0070C0"/>
           </w:tcPr>
           <w:p>
             <w:r>
@@ -204,6 +222,7 @@
         <w:tc>
           <w:tcPr>
             <w:tcW w:w="2127" w:type="dxa"/>
+            <w:shd w:val="clear" w:color="auto" w:fill="0070C0"/>
           </w:tcPr>
           <w:p>
             <w:r>
@@ -214,6 +233,7 @@
         <w:tc>
           <w:tcPr>
             <w:tcW w:w="2839" w:type="dxa"/>
+            <w:shd w:val="clear" w:color="auto" w:fill="0070C0"/>
           </w:tcPr>
           <w:p>
             <w:r>
@@ -227,6 +247,7 @@
           <w:tcPr>
             <w:tcW w:w="1585" w:type="dxa"/>
             <w:vMerge/>
+            <w:shd w:val="clear" w:color="auto" w:fill="0070C0"/>
             <w:vAlign w:val="center"/>
           </w:tcPr>
           <w:p>
@@ -242,6 +263,7 @@
         <w:tc>
           <w:tcPr>
             <w:tcW w:w="2794" w:type="dxa"/>
+            <w:shd w:val="clear" w:color="auto" w:fill="0070C0"/>
           </w:tcPr>
           <w:p>
             <w:r>
@@ -252,6 +274,7 @@
         <w:tc>
           <w:tcPr>
             <w:tcW w:w="2127" w:type="dxa"/>
+            <w:shd w:val="clear" w:color="auto" w:fill="0070C0"/>
           </w:tcPr>
           <w:p>
             <w:r>
@@ -262,6 +285,7 @@
         <w:tc>
           <w:tcPr>
             <w:tcW w:w="2839" w:type="dxa"/>
+            <w:shd w:val="clear" w:color="auto" w:fill="0070C0"/>
           </w:tcPr>
           <w:p>
             <w:r>
@@ -275,6 +299,10 @@
           <w:tcPr>
             <w:tcW w:w="1585" w:type="dxa"/>
             <w:vMerge/>
+            <w:tcBorders>
+              <w:bottom w:val="single" w:sz="4" w:space="0" w:color="auto"/>
+            </w:tcBorders>
+            <w:shd w:val="clear" w:color="auto" w:fill="0070C0"/>
             <w:vAlign w:val="center"/>
           </w:tcPr>
           <w:p>
@@ -290,6 +318,10 @@
         <w:tc>
           <w:tcPr>
             <w:tcW w:w="2794" w:type="dxa"/>
+            <w:tcBorders>
+              <w:bottom w:val="single" w:sz="4" w:space="0" w:color="auto"/>
+            </w:tcBorders>
+            <w:shd w:val="clear" w:color="auto" w:fill="0070C0"/>
           </w:tcPr>
           <w:p>
             <w:r>
@@ -300,6 +332,10 @@
         <w:tc>
           <w:tcPr>
             <w:tcW w:w="2127" w:type="dxa"/>
+            <w:tcBorders>
+              <w:bottom w:val="single" w:sz="4" w:space="0" w:color="auto"/>
+            </w:tcBorders>
+            <w:shd w:val="clear" w:color="auto" w:fill="0070C0"/>
           </w:tcPr>
           <w:p>
             <w:proofErr w:type="gramStart"/>
@@ -315,6 +351,10 @@
         <w:tc>
           <w:tcPr>
             <w:tcW w:w="2839" w:type="dxa"/>
+            <w:tcBorders>
+              <w:bottom w:val="single" w:sz="4" w:space="0" w:color="auto"/>
+            </w:tcBorders>
+            <w:shd w:val="clear" w:color="auto" w:fill="0070C0"/>
           </w:tcPr>
           <w:p>
             <w:r>
@@ -328,6 +368,7 @@
           <w:tcPr>
             <w:tcW w:w="1585" w:type="dxa"/>
             <w:vMerge w:val="restart"/>
+            <w:shd w:val="clear" w:color="auto" w:fill="FFFF00"/>
             <w:vAlign w:val="center"/>
           </w:tcPr>
           <w:p>
@@ -377,6 +418,7 @@
         <w:tc>
           <w:tcPr>
             <w:tcW w:w="2794" w:type="dxa"/>
+            <w:shd w:val="clear" w:color="auto" w:fill="FFFF00"/>
           </w:tcPr>
           <w:p>
             <w:r>
@@ -387,6 +429,7 @@
         <w:tc>
           <w:tcPr>
             <w:tcW w:w="2127" w:type="dxa"/>
+            <w:shd w:val="clear" w:color="auto" w:fill="FFFF00"/>
           </w:tcPr>
           <w:p>
             <w:r>
@@ -397,6 +440,7 @@
         <w:tc>
           <w:tcPr>
             <w:tcW w:w="2839" w:type="dxa"/>
+            <w:shd w:val="clear" w:color="auto" w:fill="FFFF00"/>
           </w:tcPr>
           <w:p>
             <w:r>
@@ -410,6 +454,7 @@
           <w:tcPr>
             <w:tcW w:w="1585" w:type="dxa"/>
             <w:vMerge/>
+            <w:shd w:val="clear" w:color="auto" w:fill="FFFF00"/>
             <w:vAlign w:val="center"/>
           </w:tcPr>
           <w:p>
@@ -425,6 +470,7 @@
         <w:tc>
           <w:tcPr>
             <w:tcW w:w="2794" w:type="dxa"/>
+            <w:shd w:val="clear" w:color="auto" w:fill="FFFF00"/>
           </w:tcPr>
           <w:p>
             <w:r>
@@ -435,6 +481,7 @@
         <w:tc>
           <w:tcPr>
             <w:tcW w:w="2127" w:type="dxa"/>
+            <w:shd w:val="clear" w:color="auto" w:fill="FFFF00"/>
           </w:tcPr>
           <w:p>
             <w:r>
@@ -445,6 +492,7 @@
         <w:tc>
           <w:tcPr>
             <w:tcW w:w="2839" w:type="dxa"/>
+            <w:shd w:val="clear" w:color="auto" w:fill="FFFF00"/>
           </w:tcPr>
           <w:p>
             <w:r>
@@ -458,6 +506,7 @@
           <w:tcPr>
             <w:tcW w:w="1585" w:type="dxa"/>
             <w:vMerge/>
+            <w:shd w:val="clear" w:color="auto" w:fill="FFFF00"/>
             <w:vAlign w:val="center"/>
           </w:tcPr>
           <w:p>
@@ -473,6 +522,7 @@
         <w:tc>
           <w:tcPr>
             <w:tcW w:w="2794" w:type="dxa"/>
+            <w:shd w:val="clear" w:color="auto" w:fill="FFFF00"/>
           </w:tcPr>
           <w:p>
             <w:r>
@@ -483,6 +533,7 @@
         <w:tc>
           <w:tcPr>
             <w:tcW w:w="2127" w:type="dxa"/>
+            <w:shd w:val="clear" w:color="auto" w:fill="FFFF00"/>
           </w:tcPr>
           <w:p>
             <w:r>
@@ -493,6 +544,7 @@
         <w:tc>
           <w:tcPr>
             <w:tcW w:w="2839" w:type="dxa"/>
+            <w:shd w:val="clear" w:color="auto" w:fill="FFFF00"/>
           </w:tcPr>
           <w:p>
             <w:r>
@@ -506,6 +558,10 @@
           <w:tcPr>
             <w:tcW w:w="1585" w:type="dxa"/>
             <w:vMerge/>
+            <w:tcBorders>
+              <w:bottom w:val="single" w:sz="4" w:space="0" w:color="auto"/>
+            </w:tcBorders>
+            <w:shd w:val="clear" w:color="auto" w:fill="FFFF00"/>
             <w:vAlign w:val="center"/>
           </w:tcPr>
           <w:p>
@@ -521,6 +577,10 @@
         <w:tc>
           <w:tcPr>
             <w:tcW w:w="2794" w:type="dxa"/>
+            <w:tcBorders>
+              <w:bottom w:val="single" w:sz="4" w:space="0" w:color="auto"/>
+            </w:tcBorders>
+            <w:shd w:val="clear" w:color="auto" w:fill="FFFF00"/>
           </w:tcPr>
           <w:p>
             <w:r>
@@ -531,6 +591,10 @@
         <w:tc>
           <w:tcPr>
             <w:tcW w:w="2127" w:type="dxa"/>
+            <w:tcBorders>
+              <w:bottom w:val="single" w:sz="4" w:space="0" w:color="auto"/>
+            </w:tcBorders>
+            <w:shd w:val="clear" w:color="auto" w:fill="FFFF00"/>
           </w:tcPr>
           <w:p>
             <w:r>
@@ -541,6 +605,10 @@
         <w:tc>
           <w:tcPr>
             <w:tcW w:w="2839" w:type="dxa"/>
+            <w:tcBorders>
+              <w:bottom w:val="single" w:sz="4" w:space="0" w:color="auto"/>
+            </w:tcBorders>
+            <w:shd w:val="clear" w:color="auto" w:fill="FFFF00"/>
           </w:tcPr>
           <w:p>
             <w:r>
@@ -554,6 +622,7 @@
           <w:tcPr>
             <w:tcW w:w="1585" w:type="dxa"/>
             <w:vMerge w:val="restart"/>
+            <w:shd w:val="clear" w:color="auto" w:fill="00B050"/>
             <w:vAlign w:val="center"/>
           </w:tcPr>
           <w:p>
@@ -585,6 +654,7 @@
         <w:tc>
           <w:tcPr>
             <w:tcW w:w="2794" w:type="dxa"/>
+            <w:shd w:val="clear" w:color="auto" w:fill="00B050"/>
           </w:tcPr>
           <w:p>
             <w:r>
@@ -595,6 +665,7 @@
         <w:tc>
           <w:tcPr>
             <w:tcW w:w="2127" w:type="dxa"/>
+            <w:shd w:val="clear" w:color="auto" w:fill="00B050"/>
           </w:tcPr>
           <w:p>
             <w:r>
@@ -605,6 +676,7 @@
         <w:tc>
           <w:tcPr>
             <w:tcW w:w="2839" w:type="dxa"/>
+            <w:shd w:val="clear" w:color="auto" w:fill="00B050"/>
           </w:tcPr>
           <w:p>
             <w:r>
@@ -618,6 +690,7 @@
           <w:tcPr>
             <w:tcW w:w="1585" w:type="dxa"/>
             <w:vMerge/>
+            <w:shd w:val="clear" w:color="auto" w:fill="00B050"/>
             <w:vAlign w:val="center"/>
           </w:tcPr>
           <w:p>
@@ -633,6 +706,7 @@
         <w:tc>
           <w:tcPr>
             <w:tcW w:w="2794" w:type="dxa"/>
+            <w:shd w:val="clear" w:color="auto" w:fill="00B050"/>
           </w:tcPr>
           <w:p>
             <w:r>
@@ -643,6 +717,7 @@
         <w:tc>
           <w:tcPr>
             <w:tcW w:w="2127" w:type="dxa"/>
+            <w:shd w:val="clear" w:color="auto" w:fill="00B050"/>
           </w:tcPr>
           <w:p>
             <w:r>
@@ -653,6 +728,7 @@
         <w:tc>
           <w:tcPr>
             <w:tcW w:w="2839" w:type="dxa"/>
+            <w:shd w:val="clear" w:color="auto" w:fill="00B050"/>
           </w:tcPr>
           <w:p>
             <w:proofErr w:type="spellStart"/>
@@ -668,6 +744,7 @@
           <w:tcPr>
             <w:tcW w:w="1585" w:type="dxa"/>
             <w:vMerge/>
+            <w:shd w:val="clear" w:color="auto" w:fill="00B050"/>
             <w:vAlign w:val="center"/>
           </w:tcPr>
           <w:p>
@@ -683,6 +760,7 @@
         <w:tc>
           <w:tcPr>
             <w:tcW w:w="2794" w:type="dxa"/>
+            <w:shd w:val="clear" w:color="auto" w:fill="00B050"/>
           </w:tcPr>
           <w:p>
             <w:r>
@@ -693,6 +771,7 @@
         <w:tc>
           <w:tcPr>
             <w:tcW w:w="2127" w:type="dxa"/>
+            <w:shd w:val="clear" w:color="auto" w:fill="00B050"/>
           </w:tcPr>
           <w:p>
             <w:r>
@@ -703,6 +782,7 @@
         <w:tc>
           <w:tcPr>
             <w:tcW w:w="2839" w:type="dxa"/>
+            <w:shd w:val="clear" w:color="auto" w:fill="00B050"/>
           </w:tcPr>
           <w:p>
             <w:r>
@@ -716,6 +796,10 @@
           <w:tcPr>
             <w:tcW w:w="1585" w:type="dxa"/>
             <w:vMerge/>
+            <w:tcBorders>
+              <w:bottom w:val="single" w:sz="4" w:space="0" w:color="auto"/>
+            </w:tcBorders>
+            <w:shd w:val="clear" w:color="auto" w:fill="00B050"/>
             <w:vAlign w:val="center"/>
           </w:tcPr>
           <w:p>
@@ -731,6 +815,10 @@
         <w:tc>
           <w:tcPr>
             <w:tcW w:w="2794" w:type="dxa"/>
+            <w:tcBorders>
+              <w:bottom w:val="single" w:sz="4" w:space="0" w:color="auto"/>
+            </w:tcBorders>
+            <w:shd w:val="clear" w:color="auto" w:fill="00B050"/>
           </w:tcPr>
           <w:p>
             <w:r>
@@ -741,6 +829,10 @@
         <w:tc>
           <w:tcPr>
             <w:tcW w:w="2127" w:type="dxa"/>
+            <w:tcBorders>
+              <w:bottom w:val="single" w:sz="4" w:space="0" w:color="auto"/>
+            </w:tcBorders>
+            <w:shd w:val="clear" w:color="auto" w:fill="00B050"/>
           </w:tcPr>
           <w:p>
             <w:proofErr w:type="gramStart"/>
@@ -756,6 +848,10 @@
         <w:tc>
           <w:tcPr>
             <w:tcW w:w="2839" w:type="dxa"/>
+            <w:tcBorders>
+              <w:bottom w:val="single" w:sz="4" w:space="0" w:color="auto"/>
+            </w:tcBorders>
+            <w:shd w:val="clear" w:color="auto" w:fill="00B050"/>
           </w:tcPr>
           <w:p>
             <w:r>
@@ -769,6 +865,7 @@
           <w:tcPr>
             <w:tcW w:w="1585" w:type="dxa"/>
             <w:vMerge w:val="restart"/>
+            <w:shd w:val="clear" w:color="auto" w:fill="EE0000"/>
             <w:vAlign w:val="center"/>
           </w:tcPr>
           <w:p>
@@ -800,6 +897,7 @@
         <w:tc>
           <w:tcPr>
             <w:tcW w:w="2794" w:type="dxa"/>
+            <w:shd w:val="clear" w:color="auto" w:fill="EE0000"/>
           </w:tcPr>
           <w:p>
             <w:r>
@@ -810,6 +908,7 @@
         <w:tc>
           <w:tcPr>
             <w:tcW w:w="2127" w:type="dxa"/>
+            <w:shd w:val="clear" w:color="auto" w:fill="EE0000"/>
           </w:tcPr>
           <w:p>
             <w:r>
@@ -820,6 +919,7 @@
         <w:tc>
           <w:tcPr>
             <w:tcW w:w="2839" w:type="dxa"/>
+            <w:shd w:val="clear" w:color="auto" w:fill="EE0000"/>
           </w:tcPr>
           <w:p>
             <w:r>
@@ -833,12 +933,14 @@
           <w:tcPr>
             <w:tcW w:w="1585" w:type="dxa"/>
             <w:vMerge/>
+            <w:shd w:val="clear" w:color="auto" w:fill="EE0000"/>
           </w:tcPr>
           <w:p/>
         </w:tc>
         <w:tc>
           <w:tcPr>
             <w:tcW w:w="2794" w:type="dxa"/>
+            <w:shd w:val="clear" w:color="auto" w:fill="EE0000"/>
           </w:tcPr>
           <w:p>
             <w:r>
@@ -849,6 +951,7 @@
         <w:tc>
           <w:tcPr>
             <w:tcW w:w="2127" w:type="dxa"/>
+            <w:shd w:val="clear" w:color="auto" w:fill="EE0000"/>
           </w:tcPr>
           <w:p>
             <w:r>
@@ -859,6 +962,7 @@
         <w:tc>
           <w:tcPr>
             <w:tcW w:w="2839" w:type="dxa"/>
+            <w:shd w:val="clear" w:color="auto" w:fill="EE0000"/>
           </w:tcPr>
           <w:p>
             <w:r>
@@ -872,12 +976,14 @@
           <w:tcPr>
             <w:tcW w:w="1585" w:type="dxa"/>
             <w:vMerge/>
+            <w:shd w:val="clear" w:color="auto" w:fill="EE0000"/>
           </w:tcPr>
           <w:p/>
         </w:tc>
         <w:tc>
           <w:tcPr>
             <w:tcW w:w="2794" w:type="dxa"/>
+            <w:shd w:val="clear" w:color="auto" w:fill="EE0000"/>
           </w:tcPr>
           <w:p>
             <w:r>
@@ -888,6 +994,7 @@
         <w:tc>
           <w:tcPr>
             <w:tcW w:w="2127" w:type="dxa"/>
+            <w:shd w:val="clear" w:color="auto" w:fill="EE0000"/>
           </w:tcPr>
           <w:p>
             <w:r>
@@ -898,6 +1005,7 @@
         <w:tc>
           <w:tcPr>
             <w:tcW w:w="2839" w:type="dxa"/>
+            <w:shd w:val="clear" w:color="auto" w:fill="EE0000"/>
           </w:tcPr>
           <w:p>
             <w:r>
@@ -911,12 +1019,14 @@
           <w:tcPr>
             <w:tcW w:w="1585" w:type="dxa"/>
             <w:vMerge/>
+            <w:shd w:val="clear" w:color="auto" w:fill="EE0000"/>
           </w:tcPr>
           <w:p/>
         </w:tc>
         <w:tc>
           <w:tcPr>
             <w:tcW w:w="2794" w:type="dxa"/>
+            <w:shd w:val="clear" w:color="auto" w:fill="EE0000"/>
           </w:tcPr>
           <w:p>
             <w:r>
@@ -927,6 +1037,7 @@
         <w:tc>
           <w:tcPr>
             <w:tcW w:w="2127" w:type="dxa"/>
+            <w:shd w:val="clear" w:color="auto" w:fill="EE0000"/>
           </w:tcPr>
           <w:p>
             <w:proofErr w:type="gramStart"/>
@@ -942,6 +1053,7 @@
         <w:tc>
           <w:tcPr>
             <w:tcW w:w="2839" w:type="dxa"/>
+            <w:shd w:val="clear" w:color="auto" w:fill="EE0000"/>
           </w:tcPr>
           <w:p>
             <w:r>

--- a/docs/base_info/bad_trees_classes.docx
+++ b/docs/base_info/bad_trees_classes.docx
@@ -54,21 +54,12 @@
                 <w:bCs/>
               </w:rPr>
             </w:pPr>
-            <w:proofErr w:type="spellStart"/>
-            <w:r>
-              <w:rPr>
-                <w:b/>
-                <w:bCs/>
-              </w:rPr>
-              <w:t>Категория</w:t>
-            </w:r>
-            <w:proofErr w:type="spellEnd"/>
-            <w:r>
-              <w:rPr>
-                <w:b/>
-                <w:bCs/>
-              </w:rPr>
-              <w:t xml:space="preserve"> состояния (по СТБ)</w:t>
+            <w:r>
+              <w:rPr>
+                <w:b/>
+                <w:bCs/>
+              </w:rPr>
+              <w:t>Категория состояния (по СТБ)</w:t>
             </w:r>
           </w:p>
         </w:tc>
@@ -173,8 +164,19 @@
             <w:shd w:val="clear" w:color="auto" w:fill="0070C0"/>
           </w:tcPr>
           <w:p>
-            <w:r>
-              <w:t>&gt; 0.7</w:t>
+            <w:pPr>
+              <w:rPr>
+                <w:lang w:val="en-US"/>
+              </w:rPr>
+            </w:pPr>
+            <w:r>
+              <w:t>&gt; 0.</w:t>
+            </w:r>
+            <w:r>
+              <w:rPr>
+                <w:lang w:val="en-US"/>
+              </w:rPr>
+              <w:t>6</w:t>
             </w:r>
           </w:p>
         </w:tc>
@@ -225,8 +227,19 @@
             <w:shd w:val="clear" w:color="auto" w:fill="0070C0"/>
           </w:tcPr>
           <w:p>
-            <w:r>
-              <w:t>0.5 – 0.7</w:t>
+            <w:pPr>
+              <w:rPr>
+                <w:lang w:val="en-US"/>
+              </w:rPr>
+            </w:pPr>
+            <w:r>
+              <w:t>0.5 – 0.</w:t>
+            </w:r>
+            <w:r>
+              <w:rPr>
+                <w:lang w:val="en-US"/>
+              </w:rPr>
+              <w:t>6</w:t>
             </w:r>
           </w:p>
         </w:tc>
@@ -338,13 +351,8 @@
             <w:shd w:val="clear" w:color="auto" w:fill="0070C0"/>
           </w:tcPr>
           <w:p>
-            <w:proofErr w:type="gramStart"/>
-            <w:r>
-              <w:t>&lt; 0</w:t>
-            </w:r>
-            <w:proofErr w:type="gramEnd"/>
-            <w:r>
-              <w:t>.3</w:t>
+            <w:r>
+              <w:t>&lt; 0.3</w:t>
             </w:r>
           </w:p>
         </w:tc>
@@ -731,11 +739,9 @@
             <w:shd w:val="clear" w:color="auto" w:fill="00B050"/>
           </w:tcPr>
           <w:p>
-            <w:proofErr w:type="spellStart"/>
             <w:r>
               <w:t>Среднеповрежденные</w:t>
             </w:r>
-            <w:proofErr w:type="spellEnd"/>
           </w:p>
         </w:tc>
       </w:tr>
@@ -835,13 +841,8 @@
             <w:shd w:val="clear" w:color="auto" w:fill="00B050"/>
           </w:tcPr>
           <w:p>
-            <w:proofErr w:type="gramStart"/>
-            <w:r>
-              <w:t>&lt; 0</w:t>
-            </w:r>
-            <w:proofErr w:type="gramEnd"/>
-            <w:r>
-              <w:t>.1</w:t>
+            <w:r>
+              <w:t>&lt; 0.1</w:t>
             </w:r>
           </w:p>
         </w:tc>
@@ -1040,13 +1041,8 @@
             <w:shd w:val="clear" w:color="auto" w:fill="EE0000"/>
           </w:tcPr>
           <w:p>
-            <w:proofErr w:type="gramStart"/>
-            <w:r>
-              <w:t>&lt; 1</w:t>
-            </w:r>
-            <w:proofErr w:type="gramEnd"/>
-            <w:r>
-              <w:t>.0</w:t>
+            <w:r>
+              <w:t>&lt; 1.0</w:t>
             </w:r>
           </w:p>
         </w:tc>

--- a/docs/base_info/bad_trees_classes.docx
+++ b/docs/base_info/bad_trees_classes.docx
@@ -5,19 +5,242 @@
     <w:tbl>
       <w:tblPr>
         <w:tblStyle w:val="ac"/>
-        <w:tblW w:w="0" w:type="auto"/>
+        <w:tblW w:w="8908" w:type="dxa"/>
+        <w:jc w:val="center"/>
+        <w:tblLayout w:type="fixed"/>
         <w:tblLook w:val="04A0" w:firstRow="1" w:lastRow="0" w:firstColumn="1" w:lastColumn="0" w:noHBand="0" w:noVBand="1"/>
       </w:tblPr>
       <w:tblGrid>
-        <w:gridCol w:w="1662"/>
-        <w:gridCol w:w="2744"/>
-        <w:gridCol w:w="2100"/>
-        <w:gridCol w:w="2839"/>
+        <w:gridCol w:w="1547"/>
+        <w:gridCol w:w="466"/>
+        <w:gridCol w:w="2592"/>
+        <w:gridCol w:w="720"/>
+        <w:gridCol w:w="720"/>
+        <w:gridCol w:w="1440"/>
+        <w:gridCol w:w="1423"/>
       </w:tblGrid>
       <w:tr>
-        <w:tc>
-          <w:tcPr>
-            <w:tcW w:w="1585" w:type="dxa"/>
+        <w:trPr>
+          <w:jc w:val="center"/>
+        </w:trPr>
+        <w:tc>
+          <w:tcPr>
+            <w:tcW w:w="1521" w:type="dxa"/>
+            <w:vAlign w:val="center"/>
+          </w:tcPr>
+          <w:p>
+            <w:pPr>
+              <w:jc w:val="center"/>
+              <w:rPr>
+                <w:b/>
+                <w:bCs/>
+                <w:i/>
+                <w:iCs/>
+                <w:lang w:val="en-US"/>
+              </w:rPr>
+            </w:pPr>
+            <w:r>
+              <w:rPr>
+                <w:b/>
+                <w:bCs/>
+                <w:i/>
+                <w:iCs/>
+                <w:lang w:val="en-US"/>
+              </w:rPr>
+              <w:t>i</w:t>
+            </w:r>
+            <w:r>
+              <w:rPr>
+                <w:b/>
+                <w:bCs/>
+                <w:i/>
+                <w:iCs/>
+                <w:lang w:val="en-US"/>
+              </w:rPr>
+              <w:t>ndex</w:t>
+            </w:r>
+          </w:p>
+        </w:tc>
+        <w:tc>
+          <w:tcPr>
+            <w:tcW w:w="459" w:type="dxa"/>
+            <w:vAlign w:val="center"/>
+          </w:tcPr>
+          <w:p>
+            <w:pPr>
+              <w:jc w:val="center"/>
+              <w:rPr>
+                <w:b/>
+                <w:bCs/>
+                <w:i/>
+                <w:iCs/>
+                <w:lang w:val="en-US"/>
+              </w:rPr>
+            </w:pPr>
+            <w:r>
+              <w:rPr>
+                <w:b/>
+                <w:bCs/>
+                <w:i/>
+                <w:iCs/>
+                <w:lang w:val="en-US"/>
+              </w:rPr>
+              <w:t>id</w:t>
+            </w:r>
+          </w:p>
+        </w:tc>
+        <w:tc>
+          <w:tcPr>
+            <w:tcW w:w="2551" w:type="dxa"/>
+            <w:vAlign w:val="center"/>
+          </w:tcPr>
+          <w:p>
+            <w:pPr>
+              <w:jc w:val="center"/>
+              <w:rPr>
+                <w:b/>
+                <w:bCs/>
+                <w:i/>
+                <w:iCs/>
+                <w:lang w:val="en-US"/>
+              </w:rPr>
+            </w:pPr>
+            <w:r>
+              <w:rPr>
+                <w:b/>
+                <w:bCs/>
+                <w:i/>
+                <w:iCs/>
+                <w:lang w:val="en-US"/>
+              </w:rPr>
+              <w:t>s</w:t>
+            </w:r>
+            <w:r>
+              <w:rPr>
+                <w:b/>
+                <w:bCs/>
+                <w:i/>
+                <w:iCs/>
+                <w:lang w:val="en-US"/>
+              </w:rPr>
+              <w:t>tate</w:t>
+            </w:r>
+          </w:p>
+        </w:tc>
+        <w:tc>
+          <w:tcPr>
+            <w:tcW w:w="709" w:type="dxa"/>
+            <w:vAlign w:val="center"/>
+          </w:tcPr>
+          <w:p>
+            <w:pPr>
+              <w:jc w:val="center"/>
+              <w:rPr>
+                <w:b/>
+                <w:bCs/>
+                <w:i/>
+                <w:iCs/>
+              </w:rPr>
+            </w:pPr>
+            <w:r>
+              <w:rPr>
+                <w:b/>
+                <w:bCs/>
+                <w:i/>
+                <w:iCs/>
+                <w:lang w:val="en-US"/>
+              </w:rPr>
+              <w:t>m</w:t>
+            </w:r>
+            <w:r>
+              <w:rPr>
+                <w:b/>
+                <w:bCs/>
+                <w:i/>
+                <w:iCs/>
+                <w:lang w:val="en-US"/>
+              </w:rPr>
+              <w:t>in</w:t>
+            </w:r>
+          </w:p>
+        </w:tc>
+        <w:tc>
+          <w:tcPr>
+            <w:tcW w:w="709" w:type="dxa"/>
+            <w:vAlign w:val="center"/>
+          </w:tcPr>
+          <w:p>
+            <w:pPr>
+              <w:jc w:val="center"/>
+              <w:rPr>
+                <w:b/>
+                <w:bCs/>
+                <w:i/>
+                <w:iCs/>
+              </w:rPr>
+            </w:pPr>
+            <w:r>
+              <w:rPr>
+                <w:b/>
+                <w:bCs/>
+                <w:i/>
+                <w:iCs/>
+                <w:lang w:val="en-US"/>
+              </w:rPr>
+              <w:t>m</w:t>
+            </w:r>
+            <w:r>
+              <w:rPr>
+                <w:b/>
+                <w:bCs/>
+                <w:i/>
+                <w:iCs/>
+                <w:lang w:val="en-US"/>
+              </w:rPr>
+              <w:t>ax</w:t>
+            </w:r>
+          </w:p>
+        </w:tc>
+        <w:tc>
+          <w:tcPr>
+            <w:tcW w:w="1417" w:type="dxa"/>
+            <w:vAlign w:val="center"/>
+          </w:tcPr>
+          <w:p>
+            <w:pPr>
+              <w:jc w:val="center"/>
+              <w:rPr>
+                <w:b/>
+                <w:bCs/>
+                <w:i/>
+                <w:iCs/>
+              </w:rPr>
+            </w:pPr>
+            <w:r>
+              <w:rPr>
+                <w:b/>
+                <w:bCs/>
+                <w:i/>
+                <w:iCs/>
+                <w:lang w:val="en-US"/>
+              </w:rPr>
+              <w:t>c</w:t>
+            </w:r>
+            <w:r>
+              <w:rPr>
+                <w:b/>
+                <w:bCs/>
+                <w:i/>
+                <w:iCs/>
+                <w:lang w:val="en-US"/>
+              </w:rPr>
+              <w:t>olor</w:t>
+            </w:r>
+          </w:p>
+        </w:tc>
+        <w:tc>
+          <w:tcPr>
+            <w:tcW w:w="1400" w:type="dxa"/>
             <w:tcBorders>
               <w:bottom w:val="single" w:sz="4" w:space="0" w:color="auto"/>
             </w:tcBorders>
@@ -25,1035 +248,5712 @@
           </w:tcPr>
           <w:p>
             <w:pPr>
+              <w:jc w:val="center"/>
               <w:rPr>
                 <w:b/>
                 <w:bCs/>
+                <w:i/>
+                <w:iCs/>
+                <w:lang w:val="en-US"/>
               </w:rPr>
             </w:pPr>
             <w:r>
               <w:rPr>
                 <w:b/>
                 <w:bCs/>
-              </w:rPr>
-              <w:t>Индекс</w:t>
-            </w:r>
-          </w:p>
-        </w:tc>
-        <w:tc>
-          <w:tcPr>
-            <w:tcW w:w="2794" w:type="dxa"/>
+                <w:i/>
+                <w:iCs/>
+                <w:lang w:val="en-US"/>
+              </w:rPr>
+              <w:t>view</w:t>
+            </w:r>
+          </w:p>
+        </w:tc>
+      </w:tr>
+      <w:tr>
+        <w:trPr>
+          <w:jc w:val="center"/>
+        </w:trPr>
+        <w:tc>
+          <w:tcPr>
+            <w:tcW w:w="1521" w:type="dxa"/>
+            <w:vMerge w:val="restart"/>
+            <w:vAlign w:val="center"/>
+          </w:tcPr>
+          <w:p>
+            <w:pPr>
+              <w:jc w:val="center"/>
+              <w:rPr>
+                <w:lang w:val="en-US"/>
+              </w:rPr>
+            </w:pPr>
+            <w:r>
+              <w:rPr>
+                <w:lang w:val="en-US"/>
+              </w:rPr>
+              <w:t>NDVI</w:t>
+            </w:r>
+          </w:p>
+          <w:p>
+            <w:pPr>
+              <w:jc w:val="center"/>
+              <w:rPr>
+                <w:lang w:val="en-US"/>
+              </w:rPr>
+            </w:pPr>
+          </w:p>
+        </w:tc>
+        <w:tc>
+          <w:tcPr>
+            <w:tcW w:w="459" w:type="dxa"/>
+            <w:vAlign w:val="center"/>
+          </w:tcPr>
+          <w:p>
+            <w:pPr>
+              <w:jc w:val="center"/>
+              <w:rPr>
+                <w:lang w:val="en-US"/>
+              </w:rPr>
+            </w:pPr>
+            <w:r>
+              <w:rPr>
+                <w:lang w:val="en-US"/>
+              </w:rPr>
+              <w:t>1</w:t>
+            </w:r>
+          </w:p>
+        </w:tc>
+        <w:tc>
+          <w:tcPr>
+            <w:tcW w:w="2551" w:type="dxa"/>
+            <w:vAlign w:val="center"/>
+          </w:tcPr>
+          <w:p>
+            <w:pPr>
+              <w:rPr>
+                <w:lang w:val="en-US"/>
+              </w:rPr>
+            </w:pPr>
+            <w:r>
+              <w:rPr>
+                <w:lang w:val="en-US"/>
+              </w:rPr>
+              <w:t>Healthy</w:t>
+            </w:r>
+          </w:p>
+        </w:tc>
+        <w:tc>
+          <w:tcPr>
+            <w:tcW w:w="709" w:type="dxa"/>
+            <w:vAlign w:val="center"/>
+          </w:tcPr>
+          <w:p>
+            <w:pPr>
+              <w:rPr>
+                <w:lang w:val="en-US"/>
+              </w:rPr>
+            </w:pPr>
+            <w:r>
+              <w:rPr>
+                <w:lang w:val="en-US"/>
+              </w:rPr>
+              <w:t>0.7</w:t>
+            </w:r>
+          </w:p>
+        </w:tc>
+        <w:tc>
+          <w:tcPr>
+            <w:tcW w:w="709" w:type="dxa"/>
+            <w:vAlign w:val="center"/>
+          </w:tcPr>
+          <w:p>
+            <w:pPr>
+              <w:rPr>
+                <w:lang w:val="en-US"/>
+              </w:rPr>
+            </w:pPr>
+            <w:r>
+              <w:rPr>
+                <w:lang w:val="en-US"/>
+              </w:rPr>
+              <w:t>1.0</w:t>
+            </w:r>
+          </w:p>
+        </w:tc>
+        <w:tc>
+          <w:tcPr>
+            <w:tcW w:w="1417" w:type="dxa"/>
+            <w:vAlign w:val="center"/>
+          </w:tcPr>
+          <w:p>
+            <w:pPr>
+              <w:rPr>
+                <w:lang w:val="en-US"/>
+              </w:rPr>
+            </w:pPr>
+            <w:r>
+              <w:rPr>
+                <w:lang w:val="en-US"/>
+              </w:rPr>
+              <w:t>#008000</w:t>
+            </w:r>
+          </w:p>
+        </w:tc>
+        <w:tc>
+          <w:tcPr>
+            <w:tcW w:w="1400" w:type="dxa"/>
             <w:tcBorders>
               <w:bottom w:val="single" w:sz="4" w:space="0" w:color="auto"/>
             </w:tcBorders>
-            <w:vAlign w:val="center"/>
-          </w:tcPr>
-          <w:p>
-            <w:pPr>
-              <w:rPr>
-                <w:b/>
-                <w:bCs/>
-              </w:rPr>
-            </w:pPr>
-            <w:r>
-              <w:rPr>
-                <w:b/>
-                <w:bCs/>
-              </w:rPr>
-              <w:t>Категория состояния (по СТБ)</w:t>
-            </w:r>
-          </w:p>
-        </w:tc>
-        <w:tc>
-          <w:tcPr>
-            <w:tcW w:w="2127" w:type="dxa"/>
+            <w:shd w:val="clear" w:color="auto" w:fill="008000"/>
+            <w:vAlign w:val="center"/>
+          </w:tcPr>
+          <w:p>
+            <w:pPr>
+              <w:rPr>
+                <w:lang w:val="en-US"/>
+              </w:rPr>
+            </w:pPr>
+            <w:r>
+              <w:rPr>
+                <w:lang w:val="en-US"/>
+              </w:rPr>
+              <w:t>Green</w:t>
+            </w:r>
+          </w:p>
+        </w:tc>
+      </w:tr>
+      <w:tr>
+        <w:trPr>
+          <w:jc w:val="center"/>
+        </w:trPr>
+        <w:tc>
+          <w:tcPr>
+            <w:tcW w:w="1521" w:type="dxa"/>
+            <w:vMerge/>
+            <w:vAlign w:val="center"/>
+          </w:tcPr>
+          <w:p>
+            <w:pPr>
+              <w:jc w:val="center"/>
+              <w:rPr>
+                <w:lang w:val="en-US"/>
+              </w:rPr>
+            </w:pPr>
+          </w:p>
+        </w:tc>
+        <w:tc>
+          <w:tcPr>
+            <w:tcW w:w="459" w:type="dxa"/>
+            <w:vAlign w:val="center"/>
+          </w:tcPr>
+          <w:p>
+            <w:pPr>
+              <w:jc w:val="center"/>
+              <w:rPr>
+                <w:lang w:val="en-US"/>
+              </w:rPr>
+            </w:pPr>
+            <w:r>
+              <w:rPr>
+                <w:lang w:val="en-US"/>
+              </w:rPr>
+              <w:t>2</w:t>
+            </w:r>
+          </w:p>
+        </w:tc>
+        <w:tc>
+          <w:tcPr>
+            <w:tcW w:w="2551" w:type="dxa"/>
+            <w:vAlign w:val="center"/>
+          </w:tcPr>
+          <w:p>
+            <w:pPr>
+              <w:rPr>
+                <w:lang w:val="en-US"/>
+              </w:rPr>
+            </w:pPr>
+            <w:r>
+              <w:rPr>
+                <w:lang w:val="en-US"/>
+              </w:rPr>
+              <w:t>Weakened</w:t>
+            </w:r>
+          </w:p>
+        </w:tc>
+        <w:tc>
+          <w:tcPr>
+            <w:tcW w:w="709" w:type="dxa"/>
+            <w:vAlign w:val="center"/>
+          </w:tcPr>
+          <w:p>
+            <w:pPr>
+              <w:rPr>
+                <w:lang w:val="en-US"/>
+              </w:rPr>
+            </w:pPr>
+            <w:r>
+              <w:rPr>
+                <w:lang w:val="en-US"/>
+              </w:rPr>
+              <w:t>0.5</w:t>
+            </w:r>
+          </w:p>
+        </w:tc>
+        <w:tc>
+          <w:tcPr>
+            <w:tcW w:w="709" w:type="dxa"/>
+            <w:vAlign w:val="center"/>
+          </w:tcPr>
+          <w:p>
+            <w:pPr>
+              <w:rPr>
+                <w:lang w:val="en-US"/>
+              </w:rPr>
+            </w:pPr>
+            <w:r>
+              <w:rPr>
+                <w:lang w:val="en-US"/>
+              </w:rPr>
+              <w:t>0.7</w:t>
+            </w:r>
+          </w:p>
+        </w:tc>
+        <w:tc>
+          <w:tcPr>
+            <w:tcW w:w="1417" w:type="dxa"/>
+            <w:vAlign w:val="center"/>
+          </w:tcPr>
+          <w:p>
+            <w:pPr>
+              <w:rPr>
+                <w:lang w:val="en-US"/>
+              </w:rPr>
+            </w:pPr>
+            <w:r>
+              <w:rPr>
+                <w:lang w:val="en-US"/>
+              </w:rPr>
+              <w:t>#90EE90</w:t>
+            </w:r>
+          </w:p>
+        </w:tc>
+        <w:tc>
+          <w:tcPr>
+            <w:tcW w:w="1400" w:type="dxa"/>
             <w:tcBorders>
               <w:bottom w:val="single" w:sz="4" w:space="0" w:color="auto"/>
             </w:tcBorders>
-            <w:vAlign w:val="center"/>
-          </w:tcPr>
-          <w:p>
-            <w:pPr>
-              <w:rPr>
-                <w:b/>
-                <w:bCs/>
-              </w:rPr>
-            </w:pPr>
-            <w:r>
-              <w:rPr>
-                <w:b/>
-                <w:bCs/>
-              </w:rPr>
-              <w:t>Диапазон значений (ориентир)</w:t>
-            </w:r>
-          </w:p>
-        </w:tc>
-        <w:tc>
-          <w:tcPr>
-            <w:tcW w:w="2839" w:type="dxa"/>
+            <w:shd w:val="clear" w:color="auto" w:fill="90EE90"/>
+            <w:vAlign w:val="center"/>
+          </w:tcPr>
+          <w:p>
+            <w:pPr>
+              <w:rPr>
+                <w:lang w:val="en-US"/>
+              </w:rPr>
+            </w:pPr>
+            <w:r>
+              <w:rPr>
+                <w:lang w:val="en-US"/>
+              </w:rPr>
+              <w:t>Light Green</w:t>
+            </w:r>
+          </w:p>
+        </w:tc>
+      </w:tr>
+      <w:tr>
+        <w:trPr>
+          <w:jc w:val="center"/>
+        </w:trPr>
+        <w:tc>
+          <w:tcPr>
+            <w:tcW w:w="1521" w:type="dxa"/>
+            <w:vMerge/>
+            <w:vAlign w:val="center"/>
+          </w:tcPr>
+          <w:p>
+            <w:pPr>
+              <w:jc w:val="center"/>
+              <w:rPr>
+                <w:lang w:val="en-US"/>
+              </w:rPr>
+            </w:pPr>
+          </w:p>
+        </w:tc>
+        <w:tc>
+          <w:tcPr>
+            <w:tcW w:w="459" w:type="dxa"/>
+            <w:vAlign w:val="center"/>
+          </w:tcPr>
+          <w:p>
+            <w:pPr>
+              <w:jc w:val="center"/>
+              <w:rPr>
+                <w:lang w:val="en-US"/>
+              </w:rPr>
+            </w:pPr>
+            <w:r>
+              <w:rPr>
+                <w:lang w:val="en-US"/>
+              </w:rPr>
+              <w:t>3</w:t>
+            </w:r>
+          </w:p>
+        </w:tc>
+        <w:tc>
+          <w:tcPr>
+            <w:tcW w:w="2551" w:type="dxa"/>
+            <w:vAlign w:val="center"/>
+          </w:tcPr>
+          <w:p>
+            <w:pPr>
+              <w:rPr>
+                <w:lang w:val="en-US"/>
+              </w:rPr>
+            </w:pPr>
+            <w:r>
+              <w:rPr>
+                <w:lang w:val="en-US"/>
+              </w:rPr>
+              <w:t>Severely Weakened</w:t>
+            </w:r>
+          </w:p>
+        </w:tc>
+        <w:tc>
+          <w:tcPr>
+            <w:tcW w:w="709" w:type="dxa"/>
+            <w:vAlign w:val="center"/>
+          </w:tcPr>
+          <w:p>
+            <w:pPr>
+              <w:rPr>
+                <w:lang w:val="en-US"/>
+              </w:rPr>
+            </w:pPr>
+            <w:r>
+              <w:rPr>
+                <w:lang w:val="en-US"/>
+              </w:rPr>
+              <w:t>0.3</w:t>
+            </w:r>
+          </w:p>
+        </w:tc>
+        <w:tc>
+          <w:tcPr>
+            <w:tcW w:w="709" w:type="dxa"/>
+            <w:vAlign w:val="center"/>
+          </w:tcPr>
+          <w:p>
+            <w:pPr>
+              <w:rPr>
+                <w:lang w:val="en-US"/>
+              </w:rPr>
+            </w:pPr>
+            <w:r>
+              <w:rPr>
+                <w:lang w:val="en-US"/>
+              </w:rPr>
+              <w:t>0.5</w:t>
+            </w:r>
+          </w:p>
+        </w:tc>
+        <w:tc>
+          <w:tcPr>
+            <w:tcW w:w="1417" w:type="dxa"/>
+            <w:vAlign w:val="center"/>
+          </w:tcPr>
+          <w:p>
+            <w:pPr>
+              <w:rPr>
+                <w:lang w:val="en-US"/>
+              </w:rPr>
+            </w:pPr>
+            <w:r>
+              <w:rPr>
+                <w:lang w:val="en-US"/>
+              </w:rPr>
+              <w:t>#9ACD32</w:t>
+            </w:r>
+          </w:p>
+        </w:tc>
+        <w:tc>
+          <w:tcPr>
+            <w:tcW w:w="1400" w:type="dxa"/>
             <w:tcBorders>
               <w:bottom w:val="single" w:sz="4" w:space="0" w:color="auto"/>
             </w:tcBorders>
-            <w:vAlign w:val="center"/>
-          </w:tcPr>
-          <w:p>
-            <w:pPr>
-              <w:rPr>
-                <w:b/>
-                <w:bCs/>
-              </w:rPr>
-            </w:pPr>
-            <w:r>
-              <w:rPr>
-                <w:b/>
-                <w:bCs/>
-              </w:rPr>
-              <w:t>Краткое описание</w:t>
+            <w:shd w:val="clear" w:color="auto" w:fill="9ACD32"/>
+            <w:vAlign w:val="center"/>
+          </w:tcPr>
+          <w:p>
+            <w:pPr>
+              <w:rPr>
+                <w:lang w:val="en-US"/>
+              </w:rPr>
+            </w:pPr>
+            <w:r>
+              <w:rPr>
+                <w:lang w:val="en-US"/>
+              </w:rPr>
+              <w:t>Yellow-green</w:t>
             </w:r>
           </w:p>
         </w:tc>
       </w:tr>
       <w:tr>
-        <w:tc>
-          <w:tcPr>
-            <w:tcW w:w="1585" w:type="dxa"/>
-            <w:vMerge w:val="restart"/>
-            <w:shd w:val="clear" w:color="auto" w:fill="0070C0"/>
-            <w:vAlign w:val="center"/>
-          </w:tcPr>
-          <w:p>
-            <w:pPr>
-              <w:jc w:val="center"/>
-              <w:rPr>
-                <w:b/>
-                <w:bCs/>
-              </w:rPr>
-            </w:pPr>
-            <w:r>
-              <w:rPr>
-                <w:b/>
-                <w:bCs/>
-              </w:rPr>
-              <w:t>NDVI</w:t>
-            </w:r>
-          </w:p>
-          <w:p>
-            <w:pPr>
-              <w:jc w:val="center"/>
-              <w:rPr>
-                <w:b/>
-                <w:bCs/>
-                <w:lang w:val="en-US"/>
-              </w:rPr>
-            </w:pPr>
-          </w:p>
-        </w:tc>
-        <w:tc>
-          <w:tcPr>
-            <w:tcW w:w="2794" w:type="dxa"/>
-            <w:shd w:val="clear" w:color="auto" w:fill="0070C0"/>
-          </w:tcPr>
-          <w:p>
-            <w:r>
-              <w:t>1 - Здоровые</w:t>
-            </w:r>
-          </w:p>
-        </w:tc>
-        <w:tc>
-          <w:tcPr>
-            <w:tcW w:w="2127" w:type="dxa"/>
-            <w:shd w:val="clear" w:color="auto" w:fill="0070C0"/>
-          </w:tcPr>
-          <w:p>
-            <w:pPr>
-              <w:rPr>
-                <w:lang w:val="en-US"/>
-              </w:rPr>
-            </w:pPr>
-            <w:r>
-              <w:t>&gt; 0.</w:t>
-            </w:r>
-            <w:r>
-              <w:rPr>
-                <w:lang w:val="en-US"/>
-              </w:rPr>
-              <w:t>6</w:t>
-            </w:r>
-          </w:p>
-        </w:tc>
-        <w:tc>
-          <w:tcPr>
-            <w:tcW w:w="2839" w:type="dxa"/>
-            <w:shd w:val="clear" w:color="auto" w:fill="0070C0"/>
-          </w:tcPr>
-          <w:p>
-            <w:r>
-              <w:t>Без признаков ослабления</w:t>
-            </w:r>
-          </w:p>
-        </w:tc>
-      </w:tr>
-      <w:tr>
-        <w:tc>
-          <w:tcPr>
-            <w:tcW w:w="1585" w:type="dxa"/>
+        <w:trPr>
+          <w:jc w:val="center"/>
+        </w:trPr>
+        <w:tc>
+          <w:tcPr>
+            <w:tcW w:w="1521" w:type="dxa"/>
             <w:vMerge/>
-            <w:shd w:val="clear" w:color="auto" w:fill="0070C0"/>
-            <w:vAlign w:val="center"/>
-          </w:tcPr>
-          <w:p>
-            <w:pPr>
-              <w:jc w:val="center"/>
-              <w:rPr>
-                <w:b/>
-                <w:bCs/>
-              </w:rPr>
-            </w:pPr>
-          </w:p>
-        </w:tc>
-        <w:tc>
-          <w:tcPr>
-            <w:tcW w:w="2794" w:type="dxa"/>
-            <w:shd w:val="clear" w:color="auto" w:fill="0070C0"/>
-          </w:tcPr>
-          <w:p>
-            <w:r>
-              <w:t>2 - Ослабленные</w:t>
-            </w:r>
-          </w:p>
-        </w:tc>
-        <w:tc>
-          <w:tcPr>
-            <w:tcW w:w="2127" w:type="dxa"/>
-            <w:shd w:val="clear" w:color="auto" w:fill="0070C0"/>
-          </w:tcPr>
-          <w:p>
-            <w:pPr>
-              <w:rPr>
-                <w:lang w:val="en-US"/>
-              </w:rPr>
-            </w:pPr>
-            <w:r>
-              <w:t>0.5 – 0.</w:t>
-            </w:r>
-            <w:r>
-              <w:rPr>
-                <w:lang w:val="en-US"/>
-              </w:rPr>
-              <w:t>6</w:t>
-            </w:r>
-          </w:p>
-        </w:tc>
-        <w:tc>
-          <w:tcPr>
-            <w:tcW w:w="2839" w:type="dxa"/>
-            <w:shd w:val="clear" w:color="auto" w:fill="0070C0"/>
-          </w:tcPr>
-          <w:p>
-            <w:r>
-              <w:t>Нарушение устойчивости (ослабленные и средне-ослабленные)</w:t>
-            </w:r>
-          </w:p>
-        </w:tc>
-      </w:tr>
-      <w:tr>
-        <w:tc>
-          <w:tcPr>
-            <w:tcW w:w="1585" w:type="dxa"/>
-            <w:vMerge/>
-            <w:shd w:val="clear" w:color="auto" w:fill="0070C0"/>
-            <w:vAlign w:val="center"/>
-          </w:tcPr>
-          <w:p>
-            <w:pPr>
-              <w:jc w:val="center"/>
-              <w:rPr>
-                <w:b/>
-                <w:bCs/>
-              </w:rPr>
-            </w:pPr>
-          </w:p>
-        </w:tc>
-        <w:tc>
-          <w:tcPr>
-            <w:tcW w:w="2794" w:type="dxa"/>
-            <w:shd w:val="clear" w:color="auto" w:fill="0070C0"/>
-          </w:tcPr>
-          <w:p>
-            <w:r>
-              <w:t>3 - Сильно ослабленные</w:t>
-            </w:r>
-          </w:p>
-        </w:tc>
-        <w:tc>
-          <w:tcPr>
-            <w:tcW w:w="2127" w:type="dxa"/>
-            <w:shd w:val="clear" w:color="auto" w:fill="0070C0"/>
-          </w:tcPr>
-          <w:p>
-            <w:r>
-              <w:t>0.3 – 0.5</w:t>
-            </w:r>
-          </w:p>
-        </w:tc>
-        <w:tc>
-          <w:tcPr>
-            <w:tcW w:w="2839" w:type="dxa"/>
-            <w:shd w:val="clear" w:color="auto" w:fill="0070C0"/>
-          </w:tcPr>
-          <w:p>
-            <w:r>
-              <w:t>Сильно ослабленные и усыхающие</w:t>
-            </w:r>
-          </w:p>
-        </w:tc>
-      </w:tr>
-      <w:tr>
-        <w:tc>
-          <w:tcPr>
-            <w:tcW w:w="1585" w:type="dxa"/>
-            <w:vMerge/>
+            <w:vAlign w:val="center"/>
+          </w:tcPr>
+          <w:p>
+            <w:pPr>
+              <w:jc w:val="center"/>
+              <w:rPr>
+                <w:lang w:val="en-US"/>
+              </w:rPr>
+            </w:pPr>
+          </w:p>
+        </w:tc>
+        <w:tc>
+          <w:tcPr>
+            <w:tcW w:w="459" w:type="dxa"/>
+            <w:vAlign w:val="center"/>
+          </w:tcPr>
+          <w:p>
+            <w:pPr>
+              <w:jc w:val="center"/>
+              <w:rPr>
+                <w:lang w:val="en-US"/>
+              </w:rPr>
+            </w:pPr>
+            <w:r>
+              <w:rPr>
+                <w:lang w:val="en-US"/>
+              </w:rPr>
+              <w:t>4</w:t>
+            </w:r>
+          </w:p>
+        </w:tc>
+        <w:tc>
+          <w:tcPr>
+            <w:tcW w:w="2551" w:type="dxa"/>
+            <w:vAlign w:val="center"/>
+          </w:tcPr>
+          <w:p>
+            <w:pPr>
+              <w:rPr>
+                <w:lang w:val="en-US"/>
+              </w:rPr>
+            </w:pPr>
+            <w:r>
+              <w:rPr>
+                <w:lang w:val="en-US"/>
+              </w:rPr>
+              <w:t>Dying</w:t>
+            </w:r>
+          </w:p>
+        </w:tc>
+        <w:tc>
+          <w:tcPr>
+            <w:tcW w:w="709" w:type="dxa"/>
+            <w:vAlign w:val="center"/>
+          </w:tcPr>
+          <w:p>
+            <w:pPr>
+              <w:rPr>
+                <w:lang w:val="en-US"/>
+              </w:rPr>
+            </w:pPr>
+            <w:r>
+              <w:rPr>
+                <w:lang w:val="en-US"/>
+              </w:rPr>
+              <w:t>0.2</w:t>
+            </w:r>
+          </w:p>
+        </w:tc>
+        <w:tc>
+          <w:tcPr>
+            <w:tcW w:w="709" w:type="dxa"/>
+            <w:vAlign w:val="center"/>
+          </w:tcPr>
+          <w:p>
+            <w:pPr>
+              <w:rPr>
+                <w:lang w:val="en-US"/>
+              </w:rPr>
+            </w:pPr>
+            <w:r>
+              <w:rPr>
+                <w:lang w:val="en-US"/>
+              </w:rPr>
+              <w:t>0.3</w:t>
+            </w:r>
+          </w:p>
+        </w:tc>
+        <w:tc>
+          <w:tcPr>
+            <w:tcW w:w="1417" w:type="dxa"/>
+            <w:vAlign w:val="center"/>
+          </w:tcPr>
+          <w:p>
+            <w:pPr>
+              <w:rPr>
+                <w:lang w:val="en-US"/>
+              </w:rPr>
+            </w:pPr>
+            <w:r>
+              <w:rPr>
+                <w:lang w:val="en-US"/>
+              </w:rPr>
+              <w:t>#FFD700</w:t>
+            </w:r>
+          </w:p>
+        </w:tc>
+        <w:tc>
+          <w:tcPr>
+            <w:tcW w:w="1400" w:type="dxa"/>
             <w:tcBorders>
               <w:bottom w:val="single" w:sz="4" w:space="0" w:color="auto"/>
             </w:tcBorders>
-            <w:shd w:val="clear" w:color="auto" w:fill="0070C0"/>
-            <w:vAlign w:val="center"/>
-          </w:tcPr>
-          <w:p>
-            <w:pPr>
-              <w:jc w:val="center"/>
-              <w:rPr>
-                <w:b/>
-                <w:bCs/>
-              </w:rPr>
-            </w:pPr>
-          </w:p>
-        </w:tc>
-        <w:tc>
-          <w:tcPr>
-            <w:tcW w:w="2794" w:type="dxa"/>
+            <w:shd w:val="clear" w:color="auto" w:fill="FFD700"/>
+            <w:vAlign w:val="center"/>
+          </w:tcPr>
+          <w:p>
+            <w:pPr>
+              <w:rPr>
+                <w:lang w:val="en-US"/>
+              </w:rPr>
+            </w:pPr>
+            <w:r>
+              <w:rPr>
+                <w:lang w:val="en-US"/>
+              </w:rPr>
+              <w:t>Yellow</w:t>
+            </w:r>
+          </w:p>
+        </w:tc>
+      </w:tr>
+      <w:tr>
+        <w:trPr>
+          <w:jc w:val="center"/>
+        </w:trPr>
+        <w:tc>
+          <w:tcPr>
+            <w:tcW w:w="1521" w:type="dxa"/>
+            <w:vMerge/>
+            <w:vAlign w:val="center"/>
+          </w:tcPr>
+          <w:p>
+            <w:pPr>
+              <w:jc w:val="center"/>
+              <w:rPr>
+                <w:lang w:val="en-US"/>
+              </w:rPr>
+            </w:pPr>
+          </w:p>
+        </w:tc>
+        <w:tc>
+          <w:tcPr>
+            <w:tcW w:w="459" w:type="dxa"/>
+            <w:vAlign w:val="center"/>
+          </w:tcPr>
+          <w:p>
+            <w:pPr>
+              <w:jc w:val="center"/>
+              <w:rPr>
+                <w:lang w:val="en-US"/>
+              </w:rPr>
+            </w:pPr>
+            <w:r>
+              <w:rPr>
+                <w:lang w:val="en-US"/>
+              </w:rPr>
+              <w:t>5</w:t>
+            </w:r>
+          </w:p>
+        </w:tc>
+        <w:tc>
+          <w:tcPr>
+            <w:tcW w:w="2551" w:type="dxa"/>
+            <w:vAlign w:val="center"/>
+          </w:tcPr>
+          <w:p>
+            <w:pPr>
+              <w:rPr>
+                <w:lang w:val="en-US"/>
+              </w:rPr>
+            </w:pPr>
+            <w:r>
+              <w:rPr>
+                <w:lang w:val="en-US"/>
+              </w:rPr>
+              <w:t>Fresh Deadwood</w:t>
+            </w:r>
+          </w:p>
+        </w:tc>
+        <w:tc>
+          <w:tcPr>
+            <w:tcW w:w="709" w:type="dxa"/>
+            <w:vAlign w:val="center"/>
+          </w:tcPr>
+          <w:p>
+            <w:pPr>
+              <w:rPr>
+                <w:lang w:val="en-US"/>
+              </w:rPr>
+            </w:pPr>
+            <w:r>
+              <w:rPr>
+                <w:lang w:val="en-US"/>
+              </w:rPr>
+              <w:t>0.1</w:t>
+            </w:r>
+          </w:p>
+        </w:tc>
+        <w:tc>
+          <w:tcPr>
+            <w:tcW w:w="709" w:type="dxa"/>
+            <w:vAlign w:val="center"/>
+          </w:tcPr>
+          <w:p>
+            <w:pPr>
+              <w:rPr>
+                <w:lang w:val="en-US"/>
+              </w:rPr>
+            </w:pPr>
+            <w:r>
+              <w:rPr>
+                <w:lang w:val="en-US"/>
+              </w:rPr>
+              <w:t>0.2</w:t>
+            </w:r>
+          </w:p>
+        </w:tc>
+        <w:tc>
+          <w:tcPr>
+            <w:tcW w:w="1417" w:type="dxa"/>
+            <w:vAlign w:val="center"/>
+          </w:tcPr>
+          <w:p>
+            <w:pPr>
+              <w:rPr>
+                <w:lang w:val="en-US"/>
+              </w:rPr>
+            </w:pPr>
+            <w:r>
+              <w:rPr>
+                <w:lang w:val="en-US"/>
+              </w:rPr>
+              <w:t>#CD853F</w:t>
+            </w:r>
+          </w:p>
+        </w:tc>
+        <w:tc>
+          <w:tcPr>
+            <w:tcW w:w="1400" w:type="dxa"/>
             <w:tcBorders>
               <w:bottom w:val="single" w:sz="4" w:space="0" w:color="auto"/>
             </w:tcBorders>
-            <w:shd w:val="clear" w:color="auto" w:fill="0070C0"/>
-          </w:tcPr>
-          <w:p>
-            <w:r>
-              <w:t>4 - Сухостой</w:t>
-            </w:r>
-          </w:p>
-        </w:tc>
-        <w:tc>
-          <w:tcPr>
-            <w:tcW w:w="2127" w:type="dxa"/>
-            <w:tcBorders>
-              <w:bottom w:val="single" w:sz="4" w:space="0" w:color="auto"/>
-            </w:tcBorders>
-            <w:shd w:val="clear" w:color="auto" w:fill="0070C0"/>
-          </w:tcPr>
-          <w:p>
-            <w:r>
-              <w:t>&lt; 0.3</w:t>
-            </w:r>
-          </w:p>
-        </w:tc>
-        <w:tc>
-          <w:tcPr>
-            <w:tcW w:w="2839" w:type="dxa"/>
-            <w:tcBorders>
-              <w:bottom w:val="single" w:sz="4" w:space="0" w:color="auto"/>
-            </w:tcBorders>
-            <w:shd w:val="clear" w:color="auto" w:fill="0070C0"/>
-          </w:tcPr>
-          <w:p>
-            <w:r>
-              <w:t>Сухостой текущий и прошлых лет</w:t>
+            <w:shd w:val="clear" w:color="auto" w:fill="CD853F"/>
+            <w:vAlign w:val="center"/>
+          </w:tcPr>
+          <w:p>
+            <w:pPr>
+              <w:rPr>
+                <w:lang w:val="en-US"/>
+              </w:rPr>
+            </w:pPr>
+            <w:r>
+              <w:rPr>
+                <w:lang w:val="en-US"/>
+              </w:rPr>
+              <w:t>Orange-brown</w:t>
             </w:r>
           </w:p>
         </w:tc>
       </w:tr>
       <w:tr>
-        <w:tc>
-          <w:tcPr>
-            <w:tcW w:w="1585" w:type="dxa"/>
-            <w:vMerge w:val="restart"/>
-            <w:shd w:val="clear" w:color="auto" w:fill="FFFF00"/>
-            <w:vAlign w:val="center"/>
-          </w:tcPr>
-          <w:p>
-            <w:pPr>
-              <w:jc w:val="center"/>
-              <w:rPr>
-                <w:b/>
-                <w:bCs/>
-                <w:lang w:val="en-US"/>
-              </w:rPr>
-            </w:pPr>
-            <w:r>
-              <w:rPr>
-                <w:b/>
-                <w:bCs/>
-                <w:lang w:val="en-US"/>
-              </w:rPr>
-              <w:t>NDWI</w:t>
-            </w:r>
-            <w:r>
-              <w:rPr>
-                <w:b/>
-                <w:bCs/>
-                <w:lang w:val="en-US"/>
-              </w:rPr>
-              <w:t>_M</w:t>
-            </w:r>
-            <w:r>
-              <w:rPr>
-                <w:b/>
-                <w:bCs/>
-                <w:lang w:val="en-US"/>
-              </w:rPr>
-              <w:t xml:space="preserve"> (McFeeters)</w:t>
-            </w:r>
-          </w:p>
-          <w:p>
-            <w:pPr>
-              <w:jc w:val="center"/>
-              <w:rPr>
-                <w:b/>
-                <w:bCs/>
-              </w:rPr>
-            </w:pPr>
-          </w:p>
-        </w:tc>
-        <w:tc>
-          <w:tcPr>
-            <w:tcW w:w="2794" w:type="dxa"/>
-            <w:shd w:val="clear" w:color="auto" w:fill="FFFF00"/>
-          </w:tcPr>
-          <w:p>
-            <w:r>
-              <w:t>1 - Здоровые</w:t>
-            </w:r>
-          </w:p>
-        </w:tc>
-        <w:tc>
-          <w:tcPr>
-            <w:tcW w:w="2127" w:type="dxa"/>
-            <w:shd w:val="clear" w:color="auto" w:fill="FFFF00"/>
-          </w:tcPr>
-          <w:p>
-            <w:r>
-              <w:t>&gt; 0.1</w:t>
-            </w:r>
-          </w:p>
-        </w:tc>
-        <w:tc>
-          <w:tcPr>
-            <w:tcW w:w="2839" w:type="dxa"/>
-            <w:shd w:val="clear" w:color="auto" w:fill="FFFF00"/>
-          </w:tcPr>
-          <w:p>
-            <w:r>
-              <w:t>Нормальное влагосодержание</w:t>
+        <w:trPr>
+          <w:jc w:val="center"/>
+        </w:trPr>
+        <w:tc>
+          <w:tcPr>
+            <w:tcW w:w="1521" w:type="dxa"/>
+            <w:vMerge/>
+            <w:vAlign w:val="center"/>
+          </w:tcPr>
+          <w:p>
+            <w:pPr>
+              <w:jc w:val="center"/>
+              <w:rPr>
+                <w:lang w:val="en-US"/>
+              </w:rPr>
+            </w:pPr>
+          </w:p>
+        </w:tc>
+        <w:tc>
+          <w:tcPr>
+            <w:tcW w:w="459" w:type="dxa"/>
+            <w:vAlign w:val="center"/>
+          </w:tcPr>
+          <w:p>
+            <w:pPr>
+              <w:jc w:val="center"/>
+              <w:rPr>
+                <w:lang w:val="en-US"/>
+              </w:rPr>
+            </w:pPr>
+            <w:r>
+              <w:rPr>
+                <w:lang w:val="en-US"/>
+              </w:rPr>
+              <w:t>6</w:t>
+            </w:r>
+          </w:p>
+        </w:tc>
+        <w:tc>
+          <w:tcPr>
+            <w:tcW w:w="2551" w:type="dxa"/>
+            <w:vAlign w:val="center"/>
+          </w:tcPr>
+          <w:p>
+            <w:pPr>
+              <w:rPr>
+                <w:lang w:val="en-US"/>
+              </w:rPr>
+            </w:pPr>
+            <w:r>
+              <w:rPr>
+                <w:lang w:val="en-US"/>
+              </w:rPr>
+              <w:t>Old Deadwood</w:t>
+            </w:r>
+          </w:p>
+        </w:tc>
+        <w:tc>
+          <w:tcPr>
+            <w:tcW w:w="709" w:type="dxa"/>
+            <w:vAlign w:val="center"/>
+          </w:tcPr>
+          <w:p>
+            <w:pPr>
+              <w:rPr>
+                <w:lang w:val="en-US"/>
+              </w:rPr>
+            </w:pPr>
+            <w:r>
+              <w:rPr>
+                <w:lang w:val="en-US"/>
+              </w:rPr>
+              <w:t>-1.0</w:t>
+            </w:r>
+          </w:p>
+        </w:tc>
+        <w:tc>
+          <w:tcPr>
+            <w:tcW w:w="709" w:type="dxa"/>
+            <w:vAlign w:val="center"/>
+          </w:tcPr>
+          <w:p>
+            <w:pPr>
+              <w:rPr>
+                <w:lang w:val="en-US"/>
+              </w:rPr>
+            </w:pPr>
+            <w:r>
+              <w:rPr>
+                <w:lang w:val="en-US"/>
+              </w:rPr>
+              <w:t>0.1</w:t>
+            </w:r>
+          </w:p>
+        </w:tc>
+        <w:tc>
+          <w:tcPr>
+            <w:tcW w:w="1417" w:type="dxa"/>
+            <w:vAlign w:val="center"/>
+          </w:tcPr>
+          <w:p>
+            <w:pPr>
+              <w:rPr>
+                <w:lang w:val="en-US"/>
+              </w:rPr>
+            </w:pPr>
+            <w:r>
+              <w:rPr>
+                <w:lang w:val="en-US"/>
+              </w:rPr>
+              <w:t>#8B4513</w:t>
+            </w:r>
+          </w:p>
+        </w:tc>
+        <w:tc>
+          <w:tcPr>
+            <w:tcW w:w="1400" w:type="dxa"/>
+            <w:shd w:val="clear" w:color="auto" w:fill="8B4513"/>
+            <w:vAlign w:val="center"/>
+          </w:tcPr>
+          <w:p>
+            <w:pPr>
+              <w:rPr>
+                <w:lang w:val="en-US"/>
+              </w:rPr>
+            </w:pPr>
+            <w:r>
+              <w:rPr>
+                <w:lang w:val="en-US"/>
+              </w:rPr>
+              <w:t>Dark brown</w:t>
             </w:r>
           </w:p>
         </w:tc>
       </w:tr>
       <w:tr>
-        <w:tc>
-          <w:tcPr>
-            <w:tcW w:w="1585" w:type="dxa"/>
-            <w:vMerge/>
-            <w:shd w:val="clear" w:color="auto" w:fill="FFFF00"/>
-            <w:vAlign w:val="center"/>
-          </w:tcPr>
-          <w:p>
-            <w:pPr>
-              <w:jc w:val="center"/>
-              <w:rPr>
-                <w:b/>
-                <w:bCs/>
-              </w:rPr>
-            </w:pPr>
-          </w:p>
-        </w:tc>
-        <w:tc>
-          <w:tcPr>
-            <w:tcW w:w="2794" w:type="dxa"/>
-            <w:shd w:val="clear" w:color="auto" w:fill="FFFF00"/>
-          </w:tcPr>
-          <w:p>
-            <w:r>
-              <w:t>2 - Ослабленные</w:t>
-            </w:r>
-          </w:p>
-        </w:tc>
-        <w:tc>
-          <w:tcPr>
-            <w:tcW w:w="2127" w:type="dxa"/>
-            <w:shd w:val="clear" w:color="auto" w:fill="FFFF00"/>
-          </w:tcPr>
-          <w:p>
-            <w:r>
-              <w:t>-0.1 до 0.1</w:t>
-            </w:r>
-          </w:p>
-        </w:tc>
-        <w:tc>
-          <w:tcPr>
-            <w:tcW w:w="2839" w:type="dxa"/>
-            <w:shd w:val="clear" w:color="auto" w:fill="FFFF00"/>
-          </w:tcPr>
-          <w:p>
-            <w:r>
-              <w:t>Начало водного стресса</w:t>
+        <w:trPr>
+          <w:jc w:val="center"/>
+        </w:trPr>
+        <w:tc>
+          <w:tcPr>
+            <w:tcW w:w="1521" w:type="dxa"/>
+            <w:vMerge w:val="restart"/>
+            <w:vAlign w:val="center"/>
+          </w:tcPr>
+          <w:p>
+            <w:pPr>
+              <w:jc w:val="center"/>
+              <w:rPr>
+                <w:lang w:val="en-US"/>
+              </w:rPr>
+            </w:pPr>
+            <w:r>
+              <w:rPr>
+                <w:lang w:val="en-US"/>
+              </w:rPr>
+              <w:t>DSWI</w:t>
+            </w:r>
+          </w:p>
+          <w:p>
+            <w:pPr>
+              <w:jc w:val="center"/>
+              <w:rPr>
+                <w:lang w:val="en-US"/>
+              </w:rPr>
+            </w:pPr>
+          </w:p>
+        </w:tc>
+        <w:tc>
+          <w:tcPr>
+            <w:tcW w:w="459" w:type="dxa"/>
+            <w:vAlign w:val="center"/>
+          </w:tcPr>
+          <w:p>
+            <w:pPr>
+              <w:jc w:val="center"/>
+              <w:rPr>
+                <w:lang w:val="en-US"/>
+              </w:rPr>
+            </w:pPr>
+            <w:r>
+              <w:rPr>
+                <w:lang w:val="en-US"/>
+              </w:rPr>
+              <w:t>1</w:t>
+            </w:r>
+          </w:p>
+        </w:tc>
+        <w:tc>
+          <w:tcPr>
+            <w:tcW w:w="2551" w:type="dxa"/>
+            <w:vAlign w:val="center"/>
+          </w:tcPr>
+          <w:p>
+            <w:pPr>
+              <w:rPr>
+                <w:lang w:val="en-US"/>
+              </w:rPr>
+            </w:pPr>
+            <w:r>
+              <w:rPr>
+                <w:lang w:val="en-US"/>
+              </w:rPr>
+              <w:t>Healthy</w:t>
+            </w:r>
+          </w:p>
+        </w:tc>
+        <w:tc>
+          <w:tcPr>
+            <w:tcW w:w="709" w:type="dxa"/>
+            <w:vAlign w:val="center"/>
+          </w:tcPr>
+          <w:p>
+            <w:pPr>
+              <w:rPr>
+                <w:lang w:val="en-US"/>
+              </w:rPr>
+            </w:pPr>
+            <w:r>
+              <w:rPr>
+                <w:lang w:val="en-US"/>
+              </w:rPr>
+              <w:t>1.5</w:t>
+            </w:r>
+          </w:p>
+        </w:tc>
+        <w:tc>
+          <w:tcPr>
+            <w:tcW w:w="709" w:type="dxa"/>
+            <w:vAlign w:val="center"/>
+          </w:tcPr>
+          <w:p>
+            <w:pPr>
+              <w:rPr>
+                <w:lang w:val="en-US"/>
+              </w:rPr>
+            </w:pPr>
+            <w:r>
+              <w:rPr>
+                <w:lang w:val="en-US"/>
+              </w:rPr>
+              <w:t>3.0</w:t>
+            </w:r>
+          </w:p>
+        </w:tc>
+        <w:tc>
+          <w:tcPr>
+            <w:tcW w:w="1417" w:type="dxa"/>
+            <w:vAlign w:val="center"/>
+          </w:tcPr>
+          <w:p>
+            <w:pPr>
+              <w:rPr>
+                <w:lang w:val="en-US"/>
+              </w:rPr>
+            </w:pPr>
+            <w:r>
+              <w:rPr>
+                <w:lang w:val="en-US"/>
+              </w:rPr>
+              <w:t>#008000</w:t>
+            </w:r>
+          </w:p>
+        </w:tc>
+        <w:tc>
+          <w:tcPr>
+            <w:tcW w:w="1400" w:type="dxa"/>
+            <w:vAlign w:val="center"/>
+          </w:tcPr>
+          <w:p>
+            <w:pPr>
+              <w:rPr>
+                <w:lang w:val="en-US"/>
+              </w:rPr>
+            </w:pPr>
+            <w:r>
+              <w:rPr>
+                <w:lang w:val="en-US"/>
+              </w:rPr>
+              <w:t>Green</w:t>
             </w:r>
           </w:p>
         </w:tc>
       </w:tr>
       <w:tr>
-        <w:tc>
-          <w:tcPr>
-            <w:tcW w:w="1585" w:type="dxa"/>
+        <w:trPr>
+          <w:jc w:val="center"/>
+        </w:trPr>
+        <w:tc>
+          <w:tcPr>
+            <w:tcW w:w="1521" w:type="dxa"/>
             <w:vMerge/>
-            <w:shd w:val="clear" w:color="auto" w:fill="FFFF00"/>
-            <w:vAlign w:val="center"/>
-          </w:tcPr>
-          <w:p>
-            <w:pPr>
-              <w:jc w:val="center"/>
-              <w:rPr>
-                <w:b/>
-                <w:bCs/>
-              </w:rPr>
-            </w:pPr>
-          </w:p>
-        </w:tc>
-        <w:tc>
-          <w:tcPr>
-            <w:tcW w:w="2794" w:type="dxa"/>
-            <w:shd w:val="clear" w:color="auto" w:fill="FFFF00"/>
-          </w:tcPr>
-          <w:p>
-            <w:r>
-              <w:t>3 - Сильно ослабленные</w:t>
-            </w:r>
-          </w:p>
-        </w:tc>
-        <w:tc>
-          <w:tcPr>
-            <w:tcW w:w="2127" w:type="dxa"/>
-            <w:shd w:val="clear" w:color="auto" w:fill="FFFF00"/>
-          </w:tcPr>
-          <w:p>
-            <w:r>
-              <w:t>-0.3 до -0.1</w:t>
-            </w:r>
-          </w:p>
-        </w:tc>
-        <w:tc>
-          <w:tcPr>
-            <w:tcW w:w="2839" w:type="dxa"/>
-            <w:shd w:val="clear" w:color="auto" w:fill="FFFF00"/>
-          </w:tcPr>
-          <w:p>
-            <w:r>
-              <w:t>Выраженный дефицит влаги</w:t>
+            <w:vAlign w:val="center"/>
+          </w:tcPr>
+          <w:p>
+            <w:pPr>
+              <w:jc w:val="center"/>
+              <w:rPr>
+                <w:lang w:val="en-US"/>
+              </w:rPr>
+            </w:pPr>
+          </w:p>
+        </w:tc>
+        <w:tc>
+          <w:tcPr>
+            <w:tcW w:w="459" w:type="dxa"/>
+            <w:vAlign w:val="center"/>
+          </w:tcPr>
+          <w:p>
+            <w:pPr>
+              <w:jc w:val="center"/>
+              <w:rPr>
+                <w:lang w:val="en-US"/>
+              </w:rPr>
+            </w:pPr>
+            <w:r>
+              <w:rPr>
+                <w:lang w:val="en-US"/>
+              </w:rPr>
+              <w:t>2</w:t>
+            </w:r>
+          </w:p>
+        </w:tc>
+        <w:tc>
+          <w:tcPr>
+            <w:tcW w:w="2551" w:type="dxa"/>
+            <w:vAlign w:val="center"/>
+          </w:tcPr>
+          <w:p>
+            <w:pPr>
+              <w:rPr>
+                <w:lang w:val="en-US"/>
+              </w:rPr>
+            </w:pPr>
+            <w:r>
+              <w:rPr>
+                <w:lang w:val="en-US"/>
+              </w:rPr>
+              <w:t>Weakened</w:t>
+            </w:r>
+          </w:p>
+        </w:tc>
+        <w:tc>
+          <w:tcPr>
+            <w:tcW w:w="709" w:type="dxa"/>
+            <w:vAlign w:val="center"/>
+          </w:tcPr>
+          <w:p>
+            <w:pPr>
+              <w:rPr>
+                <w:lang w:val="en-US"/>
+              </w:rPr>
+            </w:pPr>
+            <w:r>
+              <w:rPr>
+                <w:lang w:val="en-US"/>
+              </w:rPr>
+              <w:t>1.2</w:t>
+            </w:r>
+          </w:p>
+        </w:tc>
+        <w:tc>
+          <w:tcPr>
+            <w:tcW w:w="709" w:type="dxa"/>
+            <w:vAlign w:val="center"/>
+          </w:tcPr>
+          <w:p>
+            <w:pPr>
+              <w:rPr>
+                <w:lang w:val="en-US"/>
+              </w:rPr>
+            </w:pPr>
+            <w:r>
+              <w:rPr>
+                <w:lang w:val="en-US"/>
+              </w:rPr>
+              <w:t>1.5</w:t>
+            </w:r>
+          </w:p>
+        </w:tc>
+        <w:tc>
+          <w:tcPr>
+            <w:tcW w:w="1417" w:type="dxa"/>
+            <w:vAlign w:val="center"/>
+          </w:tcPr>
+          <w:p>
+            <w:pPr>
+              <w:rPr>
+                <w:lang w:val="en-US"/>
+              </w:rPr>
+            </w:pPr>
+            <w:r>
+              <w:rPr>
+                <w:lang w:val="en-US"/>
+              </w:rPr>
+              <w:t>#90EE90</w:t>
+            </w:r>
+          </w:p>
+        </w:tc>
+        <w:tc>
+          <w:tcPr>
+            <w:tcW w:w="1400" w:type="dxa"/>
+            <w:vAlign w:val="center"/>
+          </w:tcPr>
+          <w:p>
+            <w:pPr>
+              <w:rPr>
+                <w:lang w:val="en-US"/>
+              </w:rPr>
+            </w:pPr>
+            <w:r>
+              <w:rPr>
+                <w:lang w:val="en-US"/>
+              </w:rPr>
+              <w:t>Light Green</w:t>
             </w:r>
           </w:p>
         </w:tc>
       </w:tr>
       <w:tr>
-        <w:tc>
-          <w:tcPr>
-            <w:tcW w:w="1585" w:type="dxa"/>
+        <w:trPr>
+          <w:jc w:val="center"/>
+        </w:trPr>
+        <w:tc>
+          <w:tcPr>
+            <w:tcW w:w="1521" w:type="dxa"/>
             <w:vMerge/>
-            <w:tcBorders>
-              <w:bottom w:val="single" w:sz="4" w:space="0" w:color="auto"/>
-            </w:tcBorders>
-            <w:shd w:val="clear" w:color="auto" w:fill="FFFF00"/>
-            <w:vAlign w:val="center"/>
-          </w:tcPr>
-          <w:p>
-            <w:pPr>
-              <w:jc w:val="center"/>
-              <w:rPr>
-                <w:b/>
-                <w:bCs/>
-              </w:rPr>
-            </w:pPr>
-          </w:p>
-        </w:tc>
-        <w:tc>
-          <w:tcPr>
-            <w:tcW w:w="2794" w:type="dxa"/>
-            <w:tcBorders>
-              <w:bottom w:val="single" w:sz="4" w:space="0" w:color="auto"/>
-            </w:tcBorders>
-            <w:shd w:val="clear" w:color="auto" w:fill="FFFF00"/>
-          </w:tcPr>
-          <w:p>
-            <w:r>
-              <w:t>4 - Сухостой</w:t>
-            </w:r>
-          </w:p>
-        </w:tc>
-        <w:tc>
-          <w:tcPr>
-            <w:tcW w:w="2127" w:type="dxa"/>
-            <w:tcBorders>
-              <w:bottom w:val="single" w:sz="4" w:space="0" w:color="auto"/>
-            </w:tcBorders>
-            <w:shd w:val="clear" w:color="auto" w:fill="FFFF00"/>
-          </w:tcPr>
-          <w:p>
-            <w:r>
-              <w:t>&lt; -0.3</w:t>
-            </w:r>
-          </w:p>
-        </w:tc>
-        <w:tc>
-          <w:tcPr>
-            <w:tcW w:w="2839" w:type="dxa"/>
-            <w:tcBorders>
-              <w:bottom w:val="single" w:sz="4" w:space="0" w:color="auto"/>
-            </w:tcBorders>
-            <w:shd w:val="clear" w:color="auto" w:fill="FFFF00"/>
-          </w:tcPr>
-          <w:p>
-            <w:r>
-              <w:t>Критическая потеря влаги</w:t>
+            <w:vAlign w:val="center"/>
+          </w:tcPr>
+          <w:p>
+            <w:pPr>
+              <w:jc w:val="center"/>
+              <w:rPr>
+                <w:lang w:val="en-US"/>
+              </w:rPr>
+            </w:pPr>
+          </w:p>
+        </w:tc>
+        <w:tc>
+          <w:tcPr>
+            <w:tcW w:w="459" w:type="dxa"/>
+            <w:vAlign w:val="center"/>
+          </w:tcPr>
+          <w:p>
+            <w:pPr>
+              <w:jc w:val="center"/>
+              <w:rPr>
+                <w:lang w:val="en-US"/>
+              </w:rPr>
+            </w:pPr>
+            <w:r>
+              <w:rPr>
+                <w:lang w:val="en-US"/>
+              </w:rPr>
+              <w:t>3</w:t>
+            </w:r>
+          </w:p>
+        </w:tc>
+        <w:tc>
+          <w:tcPr>
+            <w:tcW w:w="2551" w:type="dxa"/>
+            <w:vAlign w:val="center"/>
+          </w:tcPr>
+          <w:p>
+            <w:pPr>
+              <w:rPr>
+                <w:lang w:val="en-US"/>
+              </w:rPr>
+            </w:pPr>
+            <w:r>
+              <w:rPr>
+                <w:lang w:val="en-US"/>
+              </w:rPr>
+              <w:t>Severely Weakened</w:t>
+            </w:r>
+          </w:p>
+        </w:tc>
+        <w:tc>
+          <w:tcPr>
+            <w:tcW w:w="709" w:type="dxa"/>
+            <w:vAlign w:val="center"/>
+          </w:tcPr>
+          <w:p>
+            <w:pPr>
+              <w:rPr>
+                <w:lang w:val="en-US"/>
+              </w:rPr>
+            </w:pPr>
+            <w:r>
+              <w:rPr>
+                <w:lang w:val="en-US"/>
+              </w:rPr>
+              <w:t>1.0</w:t>
+            </w:r>
+          </w:p>
+        </w:tc>
+        <w:tc>
+          <w:tcPr>
+            <w:tcW w:w="709" w:type="dxa"/>
+            <w:vAlign w:val="center"/>
+          </w:tcPr>
+          <w:p>
+            <w:pPr>
+              <w:rPr>
+                <w:lang w:val="en-US"/>
+              </w:rPr>
+            </w:pPr>
+            <w:r>
+              <w:rPr>
+                <w:lang w:val="en-US"/>
+              </w:rPr>
+              <w:t>1.2</w:t>
+            </w:r>
+          </w:p>
+        </w:tc>
+        <w:tc>
+          <w:tcPr>
+            <w:tcW w:w="1417" w:type="dxa"/>
+            <w:vAlign w:val="center"/>
+          </w:tcPr>
+          <w:p>
+            <w:pPr>
+              <w:rPr>
+                <w:lang w:val="en-US"/>
+              </w:rPr>
+            </w:pPr>
+            <w:r>
+              <w:rPr>
+                <w:lang w:val="en-US"/>
+              </w:rPr>
+              <w:t>#9ACD32</w:t>
+            </w:r>
+          </w:p>
+        </w:tc>
+        <w:tc>
+          <w:tcPr>
+            <w:tcW w:w="1400" w:type="dxa"/>
+            <w:vAlign w:val="center"/>
+          </w:tcPr>
+          <w:p>
+            <w:pPr>
+              <w:rPr>
+                <w:lang w:val="en-US"/>
+              </w:rPr>
+            </w:pPr>
+            <w:r>
+              <w:rPr>
+                <w:lang w:val="en-US"/>
+              </w:rPr>
+              <w:t>Yellow-green</w:t>
             </w:r>
           </w:p>
         </w:tc>
       </w:tr>
       <w:tr>
-        <w:tc>
-          <w:tcPr>
-            <w:tcW w:w="1585" w:type="dxa"/>
-            <w:vMerge w:val="restart"/>
-            <w:shd w:val="clear" w:color="auto" w:fill="00B050"/>
-            <w:vAlign w:val="center"/>
-          </w:tcPr>
-          <w:p>
-            <w:pPr>
-              <w:jc w:val="center"/>
-              <w:rPr>
-                <w:b/>
-                <w:bCs/>
-              </w:rPr>
-            </w:pPr>
-            <w:r>
-              <w:rPr>
-                <w:b/>
-                <w:bCs/>
-              </w:rPr>
-              <w:t>EVI</w:t>
-            </w:r>
-          </w:p>
-          <w:p>
-            <w:pPr>
-              <w:jc w:val="center"/>
-              <w:rPr>
-                <w:b/>
-                <w:bCs/>
-              </w:rPr>
-            </w:pPr>
-          </w:p>
-        </w:tc>
-        <w:tc>
-          <w:tcPr>
-            <w:tcW w:w="2794" w:type="dxa"/>
-            <w:shd w:val="clear" w:color="auto" w:fill="00B050"/>
-          </w:tcPr>
-          <w:p>
-            <w:r>
-              <w:t>1 - Здоровые</w:t>
-            </w:r>
-          </w:p>
-        </w:tc>
-        <w:tc>
-          <w:tcPr>
-            <w:tcW w:w="2127" w:type="dxa"/>
-            <w:shd w:val="clear" w:color="auto" w:fill="00B050"/>
-          </w:tcPr>
-          <w:p>
-            <w:r>
-              <w:t>&gt; 0.3</w:t>
-            </w:r>
-          </w:p>
-        </w:tc>
-        <w:tc>
-          <w:tcPr>
-            <w:tcW w:w="2839" w:type="dxa"/>
-            <w:shd w:val="clear" w:color="auto" w:fill="00B050"/>
-          </w:tcPr>
-          <w:p>
-            <w:r>
-              <w:t>Высокая биомасса</w:t>
+        <w:trPr>
+          <w:jc w:val="center"/>
+        </w:trPr>
+        <w:tc>
+          <w:tcPr>
+            <w:tcW w:w="1521" w:type="dxa"/>
+            <w:vMerge/>
+            <w:vAlign w:val="center"/>
+          </w:tcPr>
+          <w:p>
+            <w:pPr>
+              <w:jc w:val="center"/>
+              <w:rPr>
+                <w:lang w:val="en-US"/>
+              </w:rPr>
+            </w:pPr>
+          </w:p>
+        </w:tc>
+        <w:tc>
+          <w:tcPr>
+            <w:tcW w:w="459" w:type="dxa"/>
+            <w:vAlign w:val="center"/>
+          </w:tcPr>
+          <w:p>
+            <w:pPr>
+              <w:jc w:val="center"/>
+              <w:rPr>
+                <w:lang w:val="en-US"/>
+              </w:rPr>
+            </w:pPr>
+            <w:r>
+              <w:rPr>
+                <w:lang w:val="en-US"/>
+              </w:rPr>
+              <w:t>4</w:t>
+            </w:r>
+          </w:p>
+        </w:tc>
+        <w:tc>
+          <w:tcPr>
+            <w:tcW w:w="2551" w:type="dxa"/>
+            <w:vAlign w:val="center"/>
+          </w:tcPr>
+          <w:p>
+            <w:pPr>
+              <w:rPr>
+                <w:lang w:val="en-US"/>
+              </w:rPr>
+            </w:pPr>
+            <w:r>
+              <w:rPr>
+                <w:lang w:val="en-US"/>
+              </w:rPr>
+              <w:t>Dying</w:t>
+            </w:r>
+          </w:p>
+        </w:tc>
+        <w:tc>
+          <w:tcPr>
+            <w:tcW w:w="709" w:type="dxa"/>
+            <w:vAlign w:val="center"/>
+          </w:tcPr>
+          <w:p>
+            <w:pPr>
+              <w:rPr>
+                <w:lang w:val="en-US"/>
+              </w:rPr>
+            </w:pPr>
+            <w:r>
+              <w:rPr>
+                <w:lang w:val="en-US"/>
+              </w:rPr>
+              <w:t>0.8</w:t>
+            </w:r>
+          </w:p>
+        </w:tc>
+        <w:tc>
+          <w:tcPr>
+            <w:tcW w:w="709" w:type="dxa"/>
+            <w:vAlign w:val="center"/>
+          </w:tcPr>
+          <w:p>
+            <w:pPr>
+              <w:rPr>
+                <w:lang w:val="en-US"/>
+              </w:rPr>
+            </w:pPr>
+            <w:r>
+              <w:rPr>
+                <w:lang w:val="en-US"/>
+              </w:rPr>
+              <w:t>1.0</w:t>
+            </w:r>
+          </w:p>
+        </w:tc>
+        <w:tc>
+          <w:tcPr>
+            <w:tcW w:w="1417" w:type="dxa"/>
+            <w:vAlign w:val="center"/>
+          </w:tcPr>
+          <w:p>
+            <w:pPr>
+              <w:rPr>
+                <w:lang w:val="en-US"/>
+              </w:rPr>
+            </w:pPr>
+            <w:r>
+              <w:rPr>
+                <w:lang w:val="en-US"/>
+              </w:rPr>
+              <w:t>#FFD700</w:t>
+            </w:r>
+          </w:p>
+        </w:tc>
+        <w:tc>
+          <w:tcPr>
+            <w:tcW w:w="1400" w:type="dxa"/>
+            <w:vAlign w:val="center"/>
+          </w:tcPr>
+          <w:p>
+            <w:pPr>
+              <w:rPr>
+                <w:lang w:val="en-US"/>
+              </w:rPr>
+            </w:pPr>
+            <w:r>
+              <w:rPr>
+                <w:lang w:val="en-US"/>
+              </w:rPr>
+              <w:t>Yellow</w:t>
             </w:r>
           </w:p>
         </w:tc>
       </w:tr>
       <w:tr>
-        <w:tc>
-          <w:tcPr>
-            <w:tcW w:w="1585" w:type="dxa"/>
+        <w:trPr>
+          <w:jc w:val="center"/>
+        </w:trPr>
+        <w:tc>
+          <w:tcPr>
+            <w:tcW w:w="1521" w:type="dxa"/>
             <w:vMerge/>
-            <w:shd w:val="clear" w:color="auto" w:fill="00B050"/>
-            <w:vAlign w:val="center"/>
-          </w:tcPr>
-          <w:p>
-            <w:pPr>
-              <w:jc w:val="center"/>
-              <w:rPr>
-                <w:b/>
-                <w:bCs/>
-              </w:rPr>
-            </w:pPr>
-          </w:p>
-        </w:tc>
-        <w:tc>
-          <w:tcPr>
-            <w:tcW w:w="2794" w:type="dxa"/>
-            <w:shd w:val="clear" w:color="auto" w:fill="00B050"/>
-          </w:tcPr>
-          <w:p>
-            <w:r>
-              <w:t>2 - Ослабленные</w:t>
-            </w:r>
-          </w:p>
-        </w:tc>
-        <w:tc>
-          <w:tcPr>
-            <w:tcW w:w="2127" w:type="dxa"/>
-            <w:shd w:val="clear" w:color="auto" w:fill="00B050"/>
-          </w:tcPr>
-          <w:p>
-            <w:r>
-              <w:t>0.2 – 0.3</w:t>
-            </w:r>
-          </w:p>
-        </w:tc>
-        <w:tc>
-          <w:tcPr>
-            <w:tcW w:w="2839" w:type="dxa"/>
-            <w:shd w:val="clear" w:color="auto" w:fill="00B050"/>
-          </w:tcPr>
-          <w:p>
-            <w:r>
-              <w:t>Среднеповрежденные</w:t>
+            <w:vAlign w:val="center"/>
+          </w:tcPr>
+          <w:p>
+            <w:pPr>
+              <w:jc w:val="center"/>
+              <w:rPr>
+                <w:lang w:val="en-US"/>
+              </w:rPr>
+            </w:pPr>
+          </w:p>
+        </w:tc>
+        <w:tc>
+          <w:tcPr>
+            <w:tcW w:w="459" w:type="dxa"/>
+            <w:vAlign w:val="center"/>
+          </w:tcPr>
+          <w:p>
+            <w:pPr>
+              <w:jc w:val="center"/>
+              <w:rPr>
+                <w:lang w:val="en-US"/>
+              </w:rPr>
+            </w:pPr>
+            <w:r>
+              <w:rPr>
+                <w:lang w:val="en-US"/>
+              </w:rPr>
+              <w:t>5</w:t>
+            </w:r>
+          </w:p>
+        </w:tc>
+        <w:tc>
+          <w:tcPr>
+            <w:tcW w:w="2551" w:type="dxa"/>
+            <w:vAlign w:val="center"/>
+          </w:tcPr>
+          <w:p>
+            <w:pPr>
+              <w:rPr>
+                <w:lang w:val="en-US"/>
+              </w:rPr>
+            </w:pPr>
+            <w:r>
+              <w:rPr>
+                <w:lang w:val="en-US"/>
+              </w:rPr>
+              <w:t>Fresh Deadwood</w:t>
+            </w:r>
+          </w:p>
+        </w:tc>
+        <w:tc>
+          <w:tcPr>
+            <w:tcW w:w="709" w:type="dxa"/>
+            <w:vAlign w:val="center"/>
+          </w:tcPr>
+          <w:p>
+            <w:pPr>
+              <w:rPr>
+                <w:lang w:val="en-US"/>
+              </w:rPr>
+            </w:pPr>
+            <w:r>
+              <w:rPr>
+                <w:lang w:val="en-US"/>
+              </w:rPr>
+              <w:t>0.6</w:t>
+            </w:r>
+          </w:p>
+        </w:tc>
+        <w:tc>
+          <w:tcPr>
+            <w:tcW w:w="709" w:type="dxa"/>
+            <w:vAlign w:val="center"/>
+          </w:tcPr>
+          <w:p>
+            <w:pPr>
+              <w:rPr>
+                <w:lang w:val="en-US"/>
+              </w:rPr>
+            </w:pPr>
+            <w:r>
+              <w:rPr>
+                <w:lang w:val="en-US"/>
+              </w:rPr>
+              <w:t>0.8</w:t>
+            </w:r>
+          </w:p>
+        </w:tc>
+        <w:tc>
+          <w:tcPr>
+            <w:tcW w:w="1417" w:type="dxa"/>
+            <w:vAlign w:val="center"/>
+          </w:tcPr>
+          <w:p>
+            <w:pPr>
+              <w:rPr>
+                <w:lang w:val="en-US"/>
+              </w:rPr>
+            </w:pPr>
+            <w:r>
+              <w:rPr>
+                <w:lang w:val="en-US"/>
+              </w:rPr>
+              <w:t>#CD853F</w:t>
+            </w:r>
+          </w:p>
+        </w:tc>
+        <w:tc>
+          <w:tcPr>
+            <w:tcW w:w="1400" w:type="dxa"/>
+            <w:vAlign w:val="center"/>
+          </w:tcPr>
+          <w:p>
+            <w:pPr>
+              <w:rPr>
+                <w:lang w:val="en-US"/>
+              </w:rPr>
+            </w:pPr>
+            <w:r>
+              <w:rPr>
+                <w:lang w:val="en-US"/>
+              </w:rPr>
+              <w:t>Orange-brown</w:t>
             </w:r>
           </w:p>
         </w:tc>
       </w:tr>
       <w:tr>
-        <w:tc>
-          <w:tcPr>
-            <w:tcW w:w="1585" w:type="dxa"/>
+        <w:trPr>
+          <w:jc w:val="center"/>
+        </w:trPr>
+        <w:tc>
+          <w:tcPr>
+            <w:tcW w:w="1521" w:type="dxa"/>
             <w:vMerge/>
-            <w:shd w:val="clear" w:color="auto" w:fill="00B050"/>
-            <w:vAlign w:val="center"/>
-          </w:tcPr>
-          <w:p>
-            <w:pPr>
-              <w:jc w:val="center"/>
-              <w:rPr>
-                <w:b/>
-                <w:bCs/>
-              </w:rPr>
-            </w:pPr>
-          </w:p>
-        </w:tc>
-        <w:tc>
-          <w:tcPr>
-            <w:tcW w:w="2794" w:type="dxa"/>
-            <w:shd w:val="clear" w:color="auto" w:fill="00B050"/>
-          </w:tcPr>
-          <w:p>
-            <w:r>
-              <w:t>3 - Сильно ослабленные</w:t>
-            </w:r>
-          </w:p>
-        </w:tc>
-        <w:tc>
-          <w:tcPr>
-            <w:tcW w:w="2127" w:type="dxa"/>
-            <w:shd w:val="clear" w:color="auto" w:fill="00B050"/>
-          </w:tcPr>
-          <w:p>
-            <w:r>
-              <w:t>0.1 – 0.2</w:t>
-            </w:r>
-          </w:p>
-        </w:tc>
-        <w:tc>
-          <w:tcPr>
-            <w:tcW w:w="2839" w:type="dxa"/>
-            <w:shd w:val="clear" w:color="auto" w:fill="00B050"/>
-          </w:tcPr>
-          <w:p>
-            <w:r>
-              <w:t>Сильно поврежденные</w:t>
+            <w:vAlign w:val="center"/>
+          </w:tcPr>
+          <w:p>
+            <w:pPr>
+              <w:jc w:val="center"/>
+              <w:rPr>
+                <w:lang w:val="en-US"/>
+              </w:rPr>
+            </w:pPr>
+          </w:p>
+        </w:tc>
+        <w:tc>
+          <w:tcPr>
+            <w:tcW w:w="459" w:type="dxa"/>
+            <w:vAlign w:val="center"/>
+          </w:tcPr>
+          <w:p>
+            <w:pPr>
+              <w:jc w:val="center"/>
+              <w:rPr>
+                <w:lang w:val="en-US"/>
+              </w:rPr>
+            </w:pPr>
+            <w:r>
+              <w:rPr>
+                <w:lang w:val="en-US"/>
+              </w:rPr>
+              <w:t>6</w:t>
+            </w:r>
+          </w:p>
+        </w:tc>
+        <w:tc>
+          <w:tcPr>
+            <w:tcW w:w="2551" w:type="dxa"/>
+            <w:vAlign w:val="center"/>
+          </w:tcPr>
+          <w:p>
+            <w:pPr>
+              <w:rPr>
+                <w:lang w:val="en-US"/>
+              </w:rPr>
+            </w:pPr>
+            <w:r>
+              <w:rPr>
+                <w:lang w:val="en-US"/>
+              </w:rPr>
+              <w:t>Old Deadwood</w:t>
+            </w:r>
+          </w:p>
+        </w:tc>
+        <w:tc>
+          <w:tcPr>
+            <w:tcW w:w="709" w:type="dxa"/>
+            <w:vAlign w:val="center"/>
+          </w:tcPr>
+          <w:p>
+            <w:pPr>
+              <w:rPr>
+                <w:lang w:val="en-US"/>
+              </w:rPr>
+            </w:pPr>
+            <w:r>
+              <w:rPr>
+                <w:lang w:val="en-US"/>
+              </w:rPr>
+              <w:t>0.0</w:t>
+            </w:r>
+          </w:p>
+        </w:tc>
+        <w:tc>
+          <w:tcPr>
+            <w:tcW w:w="709" w:type="dxa"/>
+            <w:vAlign w:val="center"/>
+          </w:tcPr>
+          <w:p>
+            <w:pPr>
+              <w:rPr>
+                <w:lang w:val="en-US"/>
+              </w:rPr>
+            </w:pPr>
+            <w:r>
+              <w:rPr>
+                <w:lang w:val="en-US"/>
+              </w:rPr>
+              <w:t>0.6</w:t>
+            </w:r>
+          </w:p>
+        </w:tc>
+        <w:tc>
+          <w:tcPr>
+            <w:tcW w:w="1417" w:type="dxa"/>
+            <w:vAlign w:val="center"/>
+          </w:tcPr>
+          <w:p>
+            <w:pPr>
+              <w:rPr>
+                <w:lang w:val="en-US"/>
+              </w:rPr>
+            </w:pPr>
+            <w:r>
+              <w:rPr>
+                <w:lang w:val="en-US"/>
+              </w:rPr>
+              <w:t>#8B4513</w:t>
+            </w:r>
+          </w:p>
+        </w:tc>
+        <w:tc>
+          <w:tcPr>
+            <w:tcW w:w="1400" w:type="dxa"/>
+            <w:vAlign w:val="center"/>
+          </w:tcPr>
+          <w:p>
+            <w:pPr>
+              <w:rPr>
+                <w:lang w:val="en-US"/>
+              </w:rPr>
+            </w:pPr>
+            <w:r>
+              <w:rPr>
+                <w:lang w:val="en-US"/>
+              </w:rPr>
+              <w:t>Dark brown</w:t>
             </w:r>
           </w:p>
         </w:tc>
       </w:tr>
       <w:tr>
-        <w:tc>
-          <w:tcPr>
-            <w:tcW w:w="1585" w:type="dxa"/>
-            <w:vMerge/>
-            <w:tcBorders>
-              <w:bottom w:val="single" w:sz="4" w:space="0" w:color="auto"/>
-            </w:tcBorders>
-            <w:shd w:val="clear" w:color="auto" w:fill="00B050"/>
-            <w:vAlign w:val="center"/>
-          </w:tcPr>
-          <w:p>
-            <w:pPr>
-              <w:jc w:val="center"/>
-              <w:rPr>
-                <w:b/>
-                <w:bCs/>
-              </w:rPr>
-            </w:pPr>
-          </w:p>
-        </w:tc>
-        <w:tc>
-          <w:tcPr>
-            <w:tcW w:w="2794" w:type="dxa"/>
-            <w:tcBorders>
-              <w:bottom w:val="single" w:sz="4" w:space="0" w:color="auto"/>
-            </w:tcBorders>
-            <w:shd w:val="clear" w:color="auto" w:fill="00B050"/>
-          </w:tcPr>
-          <w:p>
-            <w:r>
-              <w:t>4 - Сухостой</w:t>
-            </w:r>
-          </w:p>
-        </w:tc>
-        <w:tc>
-          <w:tcPr>
-            <w:tcW w:w="2127" w:type="dxa"/>
-            <w:tcBorders>
-              <w:bottom w:val="single" w:sz="4" w:space="0" w:color="auto"/>
-            </w:tcBorders>
-            <w:shd w:val="clear" w:color="auto" w:fill="00B050"/>
-          </w:tcPr>
-          <w:p>
-            <w:r>
-              <w:t>&lt; 0.1</w:t>
-            </w:r>
-          </w:p>
-        </w:tc>
-        <w:tc>
-          <w:tcPr>
-            <w:tcW w:w="2839" w:type="dxa"/>
-            <w:tcBorders>
-              <w:bottom w:val="single" w:sz="4" w:space="0" w:color="auto"/>
-            </w:tcBorders>
-            <w:shd w:val="clear" w:color="auto" w:fill="00B050"/>
-          </w:tcPr>
-          <w:p>
-            <w:r>
-              <w:t>Погибший лес</w:t>
+        <w:trPr>
+          <w:jc w:val="center"/>
+        </w:trPr>
+        <w:tc>
+          <w:tcPr>
+            <w:tcW w:w="1521" w:type="dxa"/>
+            <w:vMerge w:val="restart"/>
+            <w:vAlign w:val="center"/>
+          </w:tcPr>
+          <w:p>
+            <w:pPr>
+              <w:jc w:val="center"/>
+              <w:rPr>
+                <w:lang w:val="en-US"/>
+              </w:rPr>
+            </w:pPr>
+            <w:r>
+              <w:rPr>
+                <w:lang w:val="en-US"/>
+              </w:rPr>
+              <w:t>SWVI</w:t>
+            </w:r>
+          </w:p>
+          <w:p>
+            <w:pPr>
+              <w:jc w:val="center"/>
+              <w:rPr>
+                <w:lang w:val="en-US"/>
+              </w:rPr>
+            </w:pPr>
+          </w:p>
+        </w:tc>
+        <w:tc>
+          <w:tcPr>
+            <w:tcW w:w="459" w:type="dxa"/>
+            <w:vAlign w:val="center"/>
+          </w:tcPr>
+          <w:p>
+            <w:pPr>
+              <w:jc w:val="center"/>
+              <w:rPr>
+                <w:lang w:val="en-US"/>
+              </w:rPr>
+            </w:pPr>
+            <w:r>
+              <w:rPr>
+                <w:lang w:val="en-US"/>
+              </w:rPr>
+              <w:t>1</w:t>
+            </w:r>
+          </w:p>
+        </w:tc>
+        <w:tc>
+          <w:tcPr>
+            <w:tcW w:w="2551" w:type="dxa"/>
+            <w:vAlign w:val="center"/>
+          </w:tcPr>
+          <w:p>
+            <w:pPr>
+              <w:rPr>
+                <w:lang w:val="en-US"/>
+              </w:rPr>
+            </w:pPr>
+            <w:r>
+              <w:rPr>
+                <w:lang w:val="en-US"/>
+              </w:rPr>
+              <w:t>Healthy</w:t>
+            </w:r>
+          </w:p>
+        </w:tc>
+        <w:tc>
+          <w:tcPr>
+            <w:tcW w:w="709" w:type="dxa"/>
+            <w:vAlign w:val="center"/>
+          </w:tcPr>
+          <w:p>
+            <w:pPr>
+              <w:rPr>
+                <w:lang w:val="en-US"/>
+              </w:rPr>
+            </w:pPr>
+            <w:r>
+              <w:rPr>
+                <w:lang w:val="en-US"/>
+              </w:rPr>
+              <w:t>0.8</w:t>
+            </w:r>
+          </w:p>
+        </w:tc>
+        <w:tc>
+          <w:tcPr>
+            <w:tcW w:w="709" w:type="dxa"/>
+            <w:vAlign w:val="center"/>
+          </w:tcPr>
+          <w:p>
+            <w:pPr>
+              <w:rPr>
+                <w:lang w:val="en-US"/>
+              </w:rPr>
+            </w:pPr>
+            <w:r>
+              <w:rPr>
+                <w:lang w:val="en-US"/>
+              </w:rPr>
+              <w:t>1.0</w:t>
+            </w:r>
+          </w:p>
+        </w:tc>
+        <w:tc>
+          <w:tcPr>
+            <w:tcW w:w="1417" w:type="dxa"/>
+            <w:vAlign w:val="center"/>
+          </w:tcPr>
+          <w:p>
+            <w:pPr>
+              <w:rPr>
+                <w:lang w:val="en-US"/>
+              </w:rPr>
+            </w:pPr>
+            <w:r>
+              <w:rPr>
+                <w:lang w:val="en-US"/>
+              </w:rPr>
+              <w:t>#008000</w:t>
+            </w:r>
+          </w:p>
+        </w:tc>
+        <w:tc>
+          <w:tcPr>
+            <w:tcW w:w="1400" w:type="dxa"/>
+            <w:vAlign w:val="center"/>
+          </w:tcPr>
+          <w:p>
+            <w:pPr>
+              <w:rPr>
+                <w:lang w:val="en-US"/>
+              </w:rPr>
+            </w:pPr>
+            <w:r>
+              <w:rPr>
+                <w:lang w:val="en-US"/>
+              </w:rPr>
+              <w:t>Green</w:t>
             </w:r>
           </w:p>
         </w:tc>
       </w:tr>
       <w:tr>
-        <w:tc>
-          <w:tcPr>
-            <w:tcW w:w="1585" w:type="dxa"/>
-            <w:vMerge w:val="restart"/>
-            <w:shd w:val="clear" w:color="auto" w:fill="EE0000"/>
-            <w:vAlign w:val="center"/>
-          </w:tcPr>
-          <w:p>
-            <w:pPr>
-              <w:jc w:val="center"/>
-              <w:rPr>
-                <w:b/>
-                <w:bCs/>
-              </w:rPr>
-            </w:pPr>
-            <w:r>
-              <w:rPr>
-                <w:b/>
-                <w:bCs/>
-              </w:rPr>
-              <w:t>DSWI</w:t>
-            </w:r>
-          </w:p>
-          <w:p>
-            <w:pPr>
-              <w:jc w:val="center"/>
-              <w:rPr>
-                <w:b/>
-                <w:bCs/>
-              </w:rPr>
-            </w:pPr>
-          </w:p>
-        </w:tc>
-        <w:tc>
-          <w:tcPr>
-            <w:tcW w:w="2794" w:type="dxa"/>
-            <w:shd w:val="clear" w:color="auto" w:fill="EE0000"/>
-          </w:tcPr>
-          <w:p>
-            <w:r>
-              <w:t>1 - Здоровые</w:t>
-            </w:r>
-          </w:p>
-        </w:tc>
-        <w:tc>
-          <w:tcPr>
-            <w:tcW w:w="2127" w:type="dxa"/>
-            <w:shd w:val="clear" w:color="auto" w:fill="EE0000"/>
-          </w:tcPr>
-          <w:p>
-            <w:r>
-              <w:t>&gt; 1.5</w:t>
-            </w:r>
-          </w:p>
-        </w:tc>
-        <w:tc>
-          <w:tcPr>
-            <w:tcW w:w="2839" w:type="dxa"/>
-            <w:shd w:val="clear" w:color="auto" w:fill="EE0000"/>
-          </w:tcPr>
-          <w:p>
-            <w:r>
-              <w:t>Здоровые насаждения</w:t>
+        <w:trPr>
+          <w:jc w:val="center"/>
+        </w:trPr>
+        <w:tc>
+          <w:tcPr>
+            <w:tcW w:w="1521" w:type="dxa"/>
+            <w:vMerge/>
+            <w:vAlign w:val="center"/>
+          </w:tcPr>
+          <w:p>
+            <w:pPr>
+              <w:jc w:val="center"/>
+              <w:rPr>
+                <w:lang w:val="en-US"/>
+              </w:rPr>
+            </w:pPr>
+          </w:p>
+        </w:tc>
+        <w:tc>
+          <w:tcPr>
+            <w:tcW w:w="459" w:type="dxa"/>
+            <w:vAlign w:val="center"/>
+          </w:tcPr>
+          <w:p>
+            <w:pPr>
+              <w:jc w:val="center"/>
+              <w:rPr>
+                <w:lang w:val="en-US"/>
+              </w:rPr>
+            </w:pPr>
+            <w:r>
+              <w:rPr>
+                <w:lang w:val="en-US"/>
+              </w:rPr>
+              <w:t>2</w:t>
+            </w:r>
+          </w:p>
+        </w:tc>
+        <w:tc>
+          <w:tcPr>
+            <w:tcW w:w="2551" w:type="dxa"/>
+            <w:vAlign w:val="center"/>
+          </w:tcPr>
+          <w:p>
+            <w:pPr>
+              <w:rPr>
+                <w:lang w:val="en-US"/>
+              </w:rPr>
+            </w:pPr>
+            <w:r>
+              <w:rPr>
+                <w:lang w:val="en-US"/>
+              </w:rPr>
+              <w:t>Weakened</w:t>
+            </w:r>
+          </w:p>
+        </w:tc>
+        <w:tc>
+          <w:tcPr>
+            <w:tcW w:w="709" w:type="dxa"/>
+            <w:vAlign w:val="center"/>
+          </w:tcPr>
+          <w:p>
+            <w:pPr>
+              <w:rPr>
+                <w:lang w:val="en-US"/>
+              </w:rPr>
+            </w:pPr>
+            <w:r>
+              <w:rPr>
+                <w:lang w:val="en-US"/>
+              </w:rPr>
+              <w:t>0.6</w:t>
+            </w:r>
+          </w:p>
+        </w:tc>
+        <w:tc>
+          <w:tcPr>
+            <w:tcW w:w="709" w:type="dxa"/>
+            <w:vAlign w:val="center"/>
+          </w:tcPr>
+          <w:p>
+            <w:pPr>
+              <w:rPr>
+                <w:lang w:val="en-US"/>
+              </w:rPr>
+            </w:pPr>
+            <w:r>
+              <w:rPr>
+                <w:lang w:val="en-US"/>
+              </w:rPr>
+              <w:t>0.8</w:t>
+            </w:r>
+          </w:p>
+        </w:tc>
+        <w:tc>
+          <w:tcPr>
+            <w:tcW w:w="1417" w:type="dxa"/>
+            <w:vAlign w:val="center"/>
+          </w:tcPr>
+          <w:p>
+            <w:pPr>
+              <w:rPr>
+                <w:lang w:val="en-US"/>
+              </w:rPr>
+            </w:pPr>
+            <w:r>
+              <w:rPr>
+                <w:lang w:val="en-US"/>
+              </w:rPr>
+              <w:t>#90EE90</w:t>
+            </w:r>
+          </w:p>
+        </w:tc>
+        <w:tc>
+          <w:tcPr>
+            <w:tcW w:w="1400" w:type="dxa"/>
+            <w:vAlign w:val="center"/>
+          </w:tcPr>
+          <w:p>
+            <w:pPr>
+              <w:rPr>
+                <w:lang w:val="en-US"/>
+              </w:rPr>
+            </w:pPr>
+            <w:r>
+              <w:rPr>
+                <w:lang w:val="en-US"/>
+              </w:rPr>
+              <w:t>Light Green</w:t>
             </w:r>
           </w:p>
         </w:tc>
       </w:tr>
       <w:tr>
-        <w:tc>
-          <w:tcPr>
-            <w:tcW w:w="1585" w:type="dxa"/>
+        <w:trPr>
+          <w:jc w:val="center"/>
+        </w:trPr>
+        <w:tc>
+          <w:tcPr>
+            <w:tcW w:w="1521" w:type="dxa"/>
             <w:vMerge/>
-            <w:shd w:val="clear" w:color="auto" w:fill="EE0000"/>
-          </w:tcPr>
-          <w:p/>
-        </w:tc>
-        <w:tc>
-          <w:tcPr>
-            <w:tcW w:w="2794" w:type="dxa"/>
-            <w:shd w:val="clear" w:color="auto" w:fill="EE0000"/>
-          </w:tcPr>
-          <w:p>
-            <w:r>
-              <w:t>2 - Ослабленные</w:t>
-            </w:r>
-          </w:p>
-        </w:tc>
-        <w:tc>
-          <w:tcPr>
-            <w:tcW w:w="2127" w:type="dxa"/>
-            <w:shd w:val="clear" w:color="auto" w:fill="EE0000"/>
-          </w:tcPr>
-          <w:p>
-            <w:r>
-              <w:t>1.2 – 1.5</w:t>
-            </w:r>
-          </w:p>
-        </w:tc>
-        <w:tc>
-          <w:tcPr>
-            <w:tcW w:w="2839" w:type="dxa"/>
-            <w:shd w:val="clear" w:color="auto" w:fill="EE0000"/>
-          </w:tcPr>
-          <w:p>
-            <w:r>
-              <w:t>Начальные признаки стресса</w:t>
+            <w:vAlign w:val="center"/>
+          </w:tcPr>
+          <w:p>
+            <w:pPr>
+              <w:jc w:val="center"/>
+              <w:rPr>
+                <w:lang w:val="en-US"/>
+              </w:rPr>
+            </w:pPr>
+          </w:p>
+        </w:tc>
+        <w:tc>
+          <w:tcPr>
+            <w:tcW w:w="459" w:type="dxa"/>
+            <w:vAlign w:val="center"/>
+          </w:tcPr>
+          <w:p>
+            <w:pPr>
+              <w:jc w:val="center"/>
+              <w:rPr>
+                <w:lang w:val="en-US"/>
+              </w:rPr>
+            </w:pPr>
+            <w:r>
+              <w:rPr>
+                <w:lang w:val="en-US"/>
+              </w:rPr>
+              <w:t>3</w:t>
+            </w:r>
+          </w:p>
+        </w:tc>
+        <w:tc>
+          <w:tcPr>
+            <w:tcW w:w="2551" w:type="dxa"/>
+            <w:vAlign w:val="center"/>
+          </w:tcPr>
+          <w:p>
+            <w:pPr>
+              <w:rPr>
+                <w:lang w:val="en-US"/>
+              </w:rPr>
+            </w:pPr>
+            <w:r>
+              <w:rPr>
+                <w:lang w:val="en-US"/>
+              </w:rPr>
+              <w:t>Severely Weakened</w:t>
+            </w:r>
+          </w:p>
+        </w:tc>
+        <w:tc>
+          <w:tcPr>
+            <w:tcW w:w="709" w:type="dxa"/>
+            <w:vAlign w:val="center"/>
+          </w:tcPr>
+          <w:p>
+            <w:pPr>
+              <w:rPr>
+                <w:lang w:val="en-US"/>
+              </w:rPr>
+            </w:pPr>
+            <w:r>
+              <w:rPr>
+                <w:lang w:val="en-US"/>
+              </w:rPr>
+              <w:t>0.4</w:t>
+            </w:r>
+          </w:p>
+        </w:tc>
+        <w:tc>
+          <w:tcPr>
+            <w:tcW w:w="709" w:type="dxa"/>
+            <w:vAlign w:val="center"/>
+          </w:tcPr>
+          <w:p>
+            <w:pPr>
+              <w:rPr>
+                <w:lang w:val="en-US"/>
+              </w:rPr>
+            </w:pPr>
+            <w:r>
+              <w:rPr>
+                <w:lang w:val="en-US"/>
+              </w:rPr>
+              <w:t>0.6</w:t>
+            </w:r>
+          </w:p>
+        </w:tc>
+        <w:tc>
+          <w:tcPr>
+            <w:tcW w:w="1417" w:type="dxa"/>
+            <w:vAlign w:val="center"/>
+          </w:tcPr>
+          <w:p>
+            <w:pPr>
+              <w:rPr>
+                <w:lang w:val="en-US"/>
+              </w:rPr>
+            </w:pPr>
+            <w:r>
+              <w:rPr>
+                <w:lang w:val="en-US"/>
+              </w:rPr>
+              <w:t>#9ACD32</w:t>
+            </w:r>
+          </w:p>
+        </w:tc>
+        <w:tc>
+          <w:tcPr>
+            <w:tcW w:w="1400" w:type="dxa"/>
+            <w:vAlign w:val="center"/>
+          </w:tcPr>
+          <w:p>
+            <w:pPr>
+              <w:rPr>
+                <w:lang w:val="en-US"/>
+              </w:rPr>
+            </w:pPr>
+            <w:r>
+              <w:rPr>
+                <w:lang w:val="en-US"/>
+              </w:rPr>
+              <w:t>Yellow-green</w:t>
             </w:r>
           </w:p>
         </w:tc>
       </w:tr>
       <w:tr>
-        <w:tc>
-          <w:tcPr>
-            <w:tcW w:w="1585" w:type="dxa"/>
+        <w:trPr>
+          <w:jc w:val="center"/>
+        </w:trPr>
+        <w:tc>
+          <w:tcPr>
+            <w:tcW w:w="1521" w:type="dxa"/>
             <w:vMerge/>
-            <w:shd w:val="clear" w:color="auto" w:fill="EE0000"/>
-          </w:tcPr>
-          <w:p/>
-        </w:tc>
-        <w:tc>
-          <w:tcPr>
-            <w:tcW w:w="2794" w:type="dxa"/>
-            <w:shd w:val="clear" w:color="auto" w:fill="EE0000"/>
-          </w:tcPr>
-          <w:p>
-            <w:r>
-              <w:t>3 - Сильно ослабленные</w:t>
-            </w:r>
-          </w:p>
-        </w:tc>
-        <w:tc>
-          <w:tcPr>
-            <w:tcW w:w="2127" w:type="dxa"/>
-            <w:shd w:val="clear" w:color="auto" w:fill="EE0000"/>
-          </w:tcPr>
-          <w:p>
-            <w:r>
-              <w:t>1.0 – 1.2</w:t>
-            </w:r>
-          </w:p>
-        </w:tc>
-        <w:tc>
-          <w:tcPr>
-            <w:tcW w:w="2839" w:type="dxa"/>
-            <w:shd w:val="clear" w:color="auto" w:fill="EE0000"/>
-          </w:tcPr>
-          <w:p>
-            <w:r>
-              <w:t>Выраженное повреждение</w:t>
+            <w:vAlign w:val="center"/>
+          </w:tcPr>
+          <w:p>
+            <w:pPr>
+              <w:jc w:val="center"/>
+              <w:rPr>
+                <w:lang w:val="en-US"/>
+              </w:rPr>
+            </w:pPr>
+          </w:p>
+        </w:tc>
+        <w:tc>
+          <w:tcPr>
+            <w:tcW w:w="459" w:type="dxa"/>
+            <w:vAlign w:val="center"/>
+          </w:tcPr>
+          <w:p>
+            <w:pPr>
+              <w:jc w:val="center"/>
+              <w:rPr>
+                <w:lang w:val="en-US"/>
+              </w:rPr>
+            </w:pPr>
+            <w:r>
+              <w:rPr>
+                <w:lang w:val="en-US"/>
+              </w:rPr>
+              <w:t>4</w:t>
+            </w:r>
+          </w:p>
+        </w:tc>
+        <w:tc>
+          <w:tcPr>
+            <w:tcW w:w="2551" w:type="dxa"/>
+            <w:vAlign w:val="center"/>
+          </w:tcPr>
+          <w:p>
+            <w:pPr>
+              <w:rPr>
+                <w:lang w:val="en-US"/>
+              </w:rPr>
+            </w:pPr>
+            <w:r>
+              <w:rPr>
+                <w:lang w:val="en-US"/>
+              </w:rPr>
+              <w:t>Dying</w:t>
+            </w:r>
+          </w:p>
+        </w:tc>
+        <w:tc>
+          <w:tcPr>
+            <w:tcW w:w="709" w:type="dxa"/>
+            <w:vAlign w:val="center"/>
+          </w:tcPr>
+          <w:p>
+            <w:pPr>
+              <w:rPr>
+                <w:lang w:val="en-US"/>
+              </w:rPr>
+            </w:pPr>
+            <w:r>
+              <w:rPr>
+                <w:lang w:val="en-US"/>
+              </w:rPr>
+              <w:t>0.3</w:t>
+            </w:r>
+          </w:p>
+        </w:tc>
+        <w:tc>
+          <w:tcPr>
+            <w:tcW w:w="709" w:type="dxa"/>
+            <w:vAlign w:val="center"/>
+          </w:tcPr>
+          <w:p>
+            <w:pPr>
+              <w:rPr>
+                <w:lang w:val="en-US"/>
+              </w:rPr>
+            </w:pPr>
+            <w:r>
+              <w:rPr>
+                <w:lang w:val="en-US"/>
+              </w:rPr>
+              <w:t>0.4</w:t>
+            </w:r>
+          </w:p>
+        </w:tc>
+        <w:tc>
+          <w:tcPr>
+            <w:tcW w:w="1417" w:type="dxa"/>
+            <w:vAlign w:val="center"/>
+          </w:tcPr>
+          <w:p>
+            <w:pPr>
+              <w:rPr>
+                <w:lang w:val="en-US"/>
+              </w:rPr>
+            </w:pPr>
+            <w:r>
+              <w:rPr>
+                <w:lang w:val="en-US"/>
+              </w:rPr>
+              <w:t>#FFD700</w:t>
+            </w:r>
+          </w:p>
+        </w:tc>
+        <w:tc>
+          <w:tcPr>
+            <w:tcW w:w="1400" w:type="dxa"/>
+            <w:vAlign w:val="center"/>
+          </w:tcPr>
+          <w:p>
+            <w:pPr>
+              <w:rPr>
+                <w:lang w:val="en-US"/>
+              </w:rPr>
+            </w:pPr>
+            <w:r>
+              <w:rPr>
+                <w:lang w:val="en-US"/>
+              </w:rPr>
+              <w:t>Yellow</w:t>
             </w:r>
           </w:p>
         </w:tc>
       </w:tr>
       <w:tr>
-        <w:tc>
-          <w:tcPr>
-            <w:tcW w:w="1585" w:type="dxa"/>
+        <w:trPr>
+          <w:jc w:val="center"/>
+        </w:trPr>
+        <w:tc>
+          <w:tcPr>
+            <w:tcW w:w="1521" w:type="dxa"/>
             <w:vMerge/>
-            <w:shd w:val="clear" w:color="auto" w:fill="EE0000"/>
-          </w:tcPr>
-          <w:p/>
-        </w:tc>
-        <w:tc>
-          <w:tcPr>
-            <w:tcW w:w="2794" w:type="dxa"/>
-            <w:shd w:val="clear" w:color="auto" w:fill="EE0000"/>
-          </w:tcPr>
-          <w:p>
-            <w:r>
-              <w:t>4 - Сухостой</w:t>
-            </w:r>
-          </w:p>
-        </w:tc>
-        <w:tc>
-          <w:tcPr>
-            <w:tcW w:w="2127" w:type="dxa"/>
-            <w:shd w:val="clear" w:color="auto" w:fill="EE0000"/>
-          </w:tcPr>
-          <w:p>
-            <w:r>
-              <w:t>&lt; 1.0</w:t>
-            </w:r>
-          </w:p>
-        </w:tc>
-        <w:tc>
-          <w:tcPr>
-            <w:tcW w:w="2839" w:type="dxa"/>
-            <w:shd w:val="clear" w:color="auto" w:fill="EE0000"/>
-          </w:tcPr>
-          <w:p>
-            <w:r>
-              <w:t>Критическое повреждение</w:t>
+            <w:vAlign w:val="center"/>
+          </w:tcPr>
+          <w:p>
+            <w:pPr>
+              <w:jc w:val="center"/>
+              <w:rPr>
+                <w:lang w:val="en-US"/>
+              </w:rPr>
+            </w:pPr>
+          </w:p>
+        </w:tc>
+        <w:tc>
+          <w:tcPr>
+            <w:tcW w:w="459" w:type="dxa"/>
+            <w:vAlign w:val="center"/>
+          </w:tcPr>
+          <w:p>
+            <w:pPr>
+              <w:jc w:val="center"/>
+              <w:rPr>
+                <w:lang w:val="en-US"/>
+              </w:rPr>
+            </w:pPr>
+            <w:r>
+              <w:rPr>
+                <w:lang w:val="en-US"/>
+              </w:rPr>
+              <w:t>5</w:t>
+            </w:r>
+          </w:p>
+        </w:tc>
+        <w:tc>
+          <w:tcPr>
+            <w:tcW w:w="2551" w:type="dxa"/>
+            <w:vAlign w:val="center"/>
+          </w:tcPr>
+          <w:p>
+            <w:pPr>
+              <w:rPr>
+                <w:lang w:val="en-US"/>
+              </w:rPr>
+            </w:pPr>
+            <w:r>
+              <w:rPr>
+                <w:lang w:val="en-US"/>
+              </w:rPr>
+              <w:t>Fresh Deadwood</w:t>
+            </w:r>
+          </w:p>
+        </w:tc>
+        <w:tc>
+          <w:tcPr>
+            <w:tcW w:w="709" w:type="dxa"/>
+            <w:vAlign w:val="center"/>
+          </w:tcPr>
+          <w:p>
+            <w:pPr>
+              <w:rPr>
+                <w:lang w:val="en-US"/>
+              </w:rPr>
+            </w:pPr>
+            <w:r>
+              <w:rPr>
+                <w:lang w:val="en-US"/>
+              </w:rPr>
+              <w:t>0.2</w:t>
+            </w:r>
+          </w:p>
+        </w:tc>
+        <w:tc>
+          <w:tcPr>
+            <w:tcW w:w="709" w:type="dxa"/>
+            <w:vAlign w:val="center"/>
+          </w:tcPr>
+          <w:p>
+            <w:pPr>
+              <w:rPr>
+                <w:lang w:val="en-US"/>
+              </w:rPr>
+            </w:pPr>
+            <w:r>
+              <w:rPr>
+                <w:lang w:val="en-US"/>
+              </w:rPr>
+              <w:t>0.3</w:t>
+            </w:r>
+          </w:p>
+        </w:tc>
+        <w:tc>
+          <w:tcPr>
+            <w:tcW w:w="1417" w:type="dxa"/>
+            <w:vAlign w:val="center"/>
+          </w:tcPr>
+          <w:p>
+            <w:pPr>
+              <w:rPr>
+                <w:lang w:val="en-US"/>
+              </w:rPr>
+            </w:pPr>
+            <w:r>
+              <w:rPr>
+                <w:lang w:val="en-US"/>
+              </w:rPr>
+              <w:t>#CD853F</w:t>
+            </w:r>
+          </w:p>
+        </w:tc>
+        <w:tc>
+          <w:tcPr>
+            <w:tcW w:w="1400" w:type="dxa"/>
+            <w:vAlign w:val="center"/>
+          </w:tcPr>
+          <w:p>
+            <w:pPr>
+              <w:rPr>
+                <w:lang w:val="en-US"/>
+              </w:rPr>
+            </w:pPr>
+            <w:r>
+              <w:rPr>
+                <w:lang w:val="en-US"/>
+              </w:rPr>
+              <w:t>Orange-brown</w:t>
+            </w:r>
+          </w:p>
+        </w:tc>
+      </w:tr>
+      <w:tr>
+        <w:trPr>
+          <w:jc w:val="center"/>
+        </w:trPr>
+        <w:tc>
+          <w:tcPr>
+            <w:tcW w:w="1521" w:type="dxa"/>
+            <w:vMerge/>
+            <w:vAlign w:val="center"/>
+          </w:tcPr>
+          <w:p>
+            <w:pPr>
+              <w:jc w:val="center"/>
+              <w:rPr>
+                <w:lang w:val="en-US"/>
+              </w:rPr>
+            </w:pPr>
+          </w:p>
+        </w:tc>
+        <w:tc>
+          <w:tcPr>
+            <w:tcW w:w="459" w:type="dxa"/>
+            <w:vAlign w:val="center"/>
+          </w:tcPr>
+          <w:p>
+            <w:pPr>
+              <w:jc w:val="center"/>
+              <w:rPr>
+                <w:lang w:val="en-US"/>
+              </w:rPr>
+            </w:pPr>
+            <w:r>
+              <w:rPr>
+                <w:lang w:val="en-US"/>
+              </w:rPr>
+              <w:t>6</w:t>
+            </w:r>
+          </w:p>
+        </w:tc>
+        <w:tc>
+          <w:tcPr>
+            <w:tcW w:w="2551" w:type="dxa"/>
+            <w:vAlign w:val="center"/>
+          </w:tcPr>
+          <w:p>
+            <w:pPr>
+              <w:rPr>
+                <w:lang w:val="en-US"/>
+              </w:rPr>
+            </w:pPr>
+            <w:r>
+              <w:rPr>
+                <w:lang w:val="en-US"/>
+              </w:rPr>
+              <w:t>Old Deadwood</w:t>
+            </w:r>
+          </w:p>
+        </w:tc>
+        <w:tc>
+          <w:tcPr>
+            <w:tcW w:w="709" w:type="dxa"/>
+            <w:vAlign w:val="center"/>
+          </w:tcPr>
+          <w:p>
+            <w:pPr>
+              <w:rPr>
+                <w:lang w:val="en-US"/>
+              </w:rPr>
+            </w:pPr>
+            <w:r>
+              <w:rPr>
+                <w:lang w:val="en-US"/>
+              </w:rPr>
+              <w:t>0.0</w:t>
+            </w:r>
+          </w:p>
+        </w:tc>
+        <w:tc>
+          <w:tcPr>
+            <w:tcW w:w="709" w:type="dxa"/>
+            <w:vAlign w:val="center"/>
+          </w:tcPr>
+          <w:p>
+            <w:pPr>
+              <w:rPr>
+                <w:lang w:val="en-US"/>
+              </w:rPr>
+            </w:pPr>
+            <w:r>
+              <w:rPr>
+                <w:lang w:val="en-US"/>
+              </w:rPr>
+              <w:t>0.2</w:t>
+            </w:r>
+          </w:p>
+        </w:tc>
+        <w:tc>
+          <w:tcPr>
+            <w:tcW w:w="1417" w:type="dxa"/>
+            <w:vAlign w:val="center"/>
+          </w:tcPr>
+          <w:p>
+            <w:pPr>
+              <w:rPr>
+                <w:lang w:val="en-US"/>
+              </w:rPr>
+            </w:pPr>
+            <w:r>
+              <w:rPr>
+                <w:lang w:val="en-US"/>
+              </w:rPr>
+              <w:t>#8B4513</w:t>
+            </w:r>
+          </w:p>
+        </w:tc>
+        <w:tc>
+          <w:tcPr>
+            <w:tcW w:w="1400" w:type="dxa"/>
+            <w:vAlign w:val="center"/>
+          </w:tcPr>
+          <w:p>
+            <w:pPr>
+              <w:rPr>
+                <w:lang w:val="en-US"/>
+              </w:rPr>
+            </w:pPr>
+            <w:r>
+              <w:rPr>
+                <w:lang w:val="en-US"/>
+              </w:rPr>
+              <w:t>Dark brown</w:t>
+            </w:r>
+          </w:p>
+        </w:tc>
+      </w:tr>
+      <w:tr>
+        <w:trPr>
+          <w:jc w:val="center"/>
+        </w:trPr>
+        <w:tc>
+          <w:tcPr>
+            <w:tcW w:w="1521" w:type="dxa"/>
+            <w:vMerge w:val="restart"/>
+            <w:vAlign w:val="center"/>
+          </w:tcPr>
+          <w:p>
+            <w:pPr>
+              <w:jc w:val="center"/>
+              <w:rPr>
+                <w:lang w:val="en-US"/>
+              </w:rPr>
+            </w:pPr>
+            <w:r>
+              <w:rPr>
+                <w:lang w:val="en-US"/>
+              </w:rPr>
+              <w:t>EVI</w:t>
+            </w:r>
+          </w:p>
+          <w:p>
+            <w:pPr>
+              <w:jc w:val="center"/>
+              <w:rPr>
+                <w:lang w:val="en-US"/>
+              </w:rPr>
+            </w:pPr>
+          </w:p>
+        </w:tc>
+        <w:tc>
+          <w:tcPr>
+            <w:tcW w:w="459" w:type="dxa"/>
+            <w:vAlign w:val="center"/>
+          </w:tcPr>
+          <w:p>
+            <w:pPr>
+              <w:jc w:val="center"/>
+              <w:rPr>
+                <w:lang w:val="en-US"/>
+              </w:rPr>
+            </w:pPr>
+            <w:r>
+              <w:rPr>
+                <w:lang w:val="en-US"/>
+              </w:rPr>
+              <w:t>1</w:t>
+            </w:r>
+          </w:p>
+        </w:tc>
+        <w:tc>
+          <w:tcPr>
+            <w:tcW w:w="2551" w:type="dxa"/>
+            <w:vAlign w:val="center"/>
+          </w:tcPr>
+          <w:p>
+            <w:pPr>
+              <w:rPr>
+                <w:lang w:val="en-US"/>
+              </w:rPr>
+            </w:pPr>
+            <w:r>
+              <w:rPr>
+                <w:lang w:val="en-US"/>
+              </w:rPr>
+              <w:t>Healthy</w:t>
+            </w:r>
+          </w:p>
+        </w:tc>
+        <w:tc>
+          <w:tcPr>
+            <w:tcW w:w="709" w:type="dxa"/>
+            <w:vAlign w:val="center"/>
+          </w:tcPr>
+          <w:p>
+            <w:pPr>
+              <w:rPr>
+                <w:lang w:val="en-US"/>
+              </w:rPr>
+            </w:pPr>
+            <w:r>
+              <w:rPr>
+                <w:lang w:val="en-US"/>
+              </w:rPr>
+              <w:t>0.6</w:t>
+            </w:r>
+          </w:p>
+        </w:tc>
+        <w:tc>
+          <w:tcPr>
+            <w:tcW w:w="709" w:type="dxa"/>
+            <w:vAlign w:val="center"/>
+          </w:tcPr>
+          <w:p>
+            <w:pPr>
+              <w:rPr>
+                <w:lang w:val="en-US"/>
+              </w:rPr>
+            </w:pPr>
+            <w:r>
+              <w:rPr>
+                <w:lang w:val="en-US"/>
+              </w:rPr>
+              <w:t>1.0</w:t>
+            </w:r>
+          </w:p>
+        </w:tc>
+        <w:tc>
+          <w:tcPr>
+            <w:tcW w:w="1417" w:type="dxa"/>
+            <w:vAlign w:val="center"/>
+          </w:tcPr>
+          <w:p>
+            <w:pPr>
+              <w:rPr>
+                <w:lang w:val="en-US"/>
+              </w:rPr>
+            </w:pPr>
+            <w:r>
+              <w:rPr>
+                <w:lang w:val="en-US"/>
+              </w:rPr>
+              <w:t>#008000</w:t>
+            </w:r>
+          </w:p>
+        </w:tc>
+        <w:tc>
+          <w:tcPr>
+            <w:tcW w:w="1400" w:type="dxa"/>
+            <w:vAlign w:val="center"/>
+          </w:tcPr>
+          <w:p>
+            <w:pPr>
+              <w:rPr>
+                <w:lang w:val="en-US"/>
+              </w:rPr>
+            </w:pPr>
+            <w:r>
+              <w:rPr>
+                <w:lang w:val="en-US"/>
+              </w:rPr>
+              <w:t>Green</w:t>
+            </w:r>
+          </w:p>
+        </w:tc>
+      </w:tr>
+      <w:tr>
+        <w:trPr>
+          <w:jc w:val="center"/>
+        </w:trPr>
+        <w:tc>
+          <w:tcPr>
+            <w:tcW w:w="1521" w:type="dxa"/>
+            <w:vMerge/>
+            <w:vAlign w:val="center"/>
+          </w:tcPr>
+          <w:p>
+            <w:pPr>
+              <w:jc w:val="center"/>
+              <w:rPr>
+                <w:lang w:val="en-US"/>
+              </w:rPr>
+            </w:pPr>
+          </w:p>
+        </w:tc>
+        <w:tc>
+          <w:tcPr>
+            <w:tcW w:w="459" w:type="dxa"/>
+            <w:vAlign w:val="center"/>
+          </w:tcPr>
+          <w:p>
+            <w:pPr>
+              <w:jc w:val="center"/>
+              <w:rPr>
+                <w:lang w:val="en-US"/>
+              </w:rPr>
+            </w:pPr>
+            <w:r>
+              <w:rPr>
+                <w:lang w:val="en-US"/>
+              </w:rPr>
+              <w:t>2</w:t>
+            </w:r>
+          </w:p>
+        </w:tc>
+        <w:tc>
+          <w:tcPr>
+            <w:tcW w:w="2551" w:type="dxa"/>
+            <w:vAlign w:val="center"/>
+          </w:tcPr>
+          <w:p>
+            <w:pPr>
+              <w:rPr>
+                <w:lang w:val="en-US"/>
+              </w:rPr>
+            </w:pPr>
+            <w:r>
+              <w:rPr>
+                <w:lang w:val="en-US"/>
+              </w:rPr>
+              <w:t>Weakened</w:t>
+            </w:r>
+          </w:p>
+        </w:tc>
+        <w:tc>
+          <w:tcPr>
+            <w:tcW w:w="709" w:type="dxa"/>
+            <w:vAlign w:val="center"/>
+          </w:tcPr>
+          <w:p>
+            <w:pPr>
+              <w:rPr>
+                <w:lang w:val="en-US"/>
+              </w:rPr>
+            </w:pPr>
+            <w:r>
+              <w:rPr>
+                <w:lang w:val="en-US"/>
+              </w:rPr>
+              <w:t>0.4</w:t>
+            </w:r>
+          </w:p>
+        </w:tc>
+        <w:tc>
+          <w:tcPr>
+            <w:tcW w:w="709" w:type="dxa"/>
+            <w:vAlign w:val="center"/>
+          </w:tcPr>
+          <w:p>
+            <w:pPr>
+              <w:rPr>
+                <w:lang w:val="en-US"/>
+              </w:rPr>
+            </w:pPr>
+            <w:r>
+              <w:rPr>
+                <w:lang w:val="en-US"/>
+              </w:rPr>
+              <w:t>0.6</w:t>
+            </w:r>
+          </w:p>
+        </w:tc>
+        <w:tc>
+          <w:tcPr>
+            <w:tcW w:w="1417" w:type="dxa"/>
+            <w:vAlign w:val="center"/>
+          </w:tcPr>
+          <w:p>
+            <w:pPr>
+              <w:rPr>
+                <w:lang w:val="en-US"/>
+              </w:rPr>
+            </w:pPr>
+            <w:r>
+              <w:rPr>
+                <w:lang w:val="en-US"/>
+              </w:rPr>
+              <w:t>#90EE90</w:t>
+            </w:r>
+          </w:p>
+        </w:tc>
+        <w:tc>
+          <w:tcPr>
+            <w:tcW w:w="1400" w:type="dxa"/>
+            <w:vAlign w:val="center"/>
+          </w:tcPr>
+          <w:p>
+            <w:pPr>
+              <w:rPr>
+                <w:lang w:val="en-US"/>
+              </w:rPr>
+            </w:pPr>
+            <w:r>
+              <w:rPr>
+                <w:lang w:val="en-US"/>
+              </w:rPr>
+              <w:t>Light Green</w:t>
+            </w:r>
+          </w:p>
+        </w:tc>
+      </w:tr>
+      <w:tr>
+        <w:trPr>
+          <w:jc w:val="center"/>
+        </w:trPr>
+        <w:tc>
+          <w:tcPr>
+            <w:tcW w:w="1521" w:type="dxa"/>
+            <w:vMerge/>
+            <w:vAlign w:val="center"/>
+          </w:tcPr>
+          <w:p>
+            <w:pPr>
+              <w:jc w:val="center"/>
+              <w:rPr>
+                <w:lang w:val="en-US"/>
+              </w:rPr>
+            </w:pPr>
+          </w:p>
+        </w:tc>
+        <w:tc>
+          <w:tcPr>
+            <w:tcW w:w="459" w:type="dxa"/>
+            <w:vAlign w:val="center"/>
+          </w:tcPr>
+          <w:p>
+            <w:pPr>
+              <w:jc w:val="center"/>
+              <w:rPr>
+                <w:lang w:val="en-US"/>
+              </w:rPr>
+            </w:pPr>
+            <w:r>
+              <w:rPr>
+                <w:lang w:val="en-US"/>
+              </w:rPr>
+              <w:t>3</w:t>
+            </w:r>
+          </w:p>
+        </w:tc>
+        <w:tc>
+          <w:tcPr>
+            <w:tcW w:w="2551" w:type="dxa"/>
+            <w:vAlign w:val="center"/>
+          </w:tcPr>
+          <w:p>
+            <w:pPr>
+              <w:rPr>
+                <w:lang w:val="en-US"/>
+              </w:rPr>
+            </w:pPr>
+            <w:r>
+              <w:rPr>
+                <w:lang w:val="en-US"/>
+              </w:rPr>
+              <w:t>Severely Weakened</w:t>
+            </w:r>
+          </w:p>
+        </w:tc>
+        <w:tc>
+          <w:tcPr>
+            <w:tcW w:w="709" w:type="dxa"/>
+            <w:vAlign w:val="center"/>
+          </w:tcPr>
+          <w:p>
+            <w:pPr>
+              <w:rPr>
+                <w:lang w:val="en-US"/>
+              </w:rPr>
+            </w:pPr>
+            <w:r>
+              <w:rPr>
+                <w:lang w:val="en-US"/>
+              </w:rPr>
+              <w:t>0.2</w:t>
+            </w:r>
+          </w:p>
+        </w:tc>
+        <w:tc>
+          <w:tcPr>
+            <w:tcW w:w="709" w:type="dxa"/>
+            <w:vAlign w:val="center"/>
+          </w:tcPr>
+          <w:p>
+            <w:pPr>
+              <w:rPr>
+                <w:lang w:val="en-US"/>
+              </w:rPr>
+            </w:pPr>
+            <w:r>
+              <w:rPr>
+                <w:lang w:val="en-US"/>
+              </w:rPr>
+              <w:t>0.4</w:t>
+            </w:r>
+          </w:p>
+        </w:tc>
+        <w:tc>
+          <w:tcPr>
+            <w:tcW w:w="1417" w:type="dxa"/>
+            <w:vAlign w:val="center"/>
+          </w:tcPr>
+          <w:p>
+            <w:pPr>
+              <w:rPr>
+                <w:lang w:val="en-US"/>
+              </w:rPr>
+            </w:pPr>
+            <w:r>
+              <w:rPr>
+                <w:lang w:val="en-US"/>
+              </w:rPr>
+              <w:t>#9ACD32</w:t>
+            </w:r>
+          </w:p>
+        </w:tc>
+        <w:tc>
+          <w:tcPr>
+            <w:tcW w:w="1400" w:type="dxa"/>
+            <w:vAlign w:val="center"/>
+          </w:tcPr>
+          <w:p>
+            <w:pPr>
+              <w:rPr>
+                <w:lang w:val="en-US"/>
+              </w:rPr>
+            </w:pPr>
+            <w:r>
+              <w:rPr>
+                <w:lang w:val="en-US"/>
+              </w:rPr>
+              <w:t>Yellow-green</w:t>
+            </w:r>
+          </w:p>
+        </w:tc>
+      </w:tr>
+      <w:tr>
+        <w:trPr>
+          <w:jc w:val="center"/>
+        </w:trPr>
+        <w:tc>
+          <w:tcPr>
+            <w:tcW w:w="1521" w:type="dxa"/>
+            <w:vMerge/>
+            <w:vAlign w:val="center"/>
+          </w:tcPr>
+          <w:p>
+            <w:pPr>
+              <w:jc w:val="center"/>
+              <w:rPr>
+                <w:lang w:val="en-US"/>
+              </w:rPr>
+            </w:pPr>
+          </w:p>
+        </w:tc>
+        <w:tc>
+          <w:tcPr>
+            <w:tcW w:w="459" w:type="dxa"/>
+            <w:vAlign w:val="center"/>
+          </w:tcPr>
+          <w:p>
+            <w:pPr>
+              <w:jc w:val="center"/>
+              <w:rPr>
+                <w:lang w:val="en-US"/>
+              </w:rPr>
+            </w:pPr>
+            <w:r>
+              <w:rPr>
+                <w:lang w:val="en-US"/>
+              </w:rPr>
+              <w:t>4</w:t>
+            </w:r>
+          </w:p>
+        </w:tc>
+        <w:tc>
+          <w:tcPr>
+            <w:tcW w:w="2551" w:type="dxa"/>
+            <w:vAlign w:val="center"/>
+          </w:tcPr>
+          <w:p>
+            <w:pPr>
+              <w:rPr>
+                <w:lang w:val="en-US"/>
+              </w:rPr>
+            </w:pPr>
+            <w:r>
+              <w:rPr>
+                <w:lang w:val="en-US"/>
+              </w:rPr>
+              <w:t>Dying</w:t>
+            </w:r>
+          </w:p>
+        </w:tc>
+        <w:tc>
+          <w:tcPr>
+            <w:tcW w:w="709" w:type="dxa"/>
+            <w:vAlign w:val="center"/>
+          </w:tcPr>
+          <w:p>
+            <w:pPr>
+              <w:rPr>
+                <w:lang w:val="en-US"/>
+              </w:rPr>
+            </w:pPr>
+            <w:r>
+              <w:rPr>
+                <w:lang w:val="en-US"/>
+              </w:rPr>
+              <w:t>0.1</w:t>
+            </w:r>
+          </w:p>
+        </w:tc>
+        <w:tc>
+          <w:tcPr>
+            <w:tcW w:w="709" w:type="dxa"/>
+            <w:vAlign w:val="center"/>
+          </w:tcPr>
+          <w:p>
+            <w:pPr>
+              <w:rPr>
+                <w:lang w:val="en-US"/>
+              </w:rPr>
+            </w:pPr>
+            <w:r>
+              <w:rPr>
+                <w:lang w:val="en-US"/>
+              </w:rPr>
+              <w:t>0.2</w:t>
+            </w:r>
+          </w:p>
+        </w:tc>
+        <w:tc>
+          <w:tcPr>
+            <w:tcW w:w="1417" w:type="dxa"/>
+            <w:vAlign w:val="center"/>
+          </w:tcPr>
+          <w:p>
+            <w:pPr>
+              <w:rPr>
+                <w:lang w:val="en-US"/>
+              </w:rPr>
+            </w:pPr>
+            <w:r>
+              <w:rPr>
+                <w:lang w:val="en-US"/>
+              </w:rPr>
+              <w:t>#FFD700</w:t>
+            </w:r>
+          </w:p>
+        </w:tc>
+        <w:tc>
+          <w:tcPr>
+            <w:tcW w:w="1400" w:type="dxa"/>
+            <w:vAlign w:val="center"/>
+          </w:tcPr>
+          <w:p>
+            <w:pPr>
+              <w:rPr>
+                <w:lang w:val="en-US"/>
+              </w:rPr>
+            </w:pPr>
+            <w:r>
+              <w:rPr>
+                <w:lang w:val="en-US"/>
+              </w:rPr>
+              <w:t>Yellow</w:t>
+            </w:r>
+          </w:p>
+        </w:tc>
+      </w:tr>
+      <w:tr>
+        <w:trPr>
+          <w:jc w:val="center"/>
+        </w:trPr>
+        <w:tc>
+          <w:tcPr>
+            <w:tcW w:w="1521" w:type="dxa"/>
+            <w:vMerge/>
+            <w:vAlign w:val="center"/>
+          </w:tcPr>
+          <w:p>
+            <w:pPr>
+              <w:jc w:val="center"/>
+              <w:rPr>
+                <w:lang w:val="en-US"/>
+              </w:rPr>
+            </w:pPr>
+          </w:p>
+        </w:tc>
+        <w:tc>
+          <w:tcPr>
+            <w:tcW w:w="459" w:type="dxa"/>
+            <w:vAlign w:val="center"/>
+          </w:tcPr>
+          <w:p>
+            <w:pPr>
+              <w:jc w:val="center"/>
+              <w:rPr>
+                <w:lang w:val="en-US"/>
+              </w:rPr>
+            </w:pPr>
+            <w:r>
+              <w:rPr>
+                <w:lang w:val="en-US"/>
+              </w:rPr>
+              <w:t>5</w:t>
+            </w:r>
+          </w:p>
+        </w:tc>
+        <w:tc>
+          <w:tcPr>
+            <w:tcW w:w="2551" w:type="dxa"/>
+            <w:vAlign w:val="center"/>
+          </w:tcPr>
+          <w:p>
+            <w:pPr>
+              <w:rPr>
+                <w:lang w:val="en-US"/>
+              </w:rPr>
+            </w:pPr>
+            <w:r>
+              <w:rPr>
+                <w:lang w:val="en-US"/>
+              </w:rPr>
+              <w:t>Fresh Deadwood</w:t>
+            </w:r>
+          </w:p>
+        </w:tc>
+        <w:tc>
+          <w:tcPr>
+            <w:tcW w:w="709" w:type="dxa"/>
+            <w:vAlign w:val="center"/>
+          </w:tcPr>
+          <w:p>
+            <w:pPr>
+              <w:rPr>
+                <w:lang w:val="en-US"/>
+              </w:rPr>
+            </w:pPr>
+            <w:r>
+              <w:rPr>
+                <w:lang w:val="en-US"/>
+              </w:rPr>
+              <w:t>0.05</w:t>
+            </w:r>
+          </w:p>
+        </w:tc>
+        <w:tc>
+          <w:tcPr>
+            <w:tcW w:w="709" w:type="dxa"/>
+            <w:vAlign w:val="center"/>
+          </w:tcPr>
+          <w:p>
+            <w:pPr>
+              <w:rPr>
+                <w:lang w:val="en-US"/>
+              </w:rPr>
+            </w:pPr>
+            <w:r>
+              <w:rPr>
+                <w:lang w:val="en-US"/>
+              </w:rPr>
+              <w:t>0.1</w:t>
+            </w:r>
+          </w:p>
+        </w:tc>
+        <w:tc>
+          <w:tcPr>
+            <w:tcW w:w="1417" w:type="dxa"/>
+            <w:vAlign w:val="center"/>
+          </w:tcPr>
+          <w:p>
+            <w:pPr>
+              <w:rPr>
+                <w:lang w:val="en-US"/>
+              </w:rPr>
+            </w:pPr>
+            <w:r>
+              <w:rPr>
+                <w:lang w:val="en-US"/>
+              </w:rPr>
+              <w:t>#CD853F</w:t>
+            </w:r>
+          </w:p>
+        </w:tc>
+        <w:tc>
+          <w:tcPr>
+            <w:tcW w:w="1400" w:type="dxa"/>
+            <w:vAlign w:val="center"/>
+          </w:tcPr>
+          <w:p>
+            <w:pPr>
+              <w:rPr>
+                <w:lang w:val="en-US"/>
+              </w:rPr>
+            </w:pPr>
+            <w:r>
+              <w:rPr>
+                <w:lang w:val="en-US"/>
+              </w:rPr>
+              <w:t>Orange-brown</w:t>
+            </w:r>
+          </w:p>
+        </w:tc>
+      </w:tr>
+      <w:tr>
+        <w:trPr>
+          <w:jc w:val="center"/>
+        </w:trPr>
+        <w:tc>
+          <w:tcPr>
+            <w:tcW w:w="1521" w:type="dxa"/>
+            <w:vMerge/>
+            <w:vAlign w:val="center"/>
+          </w:tcPr>
+          <w:p>
+            <w:pPr>
+              <w:jc w:val="center"/>
+              <w:rPr>
+                <w:lang w:val="en-US"/>
+              </w:rPr>
+            </w:pPr>
+          </w:p>
+        </w:tc>
+        <w:tc>
+          <w:tcPr>
+            <w:tcW w:w="459" w:type="dxa"/>
+            <w:vAlign w:val="center"/>
+          </w:tcPr>
+          <w:p>
+            <w:pPr>
+              <w:jc w:val="center"/>
+              <w:rPr>
+                <w:lang w:val="en-US"/>
+              </w:rPr>
+            </w:pPr>
+            <w:r>
+              <w:rPr>
+                <w:lang w:val="en-US"/>
+              </w:rPr>
+              <w:t>6</w:t>
+            </w:r>
+          </w:p>
+        </w:tc>
+        <w:tc>
+          <w:tcPr>
+            <w:tcW w:w="2551" w:type="dxa"/>
+            <w:vAlign w:val="center"/>
+          </w:tcPr>
+          <w:p>
+            <w:pPr>
+              <w:rPr>
+                <w:lang w:val="en-US"/>
+              </w:rPr>
+            </w:pPr>
+            <w:r>
+              <w:rPr>
+                <w:lang w:val="en-US"/>
+              </w:rPr>
+              <w:t>Old Deadwood</w:t>
+            </w:r>
+          </w:p>
+        </w:tc>
+        <w:tc>
+          <w:tcPr>
+            <w:tcW w:w="709" w:type="dxa"/>
+            <w:vAlign w:val="center"/>
+          </w:tcPr>
+          <w:p>
+            <w:pPr>
+              <w:rPr>
+                <w:lang w:val="en-US"/>
+              </w:rPr>
+            </w:pPr>
+            <w:r>
+              <w:rPr>
+                <w:lang w:val="en-US"/>
+              </w:rPr>
+              <w:t>-1.0</w:t>
+            </w:r>
+          </w:p>
+        </w:tc>
+        <w:tc>
+          <w:tcPr>
+            <w:tcW w:w="709" w:type="dxa"/>
+            <w:vAlign w:val="center"/>
+          </w:tcPr>
+          <w:p>
+            <w:pPr>
+              <w:rPr>
+                <w:lang w:val="en-US"/>
+              </w:rPr>
+            </w:pPr>
+            <w:r>
+              <w:rPr>
+                <w:lang w:val="en-US"/>
+              </w:rPr>
+              <w:t>0.05</w:t>
+            </w:r>
+          </w:p>
+        </w:tc>
+        <w:tc>
+          <w:tcPr>
+            <w:tcW w:w="1417" w:type="dxa"/>
+            <w:vAlign w:val="center"/>
+          </w:tcPr>
+          <w:p>
+            <w:pPr>
+              <w:rPr>
+                <w:lang w:val="en-US"/>
+              </w:rPr>
+            </w:pPr>
+            <w:r>
+              <w:rPr>
+                <w:lang w:val="en-US"/>
+              </w:rPr>
+              <w:t>#8B4513</w:t>
+            </w:r>
+          </w:p>
+        </w:tc>
+        <w:tc>
+          <w:tcPr>
+            <w:tcW w:w="1400" w:type="dxa"/>
+            <w:vAlign w:val="center"/>
+          </w:tcPr>
+          <w:p>
+            <w:pPr>
+              <w:rPr>
+                <w:lang w:val="en-US"/>
+              </w:rPr>
+            </w:pPr>
+            <w:r>
+              <w:rPr>
+                <w:lang w:val="en-US"/>
+              </w:rPr>
+              <w:t>Dark brown</w:t>
+            </w:r>
+          </w:p>
+        </w:tc>
+      </w:tr>
+    </w:tbl>
+    <w:p>
+      <w:r>
+        <w:br w:type="page"/>
+      </w:r>
+    </w:p>
+    <w:tbl>
+      <w:tblPr>
+        <w:tblStyle w:val="ac"/>
+        <w:tblW w:w="8908" w:type="dxa"/>
+        <w:jc w:val="center"/>
+        <w:tblLayout w:type="fixed"/>
+        <w:tblLook w:val="04A0" w:firstRow="1" w:lastRow="0" w:firstColumn="1" w:lastColumn="0" w:noHBand="0" w:noVBand="1"/>
+      </w:tblPr>
+      <w:tblGrid>
+        <w:gridCol w:w="1521"/>
+        <w:gridCol w:w="459"/>
+        <w:gridCol w:w="2126"/>
+        <w:gridCol w:w="992"/>
+        <w:gridCol w:w="857"/>
+        <w:gridCol w:w="1553"/>
+        <w:gridCol w:w="1400"/>
+      </w:tblGrid>
+      <w:tr>
+        <w:trPr>
+          <w:jc w:val="center"/>
+        </w:trPr>
+        <w:tc>
+          <w:tcPr>
+            <w:tcW w:w="1521" w:type="dxa"/>
+            <w:vMerge w:val="restart"/>
+            <w:vAlign w:val="center"/>
+          </w:tcPr>
+          <w:p>
+            <w:pPr>
+              <w:jc w:val="center"/>
+              <w:rPr>
+                <w:lang w:val="en-US"/>
+              </w:rPr>
+            </w:pPr>
+            <w:r>
+              <w:rPr>
+                <w:lang w:val="en-US"/>
+              </w:rPr>
+              <w:lastRenderedPageBreak/>
+              <w:t>NBR</w:t>
+            </w:r>
+          </w:p>
+          <w:p>
+            <w:pPr>
+              <w:jc w:val="center"/>
+              <w:rPr>
+                <w:lang w:val="en-US"/>
+              </w:rPr>
+            </w:pPr>
+          </w:p>
+        </w:tc>
+        <w:tc>
+          <w:tcPr>
+            <w:tcW w:w="459" w:type="dxa"/>
+          </w:tcPr>
+          <w:p>
+            <w:pPr>
+              <w:rPr>
+                <w:lang w:val="en-US"/>
+              </w:rPr>
+            </w:pPr>
+            <w:r>
+              <w:rPr>
+                <w:lang w:val="en-US"/>
+              </w:rPr>
+              <w:t>1</w:t>
+            </w:r>
+          </w:p>
+        </w:tc>
+        <w:tc>
+          <w:tcPr>
+            <w:tcW w:w="2126" w:type="dxa"/>
+          </w:tcPr>
+          <w:p>
+            <w:pPr>
+              <w:rPr>
+                <w:lang w:val="en-US"/>
+              </w:rPr>
+            </w:pPr>
+            <w:r>
+              <w:rPr>
+                <w:lang w:val="en-US"/>
+              </w:rPr>
+              <w:t>Healthy</w:t>
+            </w:r>
+          </w:p>
+        </w:tc>
+        <w:tc>
+          <w:tcPr>
+            <w:tcW w:w="992" w:type="dxa"/>
+          </w:tcPr>
+          <w:p>
+            <w:pPr>
+              <w:rPr>
+                <w:lang w:val="en-US"/>
+              </w:rPr>
+            </w:pPr>
+            <w:r>
+              <w:rPr>
+                <w:lang w:val="en-US"/>
+              </w:rPr>
+              <w:t>0.4</w:t>
+            </w:r>
+          </w:p>
+        </w:tc>
+        <w:tc>
+          <w:tcPr>
+            <w:tcW w:w="857" w:type="dxa"/>
+          </w:tcPr>
+          <w:p>
+            <w:pPr>
+              <w:rPr>
+                <w:lang w:val="en-US"/>
+              </w:rPr>
+            </w:pPr>
+            <w:r>
+              <w:rPr>
+                <w:lang w:val="en-US"/>
+              </w:rPr>
+              <w:t>1.0</w:t>
+            </w:r>
+          </w:p>
+        </w:tc>
+        <w:tc>
+          <w:tcPr>
+            <w:tcW w:w="1553" w:type="dxa"/>
+          </w:tcPr>
+          <w:p>
+            <w:pPr>
+              <w:rPr>
+                <w:lang w:val="en-US"/>
+              </w:rPr>
+            </w:pPr>
+            <w:r>
+              <w:rPr>
+                <w:lang w:val="en-US"/>
+              </w:rPr>
+              <w:t>#008000</w:t>
+            </w:r>
+          </w:p>
+        </w:tc>
+        <w:tc>
+          <w:tcPr>
+            <w:tcW w:w="1400" w:type="dxa"/>
+          </w:tcPr>
+          <w:p>
+            <w:pPr>
+              <w:rPr>
+                <w:lang w:val="en-US"/>
+              </w:rPr>
+            </w:pPr>
+            <w:r>
+              <w:rPr>
+                <w:lang w:val="en-US"/>
+              </w:rPr>
+              <w:t>Green</w:t>
+            </w:r>
+          </w:p>
+        </w:tc>
+      </w:tr>
+      <w:tr>
+        <w:trPr>
+          <w:jc w:val="center"/>
+        </w:trPr>
+        <w:tc>
+          <w:tcPr>
+            <w:tcW w:w="1521" w:type="dxa"/>
+            <w:vMerge/>
+            <w:vAlign w:val="center"/>
+          </w:tcPr>
+          <w:p>
+            <w:pPr>
+              <w:jc w:val="center"/>
+              <w:rPr>
+                <w:lang w:val="en-US"/>
+              </w:rPr>
+            </w:pPr>
+          </w:p>
+        </w:tc>
+        <w:tc>
+          <w:tcPr>
+            <w:tcW w:w="459" w:type="dxa"/>
+          </w:tcPr>
+          <w:p>
+            <w:pPr>
+              <w:rPr>
+                <w:lang w:val="en-US"/>
+              </w:rPr>
+            </w:pPr>
+            <w:r>
+              <w:rPr>
+                <w:lang w:val="en-US"/>
+              </w:rPr>
+              <w:t>2</w:t>
+            </w:r>
+          </w:p>
+        </w:tc>
+        <w:tc>
+          <w:tcPr>
+            <w:tcW w:w="2126" w:type="dxa"/>
+          </w:tcPr>
+          <w:p>
+            <w:pPr>
+              <w:rPr>
+                <w:lang w:val="en-US"/>
+              </w:rPr>
+            </w:pPr>
+            <w:r>
+              <w:rPr>
+                <w:lang w:val="en-US"/>
+              </w:rPr>
+              <w:t>Weakened</w:t>
+            </w:r>
+          </w:p>
+        </w:tc>
+        <w:tc>
+          <w:tcPr>
+            <w:tcW w:w="992" w:type="dxa"/>
+          </w:tcPr>
+          <w:p>
+            <w:pPr>
+              <w:rPr>
+                <w:lang w:val="en-US"/>
+              </w:rPr>
+            </w:pPr>
+            <w:r>
+              <w:rPr>
+                <w:lang w:val="en-US"/>
+              </w:rPr>
+              <w:t>0.2</w:t>
+            </w:r>
+          </w:p>
+        </w:tc>
+        <w:tc>
+          <w:tcPr>
+            <w:tcW w:w="857" w:type="dxa"/>
+          </w:tcPr>
+          <w:p>
+            <w:pPr>
+              <w:rPr>
+                <w:lang w:val="en-US"/>
+              </w:rPr>
+            </w:pPr>
+            <w:r>
+              <w:rPr>
+                <w:lang w:val="en-US"/>
+              </w:rPr>
+              <w:t>0.4</w:t>
+            </w:r>
+          </w:p>
+        </w:tc>
+        <w:tc>
+          <w:tcPr>
+            <w:tcW w:w="1553" w:type="dxa"/>
+          </w:tcPr>
+          <w:p>
+            <w:pPr>
+              <w:rPr>
+                <w:lang w:val="en-US"/>
+              </w:rPr>
+            </w:pPr>
+            <w:r>
+              <w:rPr>
+                <w:lang w:val="en-US"/>
+              </w:rPr>
+              <w:t>#90EE90</w:t>
+            </w:r>
+          </w:p>
+        </w:tc>
+        <w:tc>
+          <w:tcPr>
+            <w:tcW w:w="1400" w:type="dxa"/>
+          </w:tcPr>
+          <w:p>
+            <w:pPr>
+              <w:rPr>
+                <w:lang w:val="en-US"/>
+              </w:rPr>
+            </w:pPr>
+            <w:r>
+              <w:rPr>
+                <w:lang w:val="en-US"/>
+              </w:rPr>
+              <w:t>Light Green</w:t>
+            </w:r>
+          </w:p>
+        </w:tc>
+      </w:tr>
+      <w:tr>
+        <w:trPr>
+          <w:jc w:val="center"/>
+        </w:trPr>
+        <w:tc>
+          <w:tcPr>
+            <w:tcW w:w="1521" w:type="dxa"/>
+            <w:vMerge/>
+            <w:vAlign w:val="center"/>
+          </w:tcPr>
+          <w:p>
+            <w:pPr>
+              <w:jc w:val="center"/>
+              <w:rPr>
+                <w:lang w:val="en-US"/>
+              </w:rPr>
+            </w:pPr>
+          </w:p>
+        </w:tc>
+        <w:tc>
+          <w:tcPr>
+            <w:tcW w:w="459" w:type="dxa"/>
+          </w:tcPr>
+          <w:p>
+            <w:pPr>
+              <w:rPr>
+                <w:lang w:val="en-US"/>
+              </w:rPr>
+            </w:pPr>
+            <w:r>
+              <w:rPr>
+                <w:lang w:val="en-US"/>
+              </w:rPr>
+              <w:t>3</w:t>
+            </w:r>
+          </w:p>
+        </w:tc>
+        <w:tc>
+          <w:tcPr>
+            <w:tcW w:w="2126" w:type="dxa"/>
+          </w:tcPr>
+          <w:p>
+            <w:pPr>
+              <w:rPr>
+                <w:lang w:val="en-US"/>
+              </w:rPr>
+            </w:pPr>
+            <w:r>
+              <w:rPr>
+                <w:lang w:val="en-US"/>
+              </w:rPr>
+              <w:t>Severely Weakened</w:t>
+            </w:r>
+          </w:p>
+        </w:tc>
+        <w:tc>
+          <w:tcPr>
+            <w:tcW w:w="992" w:type="dxa"/>
+          </w:tcPr>
+          <w:p>
+            <w:pPr>
+              <w:rPr>
+                <w:lang w:val="en-US"/>
+              </w:rPr>
+            </w:pPr>
+            <w:r>
+              <w:rPr>
+                <w:lang w:val="en-US"/>
+              </w:rPr>
+              <w:t>0.1</w:t>
+            </w:r>
+          </w:p>
+        </w:tc>
+        <w:tc>
+          <w:tcPr>
+            <w:tcW w:w="857" w:type="dxa"/>
+          </w:tcPr>
+          <w:p>
+            <w:pPr>
+              <w:rPr>
+                <w:lang w:val="en-US"/>
+              </w:rPr>
+            </w:pPr>
+            <w:r>
+              <w:rPr>
+                <w:lang w:val="en-US"/>
+              </w:rPr>
+              <w:t>0.2</w:t>
+            </w:r>
+          </w:p>
+        </w:tc>
+        <w:tc>
+          <w:tcPr>
+            <w:tcW w:w="1553" w:type="dxa"/>
+          </w:tcPr>
+          <w:p>
+            <w:pPr>
+              <w:rPr>
+                <w:lang w:val="en-US"/>
+              </w:rPr>
+            </w:pPr>
+            <w:r>
+              <w:rPr>
+                <w:lang w:val="en-US"/>
+              </w:rPr>
+              <w:t>#9ACD32</w:t>
+            </w:r>
+          </w:p>
+        </w:tc>
+        <w:tc>
+          <w:tcPr>
+            <w:tcW w:w="1400" w:type="dxa"/>
+          </w:tcPr>
+          <w:p>
+            <w:pPr>
+              <w:rPr>
+                <w:lang w:val="en-US"/>
+              </w:rPr>
+            </w:pPr>
+            <w:r>
+              <w:rPr>
+                <w:lang w:val="en-US"/>
+              </w:rPr>
+              <w:t>Yellow-green</w:t>
+            </w:r>
+          </w:p>
+        </w:tc>
+      </w:tr>
+      <w:tr>
+        <w:trPr>
+          <w:jc w:val="center"/>
+        </w:trPr>
+        <w:tc>
+          <w:tcPr>
+            <w:tcW w:w="1521" w:type="dxa"/>
+            <w:vMerge/>
+            <w:vAlign w:val="center"/>
+          </w:tcPr>
+          <w:p>
+            <w:pPr>
+              <w:jc w:val="center"/>
+              <w:rPr>
+                <w:lang w:val="en-US"/>
+              </w:rPr>
+            </w:pPr>
+          </w:p>
+        </w:tc>
+        <w:tc>
+          <w:tcPr>
+            <w:tcW w:w="459" w:type="dxa"/>
+          </w:tcPr>
+          <w:p>
+            <w:pPr>
+              <w:rPr>
+                <w:lang w:val="en-US"/>
+              </w:rPr>
+            </w:pPr>
+            <w:r>
+              <w:rPr>
+                <w:lang w:val="en-US"/>
+              </w:rPr>
+              <w:t>4</w:t>
+            </w:r>
+          </w:p>
+        </w:tc>
+        <w:tc>
+          <w:tcPr>
+            <w:tcW w:w="2126" w:type="dxa"/>
+          </w:tcPr>
+          <w:p>
+            <w:pPr>
+              <w:rPr>
+                <w:lang w:val="en-US"/>
+              </w:rPr>
+            </w:pPr>
+            <w:r>
+              <w:rPr>
+                <w:lang w:val="en-US"/>
+              </w:rPr>
+              <w:t>Dying</w:t>
+            </w:r>
+          </w:p>
+        </w:tc>
+        <w:tc>
+          <w:tcPr>
+            <w:tcW w:w="992" w:type="dxa"/>
+          </w:tcPr>
+          <w:p>
+            <w:pPr>
+              <w:rPr>
+                <w:lang w:val="en-US"/>
+              </w:rPr>
+            </w:pPr>
+            <w:r>
+              <w:rPr>
+                <w:lang w:val="en-US"/>
+              </w:rPr>
+              <w:t>0.0</w:t>
+            </w:r>
+          </w:p>
+        </w:tc>
+        <w:tc>
+          <w:tcPr>
+            <w:tcW w:w="857" w:type="dxa"/>
+          </w:tcPr>
+          <w:p>
+            <w:pPr>
+              <w:rPr>
+                <w:lang w:val="en-US"/>
+              </w:rPr>
+            </w:pPr>
+            <w:r>
+              <w:rPr>
+                <w:lang w:val="en-US"/>
+              </w:rPr>
+              <w:t>0.1</w:t>
+            </w:r>
+          </w:p>
+        </w:tc>
+        <w:tc>
+          <w:tcPr>
+            <w:tcW w:w="1553" w:type="dxa"/>
+          </w:tcPr>
+          <w:p>
+            <w:pPr>
+              <w:rPr>
+                <w:lang w:val="en-US"/>
+              </w:rPr>
+            </w:pPr>
+            <w:r>
+              <w:rPr>
+                <w:lang w:val="en-US"/>
+              </w:rPr>
+              <w:t>#FFD700</w:t>
+            </w:r>
+          </w:p>
+        </w:tc>
+        <w:tc>
+          <w:tcPr>
+            <w:tcW w:w="1400" w:type="dxa"/>
+          </w:tcPr>
+          <w:p>
+            <w:pPr>
+              <w:rPr>
+                <w:lang w:val="en-US"/>
+              </w:rPr>
+            </w:pPr>
+            <w:r>
+              <w:rPr>
+                <w:lang w:val="en-US"/>
+              </w:rPr>
+              <w:t>Yellow</w:t>
+            </w:r>
+          </w:p>
+        </w:tc>
+      </w:tr>
+      <w:tr>
+        <w:trPr>
+          <w:jc w:val="center"/>
+        </w:trPr>
+        <w:tc>
+          <w:tcPr>
+            <w:tcW w:w="1521" w:type="dxa"/>
+            <w:vMerge/>
+            <w:vAlign w:val="center"/>
+          </w:tcPr>
+          <w:p>
+            <w:pPr>
+              <w:jc w:val="center"/>
+              <w:rPr>
+                <w:lang w:val="en-US"/>
+              </w:rPr>
+            </w:pPr>
+          </w:p>
+        </w:tc>
+        <w:tc>
+          <w:tcPr>
+            <w:tcW w:w="459" w:type="dxa"/>
+          </w:tcPr>
+          <w:p>
+            <w:pPr>
+              <w:rPr>
+                <w:lang w:val="en-US"/>
+              </w:rPr>
+            </w:pPr>
+            <w:r>
+              <w:rPr>
+                <w:lang w:val="en-US"/>
+              </w:rPr>
+              <w:t>5</w:t>
+            </w:r>
+          </w:p>
+        </w:tc>
+        <w:tc>
+          <w:tcPr>
+            <w:tcW w:w="2126" w:type="dxa"/>
+          </w:tcPr>
+          <w:p>
+            <w:pPr>
+              <w:rPr>
+                <w:lang w:val="en-US"/>
+              </w:rPr>
+            </w:pPr>
+            <w:r>
+              <w:rPr>
+                <w:lang w:val="en-US"/>
+              </w:rPr>
+              <w:t>Fresh Deadwood</w:t>
+            </w:r>
+          </w:p>
+        </w:tc>
+        <w:tc>
+          <w:tcPr>
+            <w:tcW w:w="992" w:type="dxa"/>
+          </w:tcPr>
+          <w:p>
+            <w:pPr>
+              <w:rPr>
+                <w:lang w:val="en-US"/>
+              </w:rPr>
+            </w:pPr>
+            <w:r>
+              <w:rPr>
+                <w:lang w:val="en-US"/>
+              </w:rPr>
+              <w:t>-0.1</w:t>
+            </w:r>
+          </w:p>
+        </w:tc>
+        <w:tc>
+          <w:tcPr>
+            <w:tcW w:w="857" w:type="dxa"/>
+          </w:tcPr>
+          <w:p>
+            <w:pPr>
+              <w:rPr>
+                <w:lang w:val="en-US"/>
+              </w:rPr>
+            </w:pPr>
+            <w:r>
+              <w:rPr>
+                <w:lang w:val="en-US"/>
+              </w:rPr>
+              <w:t>0.0</w:t>
+            </w:r>
+          </w:p>
+        </w:tc>
+        <w:tc>
+          <w:tcPr>
+            <w:tcW w:w="1553" w:type="dxa"/>
+          </w:tcPr>
+          <w:p>
+            <w:pPr>
+              <w:rPr>
+                <w:lang w:val="en-US"/>
+              </w:rPr>
+            </w:pPr>
+            <w:r>
+              <w:rPr>
+                <w:lang w:val="en-US"/>
+              </w:rPr>
+              <w:t>#CD853F</w:t>
+            </w:r>
+          </w:p>
+        </w:tc>
+        <w:tc>
+          <w:tcPr>
+            <w:tcW w:w="1400" w:type="dxa"/>
+          </w:tcPr>
+          <w:p>
+            <w:pPr>
+              <w:rPr>
+                <w:lang w:val="en-US"/>
+              </w:rPr>
+            </w:pPr>
+            <w:r>
+              <w:rPr>
+                <w:lang w:val="en-US"/>
+              </w:rPr>
+              <w:t>Orange-brown</w:t>
+            </w:r>
+          </w:p>
+        </w:tc>
+      </w:tr>
+      <w:tr>
+        <w:trPr>
+          <w:jc w:val="center"/>
+        </w:trPr>
+        <w:tc>
+          <w:tcPr>
+            <w:tcW w:w="1521" w:type="dxa"/>
+            <w:vMerge/>
+            <w:vAlign w:val="center"/>
+          </w:tcPr>
+          <w:p>
+            <w:pPr>
+              <w:jc w:val="center"/>
+              <w:rPr>
+                <w:lang w:val="en-US"/>
+              </w:rPr>
+            </w:pPr>
+          </w:p>
+        </w:tc>
+        <w:tc>
+          <w:tcPr>
+            <w:tcW w:w="459" w:type="dxa"/>
+          </w:tcPr>
+          <w:p>
+            <w:pPr>
+              <w:rPr>
+                <w:lang w:val="en-US"/>
+              </w:rPr>
+            </w:pPr>
+            <w:r>
+              <w:rPr>
+                <w:lang w:val="en-US"/>
+              </w:rPr>
+              <w:t>6</w:t>
+            </w:r>
+          </w:p>
+        </w:tc>
+        <w:tc>
+          <w:tcPr>
+            <w:tcW w:w="2126" w:type="dxa"/>
+          </w:tcPr>
+          <w:p>
+            <w:pPr>
+              <w:rPr>
+                <w:lang w:val="en-US"/>
+              </w:rPr>
+            </w:pPr>
+            <w:r>
+              <w:rPr>
+                <w:lang w:val="en-US"/>
+              </w:rPr>
+              <w:t>Old Deadwood</w:t>
+            </w:r>
+          </w:p>
+        </w:tc>
+        <w:tc>
+          <w:tcPr>
+            <w:tcW w:w="992" w:type="dxa"/>
+          </w:tcPr>
+          <w:p>
+            <w:pPr>
+              <w:rPr>
+                <w:lang w:val="en-US"/>
+              </w:rPr>
+            </w:pPr>
+            <w:r>
+              <w:rPr>
+                <w:lang w:val="en-US"/>
+              </w:rPr>
+              <w:t>-1.0</w:t>
+            </w:r>
+          </w:p>
+        </w:tc>
+        <w:tc>
+          <w:tcPr>
+            <w:tcW w:w="857" w:type="dxa"/>
+          </w:tcPr>
+          <w:p>
+            <w:pPr>
+              <w:rPr>
+                <w:lang w:val="en-US"/>
+              </w:rPr>
+            </w:pPr>
+            <w:r>
+              <w:rPr>
+                <w:lang w:val="en-US"/>
+              </w:rPr>
+              <w:t>-0.1</w:t>
+            </w:r>
+          </w:p>
+        </w:tc>
+        <w:tc>
+          <w:tcPr>
+            <w:tcW w:w="1553" w:type="dxa"/>
+          </w:tcPr>
+          <w:p>
+            <w:pPr>
+              <w:rPr>
+                <w:lang w:val="en-US"/>
+              </w:rPr>
+            </w:pPr>
+            <w:r>
+              <w:rPr>
+                <w:lang w:val="en-US"/>
+              </w:rPr>
+              <w:t>#8B4513</w:t>
+            </w:r>
+          </w:p>
+        </w:tc>
+        <w:tc>
+          <w:tcPr>
+            <w:tcW w:w="1400" w:type="dxa"/>
+          </w:tcPr>
+          <w:p>
+            <w:pPr>
+              <w:rPr>
+                <w:lang w:val="en-US"/>
+              </w:rPr>
+            </w:pPr>
+            <w:r>
+              <w:rPr>
+                <w:lang w:val="en-US"/>
+              </w:rPr>
+              <w:t>Dark brown</w:t>
+            </w:r>
+          </w:p>
+        </w:tc>
+      </w:tr>
+      <w:tr>
+        <w:trPr>
+          <w:jc w:val="center"/>
+        </w:trPr>
+        <w:tc>
+          <w:tcPr>
+            <w:tcW w:w="1521" w:type="dxa"/>
+            <w:vMerge w:val="restart"/>
+            <w:vAlign w:val="center"/>
+          </w:tcPr>
+          <w:p>
+            <w:pPr>
+              <w:jc w:val="center"/>
+              <w:rPr>
+                <w:lang w:val="en-US"/>
+              </w:rPr>
+            </w:pPr>
+            <w:r>
+              <w:rPr>
+                <w:lang w:val="en-US"/>
+              </w:rPr>
+              <w:t>NDSWIR</w:t>
+            </w:r>
+          </w:p>
+          <w:p>
+            <w:pPr>
+              <w:jc w:val="center"/>
+              <w:rPr>
+                <w:lang w:val="en-US"/>
+              </w:rPr>
+            </w:pPr>
+          </w:p>
+        </w:tc>
+        <w:tc>
+          <w:tcPr>
+            <w:tcW w:w="459" w:type="dxa"/>
+          </w:tcPr>
+          <w:p>
+            <w:pPr>
+              <w:rPr>
+                <w:lang w:val="en-US"/>
+              </w:rPr>
+            </w:pPr>
+            <w:r>
+              <w:rPr>
+                <w:lang w:val="en-US"/>
+              </w:rPr>
+              <w:t>1</w:t>
+            </w:r>
+          </w:p>
+        </w:tc>
+        <w:tc>
+          <w:tcPr>
+            <w:tcW w:w="2126" w:type="dxa"/>
+          </w:tcPr>
+          <w:p>
+            <w:pPr>
+              <w:rPr>
+                <w:lang w:val="en-US"/>
+              </w:rPr>
+            </w:pPr>
+            <w:r>
+              <w:rPr>
+                <w:lang w:val="en-US"/>
+              </w:rPr>
+              <w:t>Healthy</w:t>
+            </w:r>
+          </w:p>
+        </w:tc>
+        <w:tc>
+          <w:tcPr>
+            <w:tcW w:w="992" w:type="dxa"/>
+          </w:tcPr>
+          <w:p>
+            <w:pPr>
+              <w:rPr>
+                <w:lang w:val="en-US"/>
+              </w:rPr>
+            </w:pPr>
+            <w:r>
+              <w:rPr>
+                <w:lang w:val="en-US"/>
+              </w:rPr>
+              <w:t>0.5</w:t>
+            </w:r>
+          </w:p>
+        </w:tc>
+        <w:tc>
+          <w:tcPr>
+            <w:tcW w:w="857" w:type="dxa"/>
+          </w:tcPr>
+          <w:p>
+            <w:pPr>
+              <w:rPr>
+                <w:lang w:val="en-US"/>
+              </w:rPr>
+            </w:pPr>
+            <w:r>
+              <w:rPr>
+                <w:lang w:val="en-US"/>
+              </w:rPr>
+              <w:t>1.0</w:t>
+            </w:r>
+          </w:p>
+        </w:tc>
+        <w:tc>
+          <w:tcPr>
+            <w:tcW w:w="1553" w:type="dxa"/>
+          </w:tcPr>
+          <w:p>
+            <w:pPr>
+              <w:rPr>
+                <w:lang w:val="en-US"/>
+              </w:rPr>
+            </w:pPr>
+            <w:r>
+              <w:rPr>
+                <w:lang w:val="en-US"/>
+              </w:rPr>
+              <w:t>#008000</w:t>
+            </w:r>
+          </w:p>
+        </w:tc>
+        <w:tc>
+          <w:tcPr>
+            <w:tcW w:w="1400" w:type="dxa"/>
+          </w:tcPr>
+          <w:p>
+            <w:pPr>
+              <w:rPr>
+                <w:lang w:val="en-US"/>
+              </w:rPr>
+            </w:pPr>
+            <w:r>
+              <w:rPr>
+                <w:lang w:val="en-US"/>
+              </w:rPr>
+              <w:t>Green</w:t>
+            </w:r>
+          </w:p>
+        </w:tc>
+      </w:tr>
+      <w:tr>
+        <w:trPr>
+          <w:jc w:val="center"/>
+        </w:trPr>
+        <w:tc>
+          <w:tcPr>
+            <w:tcW w:w="1521" w:type="dxa"/>
+            <w:vMerge/>
+            <w:vAlign w:val="center"/>
+          </w:tcPr>
+          <w:p>
+            <w:pPr>
+              <w:jc w:val="center"/>
+              <w:rPr>
+                <w:lang w:val="en-US"/>
+              </w:rPr>
+            </w:pPr>
+          </w:p>
+        </w:tc>
+        <w:tc>
+          <w:tcPr>
+            <w:tcW w:w="459" w:type="dxa"/>
+          </w:tcPr>
+          <w:p>
+            <w:pPr>
+              <w:rPr>
+                <w:lang w:val="en-US"/>
+              </w:rPr>
+            </w:pPr>
+            <w:r>
+              <w:rPr>
+                <w:lang w:val="en-US"/>
+              </w:rPr>
+              <w:t>2</w:t>
+            </w:r>
+          </w:p>
+        </w:tc>
+        <w:tc>
+          <w:tcPr>
+            <w:tcW w:w="2126" w:type="dxa"/>
+          </w:tcPr>
+          <w:p>
+            <w:pPr>
+              <w:rPr>
+                <w:lang w:val="en-US"/>
+              </w:rPr>
+            </w:pPr>
+            <w:r>
+              <w:rPr>
+                <w:lang w:val="en-US"/>
+              </w:rPr>
+              <w:t>Weakened</w:t>
+            </w:r>
+          </w:p>
+        </w:tc>
+        <w:tc>
+          <w:tcPr>
+            <w:tcW w:w="992" w:type="dxa"/>
+          </w:tcPr>
+          <w:p>
+            <w:pPr>
+              <w:rPr>
+                <w:lang w:val="en-US"/>
+              </w:rPr>
+            </w:pPr>
+            <w:r>
+              <w:rPr>
+                <w:lang w:val="en-US"/>
+              </w:rPr>
+              <w:t>0.3</w:t>
+            </w:r>
+          </w:p>
+        </w:tc>
+        <w:tc>
+          <w:tcPr>
+            <w:tcW w:w="857" w:type="dxa"/>
+          </w:tcPr>
+          <w:p>
+            <w:pPr>
+              <w:rPr>
+                <w:lang w:val="en-US"/>
+              </w:rPr>
+            </w:pPr>
+            <w:r>
+              <w:rPr>
+                <w:lang w:val="en-US"/>
+              </w:rPr>
+              <w:t>0.5</w:t>
+            </w:r>
+          </w:p>
+        </w:tc>
+        <w:tc>
+          <w:tcPr>
+            <w:tcW w:w="1553" w:type="dxa"/>
+          </w:tcPr>
+          <w:p>
+            <w:pPr>
+              <w:rPr>
+                <w:lang w:val="en-US"/>
+              </w:rPr>
+            </w:pPr>
+            <w:r>
+              <w:rPr>
+                <w:lang w:val="en-US"/>
+              </w:rPr>
+              <w:t>#90EE90</w:t>
+            </w:r>
+          </w:p>
+        </w:tc>
+        <w:tc>
+          <w:tcPr>
+            <w:tcW w:w="1400" w:type="dxa"/>
+          </w:tcPr>
+          <w:p>
+            <w:pPr>
+              <w:rPr>
+                <w:lang w:val="en-US"/>
+              </w:rPr>
+            </w:pPr>
+            <w:r>
+              <w:rPr>
+                <w:lang w:val="en-US"/>
+              </w:rPr>
+              <w:t>Light Green</w:t>
+            </w:r>
+          </w:p>
+        </w:tc>
+      </w:tr>
+      <w:tr>
+        <w:trPr>
+          <w:jc w:val="center"/>
+        </w:trPr>
+        <w:tc>
+          <w:tcPr>
+            <w:tcW w:w="1521" w:type="dxa"/>
+            <w:vMerge/>
+            <w:vAlign w:val="center"/>
+          </w:tcPr>
+          <w:p>
+            <w:pPr>
+              <w:jc w:val="center"/>
+              <w:rPr>
+                <w:lang w:val="en-US"/>
+              </w:rPr>
+            </w:pPr>
+          </w:p>
+        </w:tc>
+        <w:tc>
+          <w:tcPr>
+            <w:tcW w:w="459" w:type="dxa"/>
+          </w:tcPr>
+          <w:p>
+            <w:pPr>
+              <w:rPr>
+                <w:lang w:val="en-US"/>
+              </w:rPr>
+            </w:pPr>
+            <w:r>
+              <w:rPr>
+                <w:lang w:val="en-US"/>
+              </w:rPr>
+              <w:t>3</w:t>
+            </w:r>
+          </w:p>
+        </w:tc>
+        <w:tc>
+          <w:tcPr>
+            <w:tcW w:w="2126" w:type="dxa"/>
+          </w:tcPr>
+          <w:p>
+            <w:pPr>
+              <w:rPr>
+                <w:lang w:val="en-US"/>
+              </w:rPr>
+            </w:pPr>
+            <w:r>
+              <w:rPr>
+                <w:lang w:val="en-US"/>
+              </w:rPr>
+              <w:t>Severely Weakened</w:t>
+            </w:r>
+          </w:p>
+        </w:tc>
+        <w:tc>
+          <w:tcPr>
+            <w:tcW w:w="992" w:type="dxa"/>
+          </w:tcPr>
+          <w:p>
+            <w:pPr>
+              <w:rPr>
+                <w:lang w:val="en-US"/>
+              </w:rPr>
+            </w:pPr>
+            <w:r>
+              <w:rPr>
+                <w:lang w:val="en-US"/>
+              </w:rPr>
+              <w:t>0.2</w:t>
+            </w:r>
+          </w:p>
+        </w:tc>
+        <w:tc>
+          <w:tcPr>
+            <w:tcW w:w="857" w:type="dxa"/>
+          </w:tcPr>
+          <w:p>
+            <w:pPr>
+              <w:rPr>
+                <w:lang w:val="en-US"/>
+              </w:rPr>
+            </w:pPr>
+            <w:r>
+              <w:rPr>
+                <w:lang w:val="en-US"/>
+              </w:rPr>
+              <w:t>0.3</w:t>
+            </w:r>
+          </w:p>
+        </w:tc>
+        <w:tc>
+          <w:tcPr>
+            <w:tcW w:w="1553" w:type="dxa"/>
+          </w:tcPr>
+          <w:p>
+            <w:pPr>
+              <w:rPr>
+                <w:lang w:val="en-US"/>
+              </w:rPr>
+            </w:pPr>
+            <w:r>
+              <w:rPr>
+                <w:lang w:val="en-US"/>
+              </w:rPr>
+              <w:t>#9ACD32</w:t>
+            </w:r>
+          </w:p>
+        </w:tc>
+        <w:tc>
+          <w:tcPr>
+            <w:tcW w:w="1400" w:type="dxa"/>
+          </w:tcPr>
+          <w:p>
+            <w:pPr>
+              <w:rPr>
+                <w:lang w:val="en-US"/>
+              </w:rPr>
+            </w:pPr>
+            <w:r>
+              <w:rPr>
+                <w:lang w:val="en-US"/>
+              </w:rPr>
+              <w:t>Yellow-green</w:t>
+            </w:r>
+          </w:p>
+        </w:tc>
+      </w:tr>
+      <w:tr>
+        <w:trPr>
+          <w:jc w:val="center"/>
+        </w:trPr>
+        <w:tc>
+          <w:tcPr>
+            <w:tcW w:w="1521" w:type="dxa"/>
+            <w:vMerge/>
+            <w:vAlign w:val="center"/>
+          </w:tcPr>
+          <w:p>
+            <w:pPr>
+              <w:jc w:val="center"/>
+              <w:rPr>
+                <w:lang w:val="en-US"/>
+              </w:rPr>
+            </w:pPr>
+          </w:p>
+        </w:tc>
+        <w:tc>
+          <w:tcPr>
+            <w:tcW w:w="459" w:type="dxa"/>
+          </w:tcPr>
+          <w:p>
+            <w:pPr>
+              <w:rPr>
+                <w:lang w:val="en-US"/>
+              </w:rPr>
+            </w:pPr>
+            <w:r>
+              <w:rPr>
+                <w:lang w:val="en-US"/>
+              </w:rPr>
+              <w:t>4</w:t>
+            </w:r>
+          </w:p>
+        </w:tc>
+        <w:tc>
+          <w:tcPr>
+            <w:tcW w:w="2126" w:type="dxa"/>
+          </w:tcPr>
+          <w:p>
+            <w:pPr>
+              <w:rPr>
+                <w:lang w:val="en-US"/>
+              </w:rPr>
+            </w:pPr>
+            <w:r>
+              <w:rPr>
+                <w:lang w:val="en-US"/>
+              </w:rPr>
+              <w:t>Dying</w:t>
+            </w:r>
+          </w:p>
+        </w:tc>
+        <w:tc>
+          <w:tcPr>
+            <w:tcW w:w="992" w:type="dxa"/>
+          </w:tcPr>
+          <w:p>
+            <w:pPr>
+              <w:rPr>
+                <w:lang w:val="en-US"/>
+              </w:rPr>
+            </w:pPr>
+            <w:r>
+              <w:rPr>
+                <w:lang w:val="en-US"/>
+              </w:rPr>
+              <w:t>0.1</w:t>
+            </w:r>
+          </w:p>
+        </w:tc>
+        <w:tc>
+          <w:tcPr>
+            <w:tcW w:w="857" w:type="dxa"/>
+          </w:tcPr>
+          <w:p>
+            <w:pPr>
+              <w:rPr>
+                <w:lang w:val="en-US"/>
+              </w:rPr>
+            </w:pPr>
+            <w:r>
+              <w:rPr>
+                <w:lang w:val="en-US"/>
+              </w:rPr>
+              <w:t>0.2</w:t>
+            </w:r>
+          </w:p>
+        </w:tc>
+        <w:tc>
+          <w:tcPr>
+            <w:tcW w:w="1553" w:type="dxa"/>
+          </w:tcPr>
+          <w:p>
+            <w:pPr>
+              <w:rPr>
+                <w:lang w:val="en-US"/>
+              </w:rPr>
+            </w:pPr>
+            <w:r>
+              <w:rPr>
+                <w:lang w:val="en-US"/>
+              </w:rPr>
+              <w:t>#FFD700</w:t>
+            </w:r>
+          </w:p>
+        </w:tc>
+        <w:tc>
+          <w:tcPr>
+            <w:tcW w:w="1400" w:type="dxa"/>
+          </w:tcPr>
+          <w:p>
+            <w:pPr>
+              <w:rPr>
+                <w:lang w:val="en-US"/>
+              </w:rPr>
+            </w:pPr>
+            <w:r>
+              <w:rPr>
+                <w:lang w:val="en-US"/>
+              </w:rPr>
+              <w:t>Yellow</w:t>
+            </w:r>
+          </w:p>
+        </w:tc>
+      </w:tr>
+      <w:tr>
+        <w:trPr>
+          <w:jc w:val="center"/>
+        </w:trPr>
+        <w:tc>
+          <w:tcPr>
+            <w:tcW w:w="1521" w:type="dxa"/>
+            <w:vMerge/>
+            <w:vAlign w:val="center"/>
+          </w:tcPr>
+          <w:p>
+            <w:pPr>
+              <w:jc w:val="center"/>
+              <w:rPr>
+                <w:lang w:val="en-US"/>
+              </w:rPr>
+            </w:pPr>
+          </w:p>
+        </w:tc>
+        <w:tc>
+          <w:tcPr>
+            <w:tcW w:w="459" w:type="dxa"/>
+          </w:tcPr>
+          <w:p>
+            <w:pPr>
+              <w:rPr>
+                <w:lang w:val="en-US"/>
+              </w:rPr>
+            </w:pPr>
+            <w:r>
+              <w:rPr>
+                <w:lang w:val="en-US"/>
+              </w:rPr>
+              <w:t>5</w:t>
+            </w:r>
+          </w:p>
+        </w:tc>
+        <w:tc>
+          <w:tcPr>
+            <w:tcW w:w="2126" w:type="dxa"/>
+          </w:tcPr>
+          <w:p>
+            <w:pPr>
+              <w:rPr>
+                <w:lang w:val="en-US"/>
+              </w:rPr>
+            </w:pPr>
+            <w:r>
+              <w:rPr>
+                <w:lang w:val="en-US"/>
+              </w:rPr>
+              <w:t>Fresh Deadwood</w:t>
+            </w:r>
+          </w:p>
+        </w:tc>
+        <w:tc>
+          <w:tcPr>
+            <w:tcW w:w="992" w:type="dxa"/>
+          </w:tcPr>
+          <w:p>
+            <w:pPr>
+              <w:rPr>
+                <w:lang w:val="en-US"/>
+              </w:rPr>
+            </w:pPr>
+            <w:r>
+              <w:rPr>
+                <w:lang w:val="en-US"/>
+              </w:rPr>
+              <w:t>0.0</w:t>
+            </w:r>
+          </w:p>
+        </w:tc>
+        <w:tc>
+          <w:tcPr>
+            <w:tcW w:w="857" w:type="dxa"/>
+          </w:tcPr>
+          <w:p>
+            <w:pPr>
+              <w:rPr>
+                <w:lang w:val="en-US"/>
+              </w:rPr>
+            </w:pPr>
+            <w:r>
+              <w:rPr>
+                <w:lang w:val="en-US"/>
+              </w:rPr>
+              <w:t>0.1</w:t>
+            </w:r>
+          </w:p>
+        </w:tc>
+        <w:tc>
+          <w:tcPr>
+            <w:tcW w:w="1553" w:type="dxa"/>
+          </w:tcPr>
+          <w:p>
+            <w:pPr>
+              <w:rPr>
+                <w:lang w:val="en-US"/>
+              </w:rPr>
+            </w:pPr>
+            <w:r>
+              <w:rPr>
+                <w:lang w:val="en-US"/>
+              </w:rPr>
+              <w:t>#CD853F</w:t>
+            </w:r>
+          </w:p>
+        </w:tc>
+        <w:tc>
+          <w:tcPr>
+            <w:tcW w:w="1400" w:type="dxa"/>
+          </w:tcPr>
+          <w:p>
+            <w:pPr>
+              <w:rPr>
+                <w:lang w:val="en-US"/>
+              </w:rPr>
+            </w:pPr>
+            <w:r>
+              <w:rPr>
+                <w:lang w:val="en-US"/>
+              </w:rPr>
+              <w:t>Orange-brown</w:t>
+            </w:r>
+          </w:p>
+        </w:tc>
+      </w:tr>
+      <w:tr>
+        <w:trPr>
+          <w:jc w:val="center"/>
+        </w:trPr>
+        <w:tc>
+          <w:tcPr>
+            <w:tcW w:w="1521" w:type="dxa"/>
+            <w:vMerge/>
+            <w:vAlign w:val="center"/>
+          </w:tcPr>
+          <w:p>
+            <w:pPr>
+              <w:jc w:val="center"/>
+              <w:rPr>
+                <w:lang w:val="en-US"/>
+              </w:rPr>
+            </w:pPr>
+          </w:p>
+        </w:tc>
+        <w:tc>
+          <w:tcPr>
+            <w:tcW w:w="459" w:type="dxa"/>
+          </w:tcPr>
+          <w:p>
+            <w:pPr>
+              <w:rPr>
+                <w:lang w:val="en-US"/>
+              </w:rPr>
+            </w:pPr>
+            <w:r>
+              <w:rPr>
+                <w:lang w:val="en-US"/>
+              </w:rPr>
+              <w:t>6</w:t>
+            </w:r>
+          </w:p>
+        </w:tc>
+        <w:tc>
+          <w:tcPr>
+            <w:tcW w:w="2126" w:type="dxa"/>
+          </w:tcPr>
+          <w:p>
+            <w:pPr>
+              <w:rPr>
+                <w:lang w:val="en-US"/>
+              </w:rPr>
+            </w:pPr>
+            <w:r>
+              <w:rPr>
+                <w:lang w:val="en-US"/>
+              </w:rPr>
+              <w:t>Old Deadwood</w:t>
+            </w:r>
+          </w:p>
+        </w:tc>
+        <w:tc>
+          <w:tcPr>
+            <w:tcW w:w="992" w:type="dxa"/>
+          </w:tcPr>
+          <w:p>
+            <w:pPr>
+              <w:rPr>
+                <w:lang w:val="en-US"/>
+              </w:rPr>
+            </w:pPr>
+            <w:r>
+              <w:rPr>
+                <w:lang w:val="en-US"/>
+              </w:rPr>
+              <w:t>-1.0</w:t>
+            </w:r>
+          </w:p>
+        </w:tc>
+        <w:tc>
+          <w:tcPr>
+            <w:tcW w:w="857" w:type="dxa"/>
+          </w:tcPr>
+          <w:p>
+            <w:pPr>
+              <w:rPr>
+                <w:lang w:val="en-US"/>
+              </w:rPr>
+            </w:pPr>
+            <w:r>
+              <w:rPr>
+                <w:lang w:val="en-US"/>
+              </w:rPr>
+              <w:t>0.0</w:t>
+            </w:r>
+          </w:p>
+        </w:tc>
+        <w:tc>
+          <w:tcPr>
+            <w:tcW w:w="1553" w:type="dxa"/>
+          </w:tcPr>
+          <w:p>
+            <w:pPr>
+              <w:rPr>
+                <w:lang w:val="en-US"/>
+              </w:rPr>
+            </w:pPr>
+            <w:r>
+              <w:rPr>
+                <w:lang w:val="en-US"/>
+              </w:rPr>
+              <w:t>#8B4513</w:t>
+            </w:r>
+          </w:p>
+        </w:tc>
+        <w:tc>
+          <w:tcPr>
+            <w:tcW w:w="1400" w:type="dxa"/>
+          </w:tcPr>
+          <w:p>
+            <w:pPr>
+              <w:rPr>
+                <w:lang w:val="en-US"/>
+              </w:rPr>
+            </w:pPr>
+            <w:r>
+              <w:rPr>
+                <w:lang w:val="en-US"/>
+              </w:rPr>
+              <w:t>Dark brown</w:t>
+            </w:r>
+          </w:p>
+        </w:tc>
+      </w:tr>
+      <w:tr>
+        <w:trPr>
+          <w:jc w:val="center"/>
+        </w:trPr>
+        <w:tc>
+          <w:tcPr>
+            <w:tcW w:w="1521" w:type="dxa"/>
+            <w:vMerge w:val="restart"/>
+            <w:vAlign w:val="center"/>
+          </w:tcPr>
+          <w:p>
+            <w:pPr>
+              <w:jc w:val="center"/>
+              <w:rPr>
+                <w:lang w:val="en-US"/>
+              </w:rPr>
+            </w:pPr>
+            <w:r>
+              <w:rPr>
+                <w:lang w:val="en-US"/>
+              </w:rPr>
+              <w:t>NBRSWIR</w:t>
+            </w:r>
+          </w:p>
+          <w:p>
+            <w:pPr>
+              <w:ind w:right="-323"/>
+              <w:jc w:val="center"/>
+              <w:rPr>
+                <w:lang w:val="en-US"/>
+              </w:rPr>
+            </w:pPr>
+          </w:p>
+        </w:tc>
+        <w:tc>
+          <w:tcPr>
+            <w:tcW w:w="459" w:type="dxa"/>
+          </w:tcPr>
+          <w:p>
+            <w:pPr>
+              <w:rPr>
+                <w:lang w:val="en-US"/>
+              </w:rPr>
+            </w:pPr>
+            <w:r>
+              <w:rPr>
+                <w:lang w:val="en-US"/>
+              </w:rPr>
+              <w:t>1</w:t>
+            </w:r>
+          </w:p>
+        </w:tc>
+        <w:tc>
+          <w:tcPr>
+            <w:tcW w:w="2126" w:type="dxa"/>
+          </w:tcPr>
+          <w:p>
+            <w:pPr>
+              <w:rPr>
+                <w:lang w:val="en-US"/>
+              </w:rPr>
+            </w:pPr>
+            <w:r>
+              <w:rPr>
+                <w:lang w:val="en-US"/>
+              </w:rPr>
+              <w:t>Healthy</w:t>
+            </w:r>
+          </w:p>
+        </w:tc>
+        <w:tc>
+          <w:tcPr>
+            <w:tcW w:w="992" w:type="dxa"/>
+          </w:tcPr>
+          <w:p>
+            <w:pPr>
+              <w:rPr>
+                <w:lang w:val="en-US"/>
+              </w:rPr>
+            </w:pPr>
+            <w:r>
+              <w:rPr>
+                <w:lang w:val="en-US"/>
+              </w:rPr>
+              <w:t>0.3</w:t>
+            </w:r>
+          </w:p>
+        </w:tc>
+        <w:tc>
+          <w:tcPr>
+            <w:tcW w:w="857" w:type="dxa"/>
+          </w:tcPr>
+          <w:p>
+            <w:pPr>
+              <w:rPr>
+                <w:lang w:val="en-US"/>
+              </w:rPr>
+            </w:pPr>
+            <w:r>
+              <w:rPr>
+                <w:lang w:val="en-US"/>
+              </w:rPr>
+              <w:t>1.0</w:t>
+            </w:r>
+          </w:p>
+        </w:tc>
+        <w:tc>
+          <w:tcPr>
+            <w:tcW w:w="1553" w:type="dxa"/>
+          </w:tcPr>
+          <w:p>
+            <w:pPr>
+              <w:rPr>
+                <w:lang w:val="en-US"/>
+              </w:rPr>
+            </w:pPr>
+            <w:r>
+              <w:rPr>
+                <w:lang w:val="en-US"/>
+              </w:rPr>
+              <w:t>#008000</w:t>
+            </w:r>
+          </w:p>
+        </w:tc>
+        <w:tc>
+          <w:tcPr>
+            <w:tcW w:w="1400" w:type="dxa"/>
+          </w:tcPr>
+          <w:p>
+            <w:pPr>
+              <w:rPr>
+                <w:lang w:val="en-US"/>
+              </w:rPr>
+            </w:pPr>
+            <w:r>
+              <w:rPr>
+                <w:lang w:val="en-US"/>
+              </w:rPr>
+              <w:t>Green</w:t>
+            </w:r>
+          </w:p>
+        </w:tc>
+      </w:tr>
+      <w:tr>
+        <w:trPr>
+          <w:jc w:val="center"/>
+        </w:trPr>
+        <w:tc>
+          <w:tcPr>
+            <w:tcW w:w="1521" w:type="dxa"/>
+            <w:vMerge/>
+          </w:tcPr>
+          <w:p>
+            <w:pPr>
+              <w:ind w:right="-323"/>
+              <w:jc w:val="center"/>
+              <w:rPr>
+                <w:lang w:val="en-US"/>
+              </w:rPr>
+            </w:pPr>
+          </w:p>
+        </w:tc>
+        <w:tc>
+          <w:tcPr>
+            <w:tcW w:w="459" w:type="dxa"/>
+          </w:tcPr>
+          <w:p>
+            <w:pPr>
+              <w:rPr>
+                <w:lang w:val="en-US"/>
+              </w:rPr>
+            </w:pPr>
+            <w:r>
+              <w:rPr>
+                <w:lang w:val="en-US"/>
+              </w:rPr>
+              <w:t>2</w:t>
+            </w:r>
+          </w:p>
+        </w:tc>
+        <w:tc>
+          <w:tcPr>
+            <w:tcW w:w="2126" w:type="dxa"/>
+          </w:tcPr>
+          <w:p>
+            <w:pPr>
+              <w:rPr>
+                <w:lang w:val="en-US"/>
+              </w:rPr>
+            </w:pPr>
+            <w:r>
+              <w:rPr>
+                <w:lang w:val="en-US"/>
+              </w:rPr>
+              <w:t>Weakened</w:t>
+            </w:r>
+          </w:p>
+        </w:tc>
+        <w:tc>
+          <w:tcPr>
+            <w:tcW w:w="992" w:type="dxa"/>
+          </w:tcPr>
+          <w:p>
+            <w:pPr>
+              <w:rPr>
+                <w:lang w:val="en-US"/>
+              </w:rPr>
+            </w:pPr>
+            <w:r>
+              <w:rPr>
+                <w:lang w:val="en-US"/>
+              </w:rPr>
+              <w:t>0.1</w:t>
+            </w:r>
+          </w:p>
+        </w:tc>
+        <w:tc>
+          <w:tcPr>
+            <w:tcW w:w="857" w:type="dxa"/>
+          </w:tcPr>
+          <w:p>
+            <w:pPr>
+              <w:rPr>
+                <w:lang w:val="en-US"/>
+              </w:rPr>
+            </w:pPr>
+            <w:r>
+              <w:rPr>
+                <w:lang w:val="en-US"/>
+              </w:rPr>
+              <w:t>0.3</w:t>
+            </w:r>
+          </w:p>
+        </w:tc>
+        <w:tc>
+          <w:tcPr>
+            <w:tcW w:w="1553" w:type="dxa"/>
+          </w:tcPr>
+          <w:p>
+            <w:pPr>
+              <w:rPr>
+                <w:lang w:val="en-US"/>
+              </w:rPr>
+            </w:pPr>
+            <w:r>
+              <w:rPr>
+                <w:lang w:val="en-US"/>
+              </w:rPr>
+              <w:t>#90EE90</w:t>
+            </w:r>
+          </w:p>
+        </w:tc>
+        <w:tc>
+          <w:tcPr>
+            <w:tcW w:w="1400" w:type="dxa"/>
+          </w:tcPr>
+          <w:p>
+            <w:pPr>
+              <w:rPr>
+                <w:lang w:val="en-US"/>
+              </w:rPr>
+            </w:pPr>
+            <w:r>
+              <w:rPr>
+                <w:lang w:val="en-US"/>
+              </w:rPr>
+              <w:t>Light Green</w:t>
+            </w:r>
+          </w:p>
+        </w:tc>
+      </w:tr>
+      <w:tr>
+        <w:trPr>
+          <w:jc w:val="center"/>
+        </w:trPr>
+        <w:tc>
+          <w:tcPr>
+            <w:tcW w:w="1521" w:type="dxa"/>
+            <w:vMerge/>
+          </w:tcPr>
+          <w:p>
+            <w:pPr>
+              <w:ind w:right="-323"/>
+              <w:jc w:val="center"/>
+              <w:rPr>
+                <w:lang w:val="en-US"/>
+              </w:rPr>
+            </w:pPr>
+          </w:p>
+        </w:tc>
+        <w:tc>
+          <w:tcPr>
+            <w:tcW w:w="459" w:type="dxa"/>
+          </w:tcPr>
+          <w:p>
+            <w:pPr>
+              <w:rPr>
+                <w:lang w:val="en-US"/>
+              </w:rPr>
+            </w:pPr>
+            <w:r>
+              <w:rPr>
+                <w:lang w:val="en-US"/>
+              </w:rPr>
+              <w:t>3</w:t>
+            </w:r>
+          </w:p>
+        </w:tc>
+        <w:tc>
+          <w:tcPr>
+            <w:tcW w:w="2126" w:type="dxa"/>
+          </w:tcPr>
+          <w:p>
+            <w:pPr>
+              <w:rPr>
+                <w:lang w:val="en-US"/>
+              </w:rPr>
+            </w:pPr>
+            <w:r>
+              <w:rPr>
+                <w:lang w:val="en-US"/>
+              </w:rPr>
+              <w:t>Severely Weakened</w:t>
+            </w:r>
+          </w:p>
+        </w:tc>
+        <w:tc>
+          <w:tcPr>
+            <w:tcW w:w="992" w:type="dxa"/>
+          </w:tcPr>
+          <w:p>
+            <w:pPr>
+              <w:rPr>
+                <w:lang w:val="en-US"/>
+              </w:rPr>
+            </w:pPr>
+            <w:r>
+              <w:rPr>
+                <w:lang w:val="en-US"/>
+              </w:rPr>
+              <w:t>0.0</w:t>
+            </w:r>
+          </w:p>
+        </w:tc>
+        <w:tc>
+          <w:tcPr>
+            <w:tcW w:w="857" w:type="dxa"/>
+          </w:tcPr>
+          <w:p>
+            <w:pPr>
+              <w:rPr>
+                <w:lang w:val="en-US"/>
+              </w:rPr>
+            </w:pPr>
+            <w:r>
+              <w:rPr>
+                <w:lang w:val="en-US"/>
+              </w:rPr>
+              <w:t>0.1</w:t>
+            </w:r>
+          </w:p>
+        </w:tc>
+        <w:tc>
+          <w:tcPr>
+            <w:tcW w:w="1553" w:type="dxa"/>
+          </w:tcPr>
+          <w:p>
+            <w:pPr>
+              <w:rPr>
+                <w:lang w:val="en-US"/>
+              </w:rPr>
+            </w:pPr>
+            <w:r>
+              <w:rPr>
+                <w:lang w:val="en-US"/>
+              </w:rPr>
+              <w:t>#9ACD32</w:t>
+            </w:r>
+          </w:p>
+        </w:tc>
+        <w:tc>
+          <w:tcPr>
+            <w:tcW w:w="1400" w:type="dxa"/>
+          </w:tcPr>
+          <w:p>
+            <w:pPr>
+              <w:rPr>
+                <w:lang w:val="en-US"/>
+              </w:rPr>
+            </w:pPr>
+            <w:r>
+              <w:rPr>
+                <w:lang w:val="en-US"/>
+              </w:rPr>
+              <w:t>Yellow-green</w:t>
+            </w:r>
+          </w:p>
+        </w:tc>
+      </w:tr>
+      <w:tr>
+        <w:trPr>
+          <w:jc w:val="center"/>
+        </w:trPr>
+        <w:tc>
+          <w:tcPr>
+            <w:tcW w:w="1521" w:type="dxa"/>
+            <w:vMerge/>
+          </w:tcPr>
+          <w:p>
+            <w:pPr>
+              <w:ind w:right="-323"/>
+              <w:jc w:val="center"/>
+              <w:rPr>
+                <w:lang w:val="en-US"/>
+              </w:rPr>
+            </w:pPr>
+          </w:p>
+        </w:tc>
+        <w:tc>
+          <w:tcPr>
+            <w:tcW w:w="459" w:type="dxa"/>
+          </w:tcPr>
+          <w:p>
+            <w:pPr>
+              <w:rPr>
+                <w:lang w:val="en-US"/>
+              </w:rPr>
+            </w:pPr>
+            <w:r>
+              <w:rPr>
+                <w:lang w:val="en-US"/>
+              </w:rPr>
+              <w:t>4</w:t>
+            </w:r>
+          </w:p>
+        </w:tc>
+        <w:tc>
+          <w:tcPr>
+            <w:tcW w:w="2126" w:type="dxa"/>
+          </w:tcPr>
+          <w:p>
+            <w:pPr>
+              <w:rPr>
+                <w:lang w:val="en-US"/>
+              </w:rPr>
+            </w:pPr>
+            <w:r>
+              <w:rPr>
+                <w:lang w:val="en-US"/>
+              </w:rPr>
+              <w:t>Dying</w:t>
+            </w:r>
+          </w:p>
+        </w:tc>
+        <w:tc>
+          <w:tcPr>
+            <w:tcW w:w="992" w:type="dxa"/>
+          </w:tcPr>
+          <w:p>
+            <w:pPr>
+              <w:rPr>
+                <w:lang w:val="en-US"/>
+              </w:rPr>
+            </w:pPr>
+            <w:r>
+              <w:rPr>
+                <w:lang w:val="en-US"/>
+              </w:rPr>
+              <w:t>-0.1</w:t>
+            </w:r>
+          </w:p>
+        </w:tc>
+        <w:tc>
+          <w:tcPr>
+            <w:tcW w:w="857" w:type="dxa"/>
+          </w:tcPr>
+          <w:p>
+            <w:pPr>
+              <w:rPr>
+                <w:lang w:val="en-US"/>
+              </w:rPr>
+            </w:pPr>
+            <w:r>
+              <w:rPr>
+                <w:lang w:val="en-US"/>
+              </w:rPr>
+              <w:t>0.0</w:t>
+            </w:r>
+          </w:p>
+        </w:tc>
+        <w:tc>
+          <w:tcPr>
+            <w:tcW w:w="1553" w:type="dxa"/>
+          </w:tcPr>
+          <w:p>
+            <w:pPr>
+              <w:rPr>
+                <w:lang w:val="en-US"/>
+              </w:rPr>
+            </w:pPr>
+            <w:r>
+              <w:rPr>
+                <w:lang w:val="en-US"/>
+              </w:rPr>
+              <w:t>#FFD700</w:t>
+            </w:r>
+          </w:p>
+        </w:tc>
+        <w:tc>
+          <w:tcPr>
+            <w:tcW w:w="1400" w:type="dxa"/>
+          </w:tcPr>
+          <w:p>
+            <w:pPr>
+              <w:rPr>
+                <w:lang w:val="en-US"/>
+              </w:rPr>
+            </w:pPr>
+            <w:r>
+              <w:rPr>
+                <w:lang w:val="en-US"/>
+              </w:rPr>
+              <w:t>Yellow</w:t>
+            </w:r>
+          </w:p>
+        </w:tc>
+      </w:tr>
+      <w:tr>
+        <w:trPr>
+          <w:jc w:val="center"/>
+        </w:trPr>
+        <w:tc>
+          <w:tcPr>
+            <w:tcW w:w="1521" w:type="dxa"/>
+            <w:vMerge/>
+          </w:tcPr>
+          <w:p>
+            <w:pPr>
+              <w:ind w:right="-323"/>
+              <w:jc w:val="center"/>
+              <w:rPr>
+                <w:lang w:val="en-US"/>
+              </w:rPr>
+            </w:pPr>
+          </w:p>
+        </w:tc>
+        <w:tc>
+          <w:tcPr>
+            <w:tcW w:w="459" w:type="dxa"/>
+          </w:tcPr>
+          <w:p>
+            <w:pPr>
+              <w:rPr>
+                <w:lang w:val="en-US"/>
+              </w:rPr>
+            </w:pPr>
+            <w:r>
+              <w:rPr>
+                <w:lang w:val="en-US"/>
+              </w:rPr>
+              <w:t>5</w:t>
+            </w:r>
+          </w:p>
+        </w:tc>
+        <w:tc>
+          <w:tcPr>
+            <w:tcW w:w="2126" w:type="dxa"/>
+          </w:tcPr>
+          <w:p>
+            <w:pPr>
+              <w:rPr>
+                <w:lang w:val="en-US"/>
+              </w:rPr>
+            </w:pPr>
+            <w:r>
+              <w:rPr>
+                <w:lang w:val="en-US"/>
+              </w:rPr>
+              <w:t>Fresh Deadwood</w:t>
+            </w:r>
+          </w:p>
+        </w:tc>
+        <w:tc>
+          <w:tcPr>
+            <w:tcW w:w="992" w:type="dxa"/>
+          </w:tcPr>
+          <w:p>
+            <w:pPr>
+              <w:rPr>
+                <w:lang w:val="en-US"/>
+              </w:rPr>
+            </w:pPr>
+            <w:r>
+              <w:rPr>
+                <w:lang w:val="en-US"/>
+              </w:rPr>
+              <w:t>-0.2</w:t>
+            </w:r>
+          </w:p>
+        </w:tc>
+        <w:tc>
+          <w:tcPr>
+            <w:tcW w:w="857" w:type="dxa"/>
+          </w:tcPr>
+          <w:p>
+            <w:pPr>
+              <w:rPr>
+                <w:lang w:val="en-US"/>
+              </w:rPr>
+            </w:pPr>
+            <w:r>
+              <w:rPr>
+                <w:lang w:val="en-US"/>
+              </w:rPr>
+              <w:t>-0.1</w:t>
+            </w:r>
+          </w:p>
+        </w:tc>
+        <w:tc>
+          <w:tcPr>
+            <w:tcW w:w="1553" w:type="dxa"/>
+          </w:tcPr>
+          <w:p>
+            <w:pPr>
+              <w:rPr>
+                <w:lang w:val="en-US"/>
+              </w:rPr>
+            </w:pPr>
+            <w:r>
+              <w:rPr>
+                <w:lang w:val="en-US"/>
+              </w:rPr>
+              <w:t>#CD853F</w:t>
+            </w:r>
+          </w:p>
+        </w:tc>
+        <w:tc>
+          <w:tcPr>
+            <w:tcW w:w="1400" w:type="dxa"/>
+          </w:tcPr>
+          <w:p>
+            <w:pPr>
+              <w:rPr>
+                <w:lang w:val="en-US"/>
+              </w:rPr>
+            </w:pPr>
+            <w:r>
+              <w:rPr>
+                <w:lang w:val="en-US"/>
+              </w:rPr>
+              <w:t>Orange-brown</w:t>
+            </w:r>
+          </w:p>
+        </w:tc>
+      </w:tr>
+      <w:tr>
+        <w:trPr>
+          <w:jc w:val="center"/>
+        </w:trPr>
+        <w:tc>
+          <w:tcPr>
+            <w:tcW w:w="1521" w:type="dxa"/>
+            <w:vMerge/>
+          </w:tcPr>
+          <w:p>
+            <w:pPr>
+              <w:ind w:right="-323"/>
+              <w:jc w:val="center"/>
+              <w:rPr>
+                <w:lang w:val="en-US"/>
+              </w:rPr>
+            </w:pPr>
+          </w:p>
+        </w:tc>
+        <w:tc>
+          <w:tcPr>
+            <w:tcW w:w="459" w:type="dxa"/>
+          </w:tcPr>
+          <w:p>
+            <w:pPr>
+              <w:rPr>
+                <w:lang w:val="en-US"/>
+              </w:rPr>
+            </w:pPr>
+            <w:r>
+              <w:rPr>
+                <w:lang w:val="en-US"/>
+              </w:rPr>
+              <w:t>6</w:t>
+            </w:r>
+          </w:p>
+        </w:tc>
+        <w:tc>
+          <w:tcPr>
+            <w:tcW w:w="2126" w:type="dxa"/>
+          </w:tcPr>
+          <w:p>
+            <w:pPr>
+              <w:rPr>
+                <w:lang w:val="en-US"/>
+              </w:rPr>
+            </w:pPr>
+            <w:r>
+              <w:rPr>
+                <w:lang w:val="en-US"/>
+              </w:rPr>
+              <w:t>Old Deadwood</w:t>
+            </w:r>
+          </w:p>
+        </w:tc>
+        <w:tc>
+          <w:tcPr>
+            <w:tcW w:w="992" w:type="dxa"/>
+          </w:tcPr>
+          <w:p>
+            <w:pPr>
+              <w:rPr>
+                <w:lang w:val="en-US"/>
+              </w:rPr>
+            </w:pPr>
+            <w:r>
+              <w:rPr>
+                <w:lang w:val="en-US"/>
+              </w:rPr>
+              <w:t>-1.0</w:t>
+            </w:r>
+          </w:p>
+        </w:tc>
+        <w:tc>
+          <w:tcPr>
+            <w:tcW w:w="857" w:type="dxa"/>
+          </w:tcPr>
+          <w:p>
+            <w:pPr>
+              <w:rPr>
+                <w:lang w:val="en-US"/>
+              </w:rPr>
+            </w:pPr>
+            <w:r>
+              <w:rPr>
+                <w:lang w:val="en-US"/>
+              </w:rPr>
+              <w:t>-0.2</w:t>
+            </w:r>
+          </w:p>
+        </w:tc>
+        <w:tc>
+          <w:tcPr>
+            <w:tcW w:w="1553" w:type="dxa"/>
+          </w:tcPr>
+          <w:p>
+            <w:pPr>
+              <w:rPr>
+                <w:lang w:val="en-US"/>
+              </w:rPr>
+            </w:pPr>
+            <w:r>
+              <w:rPr>
+                <w:lang w:val="en-US"/>
+              </w:rPr>
+              <w:t>#8B4513</w:t>
+            </w:r>
+          </w:p>
+        </w:tc>
+        <w:tc>
+          <w:tcPr>
+            <w:tcW w:w="1400" w:type="dxa"/>
+          </w:tcPr>
+          <w:p>
+            <w:pPr>
+              <w:rPr>
+                <w:lang w:val="en-US"/>
+              </w:rPr>
+            </w:pPr>
+            <w:r>
+              <w:rPr>
+                <w:lang w:val="en-US"/>
+              </w:rPr>
+              <w:t>Dark brown</w:t>
             </w:r>
           </w:p>
         </w:tc>
@@ -1062,7 +5962,7 @@
     <w:p/>
     <w:sectPr>
       <w:pgSz w:w="11906" w:h="16838"/>
-      <w:pgMar w:top="1134" w:right="850" w:bottom="1134" w:left="1701" w:header="708" w:footer="708" w:gutter="0"/>
+      <w:pgMar w:top="1134" w:right="850" w:bottom="709" w:left="1701" w:header="708" w:footer="708" w:gutter="0"/>
       <w:cols w:space="708"/>
       <w:docGrid w:linePitch="360"/>
     </w:sectPr>

--- a/docs/base_info/bad_trees_classes.docx
+++ b/docs/base_info/bad_trees_classes.docx
@@ -1,6 +1,6 @@
 
 <file path=word/document.xml><?xml version="1.0" encoding="utf-8"?>
-<w:document xmlns:wpc="http://schemas.microsoft.com/office/word/2010/wordprocessingCanvas" xmlns:cx="http://schemas.microsoft.com/office/drawing/2014/chartex" xmlns:cx1="http://schemas.microsoft.com/office/drawing/2015/9/8/chartex" xmlns:cx2="http://schemas.microsoft.com/office/drawing/2015/10/21/chartex" xmlns:cx3="http://schemas.microsoft.com/office/drawing/2016/5/9/chartex" xmlns:cx4="http://schemas.microsoft.com/office/drawing/2016/5/10/chartex" xmlns:cx5="http://schemas.microsoft.com/office/drawing/2016/5/11/chartex" xmlns:cx6="http://schemas.microsoft.com/office/drawing/2016/5/12/chartex" xmlns:cx7="http://schemas.microsoft.com/office/drawing/2016/5/13/chartex" xmlns:cx8="http://schemas.microsoft.com/office/drawing/2016/5/14/chartex" xmlns:mc="http://schemas.openxmlformats.org/markup-compatibility/2006" xmlns:aink="http://schemas.microsoft.com/office/drawing/2016/ink" xmlns:am3d="http://schemas.microsoft.com/office/drawing/2017/model3d" xmlns:o="urn:schemas-microsoft-com:office:office" xmlns:oel="http://schemas.microsoft.com/office/2019/extlst" xmlns:r="http://schemas.openxmlformats.org/officeDocument/2006/relationships" xmlns:m="http://schemas.openxmlformats.org/officeDocument/2006/math" xmlns:v="urn:schemas-microsoft-com:vml" xmlns:wp14="http://schemas.microsoft.com/office/word/2010/wordprocessingDrawing" xmlns:wp="http://schemas.openxmlformats.org/drawingml/2006/wordprocessingDrawing" xmlns:w10="urn:schemas-microsoft-com:office:word" xmlns:w="http://schemas.openxmlformats.org/wordprocessingml/2006/main" xmlns:w14="http://schemas.microsoft.com/office/word/2010/wordml" xmlns:w15="http://schemas.microsoft.com/office/word/2012/wordml" xmlns:w16cex="http://schemas.microsoft.com/office/word/2018/wordml/cex" xmlns:w16cid="http://schemas.microsoft.com/office/word/2016/wordml/cid" xmlns:w16="http://schemas.microsoft.com/office/word/2018/wordml" xmlns:w16du="http://schemas.microsoft.com/office/word/2023/wordml/word16du" xmlns:w16sdtdh="http://schemas.microsoft.com/office/word/2020/wordml/sdtdatahash" xmlns:w16sdtfl="http://schemas.microsoft.com/office/word/2024/wordml/sdtformatlock" xmlns:w16se="http://schemas.microsoft.com/office/word/2015/wordml/symex" xmlns:wpg="http://schemas.microsoft.com/office/word/2010/wordprocessingGroup" xmlns:wpi="http://schemas.microsoft.com/office/word/2010/wordprocessingInk" xmlns:wne="http://schemas.microsoft.com/office/word/2006/wordml" xmlns:wps="http://schemas.microsoft.com/office/word/2010/wordprocessingShape" mc:Ignorable="w14 w15 w16se w16cid w16 w16cex w16sdtdh w16sdtfl w16du wp14">
+<w:document xmlns:wpc="http://schemas.microsoft.com/office/word/2010/wordprocessingCanvas" xmlns:cx="http://schemas.microsoft.com/office/drawing/2014/chartex" xmlns:cx1="http://schemas.microsoft.com/office/drawing/2015/9/8/chartex" xmlns:cx2="http://schemas.microsoft.com/office/drawing/2015/10/21/chartex" xmlns:cx3="http://schemas.microsoft.com/office/drawing/2016/5/9/chartex" xmlns:cx4="http://schemas.microsoft.com/office/drawing/2016/5/10/chartex" xmlns:cx5="http://schemas.microsoft.com/office/drawing/2016/5/11/chartex" xmlns:cx6="http://schemas.microsoft.com/office/drawing/2016/5/12/chartex" xmlns:cx7="http://schemas.microsoft.com/office/drawing/2016/5/13/chartex" xmlns:cx8="http://schemas.microsoft.com/office/drawing/2016/5/14/chartex" xmlns:mc="http://schemas.openxmlformats.org/markup-compatibility/2006" xmlns:aink="http://schemas.microsoft.com/office/drawing/2016/ink" xmlns:am3d="http://schemas.microsoft.com/office/drawing/2017/model3d" xmlns:o="urn:schemas-microsoft-com:office:office" xmlns:r="http://schemas.openxmlformats.org/officeDocument/2006/relationships" xmlns:m="http://schemas.openxmlformats.org/officeDocument/2006/math" xmlns:v="urn:schemas-microsoft-com:vml" xmlns:wp14="http://schemas.microsoft.com/office/word/2010/wordprocessingDrawing" xmlns:wp="http://schemas.openxmlformats.org/drawingml/2006/wordprocessingDrawing" xmlns:w10="urn:schemas-microsoft-com:office:word" xmlns:w="http://schemas.openxmlformats.org/wordprocessingml/2006/main" xmlns:w14="http://schemas.microsoft.com/office/word/2010/wordml" xmlns:w15="http://schemas.microsoft.com/office/word/2012/wordml" xmlns:w16cex="http://schemas.microsoft.com/office/word/2018/wordml/cex" xmlns:w16cid="http://schemas.microsoft.com/office/word/2016/wordml/cid" xmlns:w16="http://schemas.microsoft.com/office/word/2018/wordml" xmlns:w16sdtdh="http://schemas.microsoft.com/office/word/2020/wordml/sdtdatahash" xmlns:w16se="http://schemas.microsoft.com/office/word/2015/wordml/symex" xmlns:wpg="http://schemas.microsoft.com/office/word/2010/wordprocessingGroup" xmlns:wpi="http://schemas.microsoft.com/office/word/2010/wordprocessingInk" xmlns:wne="http://schemas.microsoft.com/office/word/2006/wordml" xmlns:wps="http://schemas.microsoft.com/office/word/2010/wordprocessingShape" mc:Ignorable="w14 w15 w16se w16cid w16 w16cex w16sdtdh wp14">
   <w:body>
     <w:tbl>
       <w:tblPr>
@@ -3588,2377 +3588,6 @@
         </w:tc>
       </w:tr>
     </w:tbl>
-    <w:p>
-      <w:r>
-        <w:br w:type="page"/>
-      </w:r>
-    </w:p>
-    <w:tbl>
-      <w:tblPr>
-        <w:tblStyle w:val="ac"/>
-        <w:tblW w:w="8908" w:type="dxa"/>
-        <w:jc w:val="center"/>
-        <w:tblLayout w:type="fixed"/>
-        <w:tblLook w:val="04A0" w:firstRow="1" w:lastRow="0" w:firstColumn="1" w:lastColumn="0" w:noHBand="0" w:noVBand="1"/>
-      </w:tblPr>
-      <w:tblGrid>
-        <w:gridCol w:w="1521"/>
-        <w:gridCol w:w="459"/>
-        <w:gridCol w:w="2126"/>
-        <w:gridCol w:w="992"/>
-        <w:gridCol w:w="857"/>
-        <w:gridCol w:w="1553"/>
-        <w:gridCol w:w="1400"/>
-      </w:tblGrid>
-      <w:tr>
-        <w:trPr>
-          <w:jc w:val="center"/>
-        </w:trPr>
-        <w:tc>
-          <w:tcPr>
-            <w:tcW w:w="1521" w:type="dxa"/>
-            <w:vMerge w:val="restart"/>
-            <w:vAlign w:val="center"/>
-          </w:tcPr>
-          <w:p>
-            <w:pPr>
-              <w:jc w:val="center"/>
-              <w:rPr>
-                <w:lang w:val="en-US"/>
-              </w:rPr>
-            </w:pPr>
-            <w:r>
-              <w:rPr>
-                <w:lang w:val="en-US"/>
-              </w:rPr>
-              <w:lastRenderedPageBreak/>
-              <w:t>NBR</w:t>
-            </w:r>
-          </w:p>
-          <w:p>
-            <w:pPr>
-              <w:jc w:val="center"/>
-              <w:rPr>
-                <w:lang w:val="en-US"/>
-              </w:rPr>
-            </w:pPr>
-          </w:p>
-        </w:tc>
-        <w:tc>
-          <w:tcPr>
-            <w:tcW w:w="459" w:type="dxa"/>
-          </w:tcPr>
-          <w:p>
-            <w:pPr>
-              <w:rPr>
-                <w:lang w:val="en-US"/>
-              </w:rPr>
-            </w:pPr>
-            <w:r>
-              <w:rPr>
-                <w:lang w:val="en-US"/>
-              </w:rPr>
-              <w:t>1</w:t>
-            </w:r>
-          </w:p>
-        </w:tc>
-        <w:tc>
-          <w:tcPr>
-            <w:tcW w:w="2126" w:type="dxa"/>
-          </w:tcPr>
-          <w:p>
-            <w:pPr>
-              <w:rPr>
-                <w:lang w:val="en-US"/>
-              </w:rPr>
-            </w:pPr>
-            <w:r>
-              <w:rPr>
-                <w:lang w:val="en-US"/>
-              </w:rPr>
-              <w:t>Healthy</w:t>
-            </w:r>
-          </w:p>
-        </w:tc>
-        <w:tc>
-          <w:tcPr>
-            <w:tcW w:w="992" w:type="dxa"/>
-          </w:tcPr>
-          <w:p>
-            <w:pPr>
-              <w:rPr>
-                <w:lang w:val="en-US"/>
-              </w:rPr>
-            </w:pPr>
-            <w:r>
-              <w:rPr>
-                <w:lang w:val="en-US"/>
-              </w:rPr>
-              <w:t>0.4</w:t>
-            </w:r>
-          </w:p>
-        </w:tc>
-        <w:tc>
-          <w:tcPr>
-            <w:tcW w:w="857" w:type="dxa"/>
-          </w:tcPr>
-          <w:p>
-            <w:pPr>
-              <w:rPr>
-                <w:lang w:val="en-US"/>
-              </w:rPr>
-            </w:pPr>
-            <w:r>
-              <w:rPr>
-                <w:lang w:val="en-US"/>
-              </w:rPr>
-              <w:t>1.0</w:t>
-            </w:r>
-          </w:p>
-        </w:tc>
-        <w:tc>
-          <w:tcPr>
-            <w:tcW w:w="1553" w:type="dxa"/>
-          </w:tcPr>
-          <w:p>
-            <w:pPr>
-              <w:rPr>
-                <w:lang w:val="en-US"/>
-              </w:rPr>
-            </w:pPr>
-            <w:r>
-              <w:rPr>
-                <w:lang w:val="en-US"/>
-              </w:rPr>
-              <w:t>#008000</w:t>
-            </w:r>
-          </w:p>
-        </w:tc>
-        <w:tc>
-          <w:tcPr>
-            <w:tcW w:w="1400" w:type="dxa"/>
-          </w:tcPr>
-          <w:p>
-            <w:pPr>
-              <w:rPr>
-                <w:lang w:val="en-US"/>
-              </w:rPr>
-            </w:pPr>
-            <w:r>
-              <w:rPr>
-                <w:lang w:val="en-US"/>
-              </w:rPr>
-              <w:t>Green</w:t>
-            </w:r>
-          </w:p>
-        </w:tc>
-      </w:tr>
-      <w:tr>
-        <w:trPr>
-          <w:jc w:val="center"/>
-        </w:trPr>
-        <w:tc>
-          <w:tcPr>
-            <w:tcW w:w="1521" w:type="dxa"/>
-            <w:vMerge/>
-            <w:vAlign w:val="center"/>
-          </w:tcPr>
-          <w:p>
-            <w:pPr>
-              <w:jc w:val="center"/>
-              <w:rPr>
-                <w:lang w:val="en-US"/>
-              </w:rPr>
-            </w:pPr>
-          </w:p>
-        </w:tc>
-        <w:tc>
-          <w:tcPr>
-            <w:tcW w:w="459" w:type="dxa"/>
-          </w:tcPr>
-          <w:p>
-            <w:pPr>
-              <w:rPr>
-                <w:lang w:val="en-US"/>
-              </w:rPr>
-            </w:pPr>
-            <w:r>
-              <w:rPr>
-                <w:lang w:val="en-US"/>
-              </w:rPr>
-              <w:t>2</w:t>
-            </w:r>
-          </w:p>
-        </w:tc>
-        <w:tc>
-          <w:tcPr>
-            <w:tcW w:w="2126" w:type="dxa"/>
-          </w:tcPr>
-          <w:p>
-            <w:pPr>
-              <w:rPr>
-                <w:lang w:val="en-US"/>
-              </w:rPr>
-            </w:pPr>
-            <w:r>
-              <w:rPr>
-                <w:lang w:val="en-US"/>
-              </w:rPr>
-              <w:t>Weakened</w:t>
-            </w:r>
-          </w:p>
-        </w:tc>
-        <w:tc>
-          <w:tcPr>
-            <w:tcW w:w="992" w:type="dxa"/>
-          </w:tcPr>
-          <w:p>
-            <w:pPr>
-              <w:rPr>
-                <w:lang w:val="en-US"/>
-              </w:rPr>
-            </w:pPr>
-            <w:r>
-              <w:rPr>
-                <w:lang w:val="en-US"/>
-              </w:rPr>
-              <w:t>0.2</w:t>
-            </w:r>
-          </w:p>
-        </w:tc>
-        <w:tc>
-          <w:tcPr>
-            <w:tcW w:w="857" w:type="dxa"/>
-          </w:tcPr>
-          <w:p>
-            <w:pPr>
-              <w:rPr>
-                <w:lang w:val="en-US"/>
-              </w:rPr>
-            </w:pPr>
-            <w:r>
-              <w:rPr>
-                <w:lang w:val="en-US"/>
-              </w:rPr>
-              <w:t>0.4</w:t>
-            </w:r>
-          </w:p>
-        </w:tc>
-        <w:tc>
-          <w:tcPr>
-            <w:tcW w:w="1553" w:type="dxa"/>
-          </w:tcPr>
-          <w:p>
-            <w:pPr>
-              <w:rPr>
-                <w:lang w:val="en-US"/>
-              </w:rPr>
-            </w:pPr>
-            <w:r>
-              <w:rPr>
-                <w:lang w:val="en-US"/>
-              </w:rPr>
-              <w:t>#90EE90</w:t>
-            </w:r>
-          </w:p>
-        </w:tc>
-        <w:tc>
-          <w:tcPr>
-            <w:tcW w:w="1400" w:type="dxa"/>
-          </w:tcPr>
-          <w:p>
-            <w:pPr>
-              <w:rPr>
-                <w:lang w:val="en-US"/>
-              </w:rPr>
-            </w:pPr>
-            <w:r>
-              <w:rPr>
-                <w:lang w:val="en-US"/>
-              </w:rPr>
-              <w:t>Light Green</w:t>
-            </w:r>
-          </w:p>
-        </w:tc>
-      </w:tr>
-      <w:tr>
-        <w:trPr>
-          <w:jc w:val="center"/>
-        </w:trPr>
-        <w:tc>
-          <w:tcPr>
-            <w:tcW w:w="1521" w:type="dxa"/>
-            <w:vMerge/>
-            <w:vAlign w:val="center"/>
-          </w:tcPr>
-          <w:p>
-            <w:pPr>
-              <w:jc w:val="center"/>
-              <w:rPr>
-                <w:lang w:val="en-US"/>
-              </w:rPr>
-            </w:pPr>
-          </w:p>
-        </w:tc>
-        <w:tc>
-          <w:tcPr>
-            <w:tcW w:w="459" w:type="dxa"/>
-          </w:tcPr>
-          <w:p>
-            <w:pPr>
-              <w:rPr>
-                <w:lang w:val="en-US"/>
-              </w:rPr>
-            </w:pPr>
-            <w:r>
-              <w:rPr>
-                <w:lang w:val="en-US"/>
-              </w:rPr>
-              <w:t>3</w:t>
-            </w:r>
-          </w:p>
-        </w:tc>
-        <w:tc>
-          <w:tcPr>
-            <w:tcW w:w="2126" w:type="dxa"/>
-          </w:tcPr>
-          <w:p>
-            <w:pPr>
-              <w:rPr>
-                <w:lang w:val="en-US"/>
-              </w:rPr>
-            </w:pPr>
-            <w:r>
-              <w:rPr>
-                <w:lang w:val="en-US"/>
-              </w:rPr>
-              <w:t>Severely Weakened</w:t>
-            </w:r>
-          </w:p>
-        </w:tc>
-        <w:tc>
-          <w:tcPr>
-            <w:tcW w:w="992" w:type="dxa"/>
-          </w:tcPr>
-          <w:p>
-            <w:pPr>
-              <w:rPr>
-                <w:lang w:val="en-US"/>
-              </w:rPr>
-            </w:pPr>
-            <w:r>
-              <w:rPr>
-                <w:lang w:val="en-US"/>
-              </w:rPr>
-              <w:t>0.1</w:t>
-            </w:r>
-          </w:p>
-        </w:tc>
-        <w:tc>
-          <w:tcPr>
-            <w:tcW w:w="857" w:type="dxa"/>
-          </w:tcPr>
-          <w:p>
-            <w:pPr>
-              <w:rPr>
-                <w:lang w:val="en-US"/>
-              </w:rPr>
-            </w:pPr>
-            <w:r>
-              <w:rPr>
-                <w:lang w:val="en-US"/>
-              </w:rPr>
-              <w:t>0.2</w:t>
-            </w:r>
-          </w:p>
-        </w:tc>
-        <w:tc>
-          <w:tcPr>
-            <w:tcW w:w="1553" w:type="dxa"/>
-          </w:tcPr>
-          <w:p>
-            <w:pPr>
-              <w:rPr>
-                <w:lang w:val="en-US"/>
-              </w:rPr>
-            </w:pPr>
-            <w:r>
-              <w:rPr>
-                <w:lang w:val="en-US"/>
-              </w:rPr>
-              <w:t>#9ACD32</w:t>
-            </w:r>
-          </w:p>
-        </w:tc>
-        <w:tc>
-          <w:tcPr>
-            <w:tcW w:w="1400" w:type="dxa"/>
-          </w:tcPr>
-          <w:p>
-            <w:pPr>
-              <w:rPr>
-                <w:lang w:val="en-US"/>
-              </w:rPr>
-            </w:pPr>
-            <w:r>
-              <w:rPr>
-                <w:lang w:val="en-US"/>
-              </w:rPr>
-              <w:t>Yellow-green</w:t>
-            </w:r>
-          </w:p>
-        </w:tc>
-      </w:tr>
-      <w:tr>
-        <w:trPr>
-          <w:jc w:val="center"/>
-        </w:trPr>
-        <w:tc>
-          <w:tcPr>
-            <w:tcW w:w="1521" w:type="dxa"/>
-            <w:vMerge/>
-            <w:vAlign w:val="center"/>
-          </w:tcPr>
-          <w:p>
-            <w:pPr>
-              <w:jc w:val="center"/>
-              <w:rPr>
-                <w:lang w:val="en-US"/>
-              </w:rPr>
-            </w:pPr>
-          </w:p>
-        </w:tc>
-        <w:tc>
-          <w:tcPr>
-            <w:tcW w:w="459" w:type="dxa"/>
-          </w:tcPr>
-          <w:p>
-            <w:pPr>
-              <w:rPr>
-                <w:lang w:val="en-US"/>
-              </w:rPr>
-            </w:pPr>
-            <w:r>
-              <w:rPr>
-                <w:lang w:val="en-US"/>
-              </w:rPr>
-              <w:t>4</w:t>
-            </w:r>
-          </w:p>
-        </w:tc>
-        <w:tc>
-          <w:tcPr>
-            <w:tcW w:w="2126" w:type="dxa"/>
-          </w:tcPr>
-          <w:p>
-            <w:pPr>
-              <w:rPr>
-                <w:lang w:val="en-US"/>
-              </w:rPr>
-            </w:pPr>
-            <w:r>
-              <w:rPr>
-                <w:lang w:val="en-US"/>
-              </w:rPr>
-              <w:t>Dying</w:t>
-            </w:r>
-          </w:p>
-        </w:tc>
-        <w:tc>
-          <w:tcPr>
-            <w:tcW w:w="992" w:type="dxa"/>
-          </w:tcPr>
-          <w:p>
-            <w:pPr>
-              <w:rPr>
-                <w:lang w:val="en-US"/>
-              </w:rPr>
-            </w:pPr>
-            <w:r>
-              <w:rPr>
-                <w:lang w:val="en-US"/>
-              </w:rPr>
-              <w:t>0.0</w:t>
-            </w:r>
-          </w:p>
-        </w:tc>
-        <w:tc>
-          <w:tcPr>
-            <w:tcW w:w="857" w:type="dxa"/>
-          </w:tcPr>
-          <w:p>
-            <w:pPr>
-              <w:rPr>
-                <w:lang w:val="en-US"/>
-              </w:rPr>
-            </w:pPr>
-            <w:r>
-              <w:rPr>
-                <w:lang w:val="en-US"/>
-              </w:rPr>
-              <w:t>0.1</w:t>
-            </w:r>
-          </w:p>
-        </w:tc>
-        <w:tc>
-          <w:tcPr>
-            <w:tcW w:w="1553" w:type="dxa"/>
-          </w:tcPr>
-          <w:p>
-            <w:pPr>
-              <w:rPr>
-                <w:lang w:val="en-US"/>
-              </w:rPr>
-            </w:pPr>
-            <w:r>
-              <w:rPr>
-                <w:lang w:val="en-US"/>
-              </w:rPr>
-              <w:t>#FFD700</w:t>
-            </w:r>
-          </w:p>
-        </w:tc>
-        <w:tc>
-          <w:tcPr>
-            <w:tcW w:w="1400" w:type="dxa"/>
-          </w:tcPr>
-          <w:p>
-            <w:pPr>
-              <w:rPr>
-                <w:lang w:val="en-US"/>
-              </w:rPr>
-            </w:pPr>
-            <w:r>
-              <w:rPr>
-                <w:lang w:val="en-US"/>
-              </w:rPr>
-              <w:t>Yellow</w:t>
-            </w:r>
-          </w:p>
-        </w:tc>
-      </w:tr>
-      <w:tr>
-        <w:trPr>
-          <w:jc w:val="center"/>
-        </w:trPr>
-        <w:tc>
-          <w:tcPr>
-            <w:tcW w:w="1521" w:type="dxa"/>
-            <w:vMerge/>
-            <w:vAlign w:val="center"/>
-          </w:tcPr>
-          <w:p>
-            <w:pPr>
-              <w:jc w:val="center"/>
-              <w:rPr>
-                <w:lang w:val="en-US"/>
-              </w:rPr>
-            </w:pPr>
-          </w:p>
-        </w:tc>
-        <w:tc>
-          <w:tcPr>
-            <w:tcW w:w="459" w:type="dxa"/>
-          </w:tcPr>
-          <w:p>
-            <w:pPr>
-              <w:rPr>
-                <w:lang w:val="en-US"/>
-              </w:rPr>
-            </w:pPr>
-            <w:r>
-              <w:rPr>
-                <w:lang w:val="en-US"/>
-              </w:rPr>
-              <w:t>5</w:t>
-            </w:r>
-          </w:p>
-        </w:tc>
-        <w:tc>
-          <w:tcPr>
-            <w:tcW w:w="2126" w:type="dxa"/>
-          </w:tcPr>
-          <w:p>
-            <w:pPr>
-              <w:rPr>
-                <w:lang w:val="en-US"/>
-              </w:rPr>
-            </w:pPr>
-            <w:r>
-              <w:rPr>
-                <w:lang w:val="en-US"/>
-              </w:rPr>
-              <w:t>Fresh Deadwood</w:t>
-            </w:r>
-          </w:p>
-        </w:tc>
-        <w:tc>
-          <w:tcPr>
-            <w:tcW w:w="992" w:type="dxa"/>
-          </w:tcPr>
-          <w:p>
-            <w:pPr>
-              <w:rPr>
-                <w:lang w:val="en-US"/>
-              </w:rPr>
-            </w:pPr>
-            <w:r>
-              <w:rPr>
-                <w:lang w:val="en-US"/>
-              </w:rPr>
-              <w:t>-0.1</w:t>
-            </w:r>
-          </w:p>
-        </w:tc>
-        <w:tc>
-          <w:tcPr>
-            <w:tcW w:w="857" w:type="dxa"/>
-          </w:tcPr>
-          <w:p>
-            <w:pPr>
-              <w:rPr>
-                <w:lang w:val="en-US"/>
-              </w:rPr>
-            </w:pPr>
-            <w:r>
-              <w:rPr>
-                <w:lang w:val="en-US"/>
-              </w:rPr>
-              <w:t>0.0</w:t>
-            </w:r>
-          </w:p>
-        </w:tc>
-        <w:tc>
-          <w:tcPr>
-            <w:tcW w:w="1553" w:type="dxa"/>
-          </w:tcPr>
-          <w:p>
-            <w:pPr>
-              <w:rPr>
-                <w:lang w:val="en-US"/>
-              </w:rPr>
-            </w:pPr>
-            <w:r>
-              <w:rPr>
-                <w:lang w:val="en-US"/>
-              </w:rPr>
-              <w:t>#CD853F</w:t>
-            </w:r>
-          </w:p>
-        </w:tc>
-        <w:tc>
-          <w:tcPr>
-            <w:tcW w:w="1400" w:type="dxa"/>
-          </w:tcPr>
-          <w:p>
-            <w:pPr>
-              <w:rPr>
-                <w:lang w:val="en-US"/>
-              </w:rPr>
-            </w:pPr>
-            <w:r>
-              <w:rPr>
-                <w:lang w:val="en-US"/>
-              </w:rPr>
-              <w:t>Orange-brown</w:t>
-            </w:r>
-          </w:p>
-        </w:tc>
-      </w:tr>
-      <w:tr>
-        <w:trPr>
-          <w:jc w:val="center"/>
-        </w:trPr>
-        <w:tc>
-          <w:tcPr>
-            <w:tcW w:w="1521" w:type="dxa"/>
-            <w:vMerge/>
-            <w:vAlign w:val="center"/>
-          </w:tcPr>
-          <w:p>
-            <w:pPr>
-              <w:jc w:val="center"/>
-              <w:rPr>
-                <w:lang w:val="en-US"/>
-              </w:rPr>
-            </w:pPr>
-          </w:p>
-        </w:tc>
-        <w:tc>
-          <w:tcPr>
-            <w:tcW w:w="459" w:type="dxa"/>
-          </w:tcPr>
-          <w:p>
-            <w:pPr>
-              <w:rPr>
-                <w:lang w:val="en-US"/>
-              </w:rPr>
-            </w:pPr>
-            <w:r>
-              <w:rPr>
-                <w:lang w:val="en-US"/>
-              </w:rPr>
-              <w:t>6</w:t>
-            </w:r>
-          </w:p>
-        </w:tc>
-        <w:tc>
-          <w:tcPr>
-            <w:tcW w:w="2126" w:type="dxa"/>
-          </w:tcPr>
-          <w:p>
-            <w:pPr>
-              <w:rPr>
-                <w:lang w:val="en-US"/>
-              </w:rPr>
-            </w:pPr>
-            <w:r>
-              <w:rPr>
-                <w:lang w:val="en-US"/>
-              </w:rPr>
-              <w:t>Old Deadwood</w:t>
-            </w:r>
-          </w:p>
-        </w:tc>
-        <w:tc>
-          <w:tcPr>
-            <w:tcW w:w="992" w:type="dxa"/>
-          </w:tcPr>
-          <w:p>
-            <w:pPr>
-              <w:rPr>
-                <w:lang w:val="en-US"/>
-              </w:rPr>
-            </w:pPr>
-            <w:r>
-              <w:rPr>
-                <w:lang w:val="en-US"/>
-              </w:rPr>
-              <w:t>-1.0</w:t>
-            </w:r>
-          </w:p>
-        </w:tc>
-        <w:tc>
-          <w:tcPr>
-            <w:tcW w:w="857" w:type="dxa"/>
-          </w:tcPr>
-          <w:p>
-            <w:pPr>
-              <w:rPr>
-                <w:lang w:val="en-US"/>
-              </w:rPr>
-            </w:pPr>
-            <w:r>
-              <w:rPr>
-                <w:lang w:val="en-US"/>
-              </w:rPr>
-              <w:t>-0.1</w:t>
-            </w:r>
-          </w:p>
-        </w:tc>
-        <w:tc>
-          <w:tcPr>
-            <w:tcW w:w="1553" w:type="dxa"/>
-          </w:tcPr>
-          <w:p>
-            <w:pPr>
-              <w:rPr>
-                <w:lang w:val="en-US"/>
-              </w:rPr>
-            </w:pPr>
-            <w:r>
-              <w:rPr>
-                <w:lang w:val="en-US"/>
-              </w:rPr>
-              <w:t>#8B4513</w:t>
-            </w:r>
-          </w:p>
-        </w:tc>
-        <w:tc>
-          <w:tcPr>
-            <w:tcW w:w="1400" w:type="dxa"/>
-          </w:tcPr>
-          <w:p>
-            <w:pPr>
-              <w:rPr>
-                <w:lang w:val="en-US"/>
-              </w:rPr>
-            </w:pPr>
-            <w:r>
-              <w:rPr>
-                <w:lang w:val="en-US"/>
-              </w:rPr>
-              <w:t>Dark brown</w:t>
-            </w:r>
-          </w:p>
-        </w:tc>
-      </w:tr>
-      <w:tr>
-        <w:trPr>
-          <w:jc w:val="center"/>
-        </w:trPr>
-        <w:tc>
-          <w:tcPr>
-            <w:tcW w:w="1521" w:type="dxa"/>
-            <w:vMerge w:val="restart"/>
-            <w:vAlign w:val="center"/>
-          </w:tcPr>
-          <w:p>
-            <w:pPr>
-              <w:jc w:val="center"/>
-              <w:rPr>
-                <w:lang w:val="en-US"/>
-              </w:rPr>
-            </w:pPr>
-            <w:r>
-              <w:rPr>
-                <w:lang w:val="en-US"/>
-              </w:rPr>
-              <w:t>NDSWIR</w:t>
-            </w:r>
-          </w:p>
-          <w:p>
-            <w:pPr>
-              <w:jc w:val="center"/>
-              <w:rPr>
-                <w:lang w:val="en-US"/>
-              </w:rPr>
-            </w:pPr>
-          </w:p>
-        </w:tc>
-        <w:tc>
-          <w:tcPr>
-            <w:tcW w:w="459" w:type="dxa"/>
-          </w:tcPr>
-          <w:p>
-            <w:pPr>
-              <w:rPr>
-                <w:lang w:val="en-US"/>
-              </w:rPr>
-            </w:pPr>
-            <w:r>
-              <w:rPr>
-                <w:lang w:val="en-US"/>
-              </w:rPr>
-              <w:t>1</w:t>
-            </w:r>
-          </w:p>
-        </w:tc>
-        <w:tc>
-          <w:tcPr>
-            <w:tcW w:w="2126" w:type="dxa"/>
-          </w:tcPr>
-          <w:p>
-            <w:pPr>
-              <w:rPr>
-                <w:lang w:val="en-US"/>
-              </w:rPr>
-            </w:pPr>
-            <w:r>
-              <w:rPr>
-                <w:lang w:val="en-US"/>
-              </w:rPr>
-              <w:t>Healthy</w:t>
-            </w:r>
-          </w:p>
-        </w:tc>
-        <w:tc>
-          <w:tcPr>
-            <w:tcW w:w="992" w:type="dxa"/>
-          </w:tcPr>
-          <w:p>
-            <w:pPr>
-              <w:rPr>
-                <w:lang w:val="en-US"/>
-              </w:rPr>
-            </w:pPr>
-            <w:r>
-              <w:rPr>
-                <w:lang w:val="en-US"/>
-              </w:rPr>
-              <w:t>0.5</w:t>
-            </w:r>
-          </w:p>
-        </w:tc>
-        <w:tc>
-          <w:tcPr>
-            <w:tcW w:w="857" w:type="dxa"/>
-          </w:tcPr>
-          <w:p>
-            <w:pPr>
-              <w:rPr>
-                <w:lang w:val="en-US"/>
-              </w:rPr>
-            </w:pPr>
-            <w:r>
-              <w:rPr>
-                <w:lang w:val="en-US"/>
-              </w:rPr>
-              <w:t>1.0</w:t>
-            </w:r>
-          </w:p>
-        </w:tc>
-        <w:tc>
-          <w:tcPr>
-            <w:tcW w:w="1553" w:type="dxa"/>
-          </w:tcPr>
-          <w:p>
-            <w:pPr>
-              <w:rPr>
-                <w:lang w:val="en-US"/>
-              </w:rPr>
-            </w:pPr>
-            <w:r>
-              <w:rPr>
-                <w:lang w:val="en-US"/>
-              </w:rPr>
-              <w:t>#008000</w:t>
-            </w:r>
-          </w:p>
-        </w:tc>
-        <w:tc>
-          <w:tcPr>
-            <w:tcW w:w="1400" w:type="dxa"/>
-          </w:tcPr>
-          <w:p>
-            <w:pPr>
-              <w:rPr>
-                <w:lang w:val="en-US"/>
-              </w:rPr>
-            </w:pPr>
-            <w:r>
-              <w:rPr>
-                <w:lang w:val="en-US"/>
-              </w:rPr>
-              <w:t>Green</w:t>
-            </w:r>
-          </w:p>
-        </w:tc>
-      </w:tr>
-      <w:tr>
-        <w:trPr>
-          <w:jc w:val="center"/>
-        </w:trPr>
-        <w:tc>
-          <w:tcPr>
-            <w:tcW w:w="1521" w:type="dxa"/>
-            <w:vMerge/>
-            <w:vAlign w:val="center"/>
-          </w:tcPr>
-          <w:p>
-            <w:pPr>
-              <w:jc w:val="center"/>
-              <w:rPr>
-                <w:lang w:val="en-US"/>
-              </w:rPr>
-            </w:pPr>
-          </w:p>
-        </w:tc>
-        <w:tc>
-          <w:tcPr>
-            <w:tcW w:w="459" w:type="dxa"/>
-          </w:tcPr>
-          <w:p>
-            <w:pPr>
-              <w:rPr>
-                <w:lang w:val="en-US"/>
-              </w:rPr>
-            </w:pPr>
-            <w:r>
-              <w:rPr>
-                <w:lang w:val="en-US"/>
-              </w:rPr>
-              <w:t>2</w:t>
-            </w:r>
-          </w:p>
-        </w:tc>
-        <w:tc>
-          <w:tcPr>
-            <w:tcW w:w="2126" w:type="dxa"/>
-          </w:tcPr>
-          <w:p>
-            <w:pPr>
-              <w:rPr>
-                <w:lang w:val="en-US"/>
-              </w:rPr>
-            </w:pPr>
-            <w:r>
-              <w:rPr>
-                <w:lang w:val="en-US"/>
-              </w:rPr>
-              <w:t>Weakened</w:t>
-            </w:r>
-          </w:p>
-        </w:tc>
-        <w:tc>
-          <w:tcPr>
-            <w:tcW w:w="992" w:type="dxa"/>
-          </w:tcPr>
-          <w:p>
-            <w:pPr>
-              <w:rPr>
-                <w:lang w:val="en-US"/>
-              </w:rPr>
-            </w:pPr>
-            <w:r>
-              <w:rPr>
-                <w:lang w:val="en-US"/>
-              </w:rPr>
-              <w:t>0.3</w:t>
-            </w:r>
-          </w:p>
-        </w:tc>
-        <w:tc>
-          <w:tcPr>
-            <w:tcW w:w="857" w:type="dxa"/>
-          </w:tcPr>
-          <w:p>
-            <w:pPr>
-              <w:rPr>
-                <w:lang w:val="en-US"/>
-              </w:rPr>
-            </w:pPr>
-            <w:r>
-              <w:rPr>
-                <w:lang w:val="en-US"/>
-              </w:rPr>
-              <w:t>0.5</w:t>
-            </w:r>
-          </w:p>
-        </w:tc>
-        <w:tc>
-          <w:tcPr>
-            <w:tcW w:w="1553" w:type="dxa"/>
-          </w:tcPr>
-          <w:p>
-            <w:pPr>
-              <w:rPr>
-                <w:lang w:val="en-US"/>
-              </w:rPr>
-            </w:pPr>
-            <w:r>
-              <w:rPr>
-                <w:lang w:val="en-US"/>
-              </w:rPr>
-              <w:t>#90EE90</w:t>
-            </w:r>
-          </w:p>
-        </w:tc>
-        <w:tc>
-          <w:tcPr>
-            <w:tcW w:w="1400" w:type="dxa"/>
-          </w:tcPr>
-          <w:p>
-            <w:pPr>
-              <w:rPr>
-                <w:lang w:val="en-US"/>
-              </w:rPr>
-            </w:pPr>
-            <w:r>
-              <w:rPr>
-                <w:lang w:val="en-US"/>
-              </w:rPr>
-              <w:t>Light Green</w:t>
-            </w:r>
-          </w:p>
-        </w:tc>
-      </w:tr>
-      <w:tr>
-        <w:trPr>
-          <w:jc w:val="center"/>
-        </w:trPr>
-        <w:tc>
-          <w:tcPr>
-            <w:tcW w:w="1521" w:type="dxa"/>
-            <w:vMerge/>
-            <w:vAlign w:val="center"/>
-          </w:tcPr>
-          <w:p>
-            <w:pPr>
-              <w:jc w:val="center"/>
-              <w:rPr>
-                <w:lang w:val="en-US"/>
-              </w:rPr>
-            </w:pPr>
-          </w:p>
-        </w:tc>
-        <w:tc>
-          <w:tcPr>
-            <w:tcW w:w="459" w:type="dxa"/>
-          </w:tcPr>
-          <w:p>
-            <w:pPr>
-              <w:rPr>
-                <w:lang w:val="en-US"/>
-              </w:rPr>
-            </w:pPr>
-            <w:r>
-              <w:rPr>
-                <w:lang w:val="en-US"/>
-              </w:rPr>
-              <w:t>3</w:t>
-            </w:r>
-          </w:p>
-        </w:tc>
-        <w:tc>
-          <w:tcPr>
-            <w:tcW w:w="2126" w:type="dxa"/>
-          </w:tcPr>
-          <w:p>
-            <w:pPr>
-              <w:rPr>
-                <w:lang w:val="en-US"/>
-              </w:rPr>
-            </w:pPr>
-            <w:r>
-              <w:rPr>
-                <w:lang w:val="en-US"/>
-              </w:rPr>
-              <w:t>Severely Weakened</w:t>
-            </w:r>
-          </w:p>
-        </w:tc>
-        <w:tc>
-          <w:tcPr>
-            <w:tcW w:w="992" w:type="dxa"/>
-          </w:tcPr>
-          <w:p>
-            <w:pPr>
-              <w:rPr>
-                <w:lang w:val="en-US"/>
-              </w:rPr>
-            </w:pPr>
-            <w:r>
-              <w:rPr>
-                <w:lang w:val="en-US"/>
-              </w:rPr>
-              <w:t>0.2</w:t>
-            </w:r>
-          </w:p>
-        </w:tc>
-        <w:tc>
-          <w:tcPr>
-            <w:tcW w:w="857" w:type="dxa"/>
-          </w:tcPr>
-          <w:p>
-            <w:pPr>
-              <w:rPr>
-                <w:lang w:val="en-US"/>
-              </w:rPr>
-            </w:pPr>
-            <w:r>
-              <w:rPr>
-                <w:lang w:val="en-US"/>
-              </w:rPr>
-              <w:t>0.3</w:t>
-            </w:r>
-          </w:p>
-        </w:tc>
-        <w:tc>
-          <w:tcPr>
-            <w:tcW w:w="1553" w:type="dxa"/>
-          </w:tcPr>
-          <w:p>
-            <w:pPr>
-              <w:rPr>
-                <w:lang w:val="en-US"/>
-              </w:rPr>
-            </w:pPr>
-            <w:r>
-              <w:rPr>
-                <w:lang w:val="en-US"/>
-              </w:rPr>
-              <w:t>#9ACD32</w:t>
-            </w:r>
-          </w:p>
-        </w:tc>
-        <w:tc>
-          <w:tcPr>
-            <w:tcW w:w="1400" w:type="dxa"/>
-          </w:tcPr>
-          <w:p>
-            <w:pPr>
-              <w:rPr>
-                <w:lang w:val="en-US"/>
-              </w:rPr>
-            </w:pPr>
-            <w:r>
-              <w:rPr>
-                <w:lang w:val="en-US"/>
-              </w:rPr>
-              <w:t>Yellow-green</w:t>
-            </w:r>
-          </w:p>
-        </w:tc>
-      </w:tr>
-      <w:tr>
-        <w:trPr>
-          <w:jc w:val="center"/>
-        </w:trPr>
-        <w:tc>
-          <w:tcPr>
-            <w:tcW w:w="1521" w:type="dxa"/>
-            <w:vMerge/>
-            <w:vAlign w:val="center"/>
-          </w:tcPr>
-          <w:p>
-            <w:pPr>
-              <w:jc w:val="center"/>
-              <w:rPr>
-                <w:lang w:val="en-US"/>
-              </w:rPr>
-            </w:pPr>
-          </w:p>
-        </w:tc>
-        <w:tc>
-          <w:tcPr>
-            <w:tcW w:w="459" w:type="dxa"/>
-          </w:tcPr>
-          <w:p>
-            <w:pPr>
-              <w:rPr>
-                <w:lang w:val="en-US"/>
-              </w:rPr>
-            </w:pPr>
-            <w:r>
-              <w:rPr>
-                <w:lang w:val="en-US"/>
-              </w:rPr>
-              <w:t>4</w:t>
-            </w:r>
-          </w:p>
-        </w:tc>
-        <w:tc>
-          <w:tcPr>
-            <w:tcW w:w="2126" w:type="dxa"/>
-          </w:tcPr>
-          <w:p>
-            <w:pPr>
-              <w:rPr>
-                <w:lang w:val="en-US"/>
-              </w:rPr>
-            </w:pPr>
-            <w:r>
-              <w:rPr>
-                <w:lang w:val="en-US"/>
-              </w:rPr>
-              <w:t>Dying</w:t>
-            </w:r>
-          </w:p>
-        </w:tc>
-        <w:tc>
-          <w:tcPr>
-            <w:tcW w:w="992" w:type="dxa"/>
-          </w:tcPr>
-          <w:p>
-            <w:pPr>
-              <w:rPr>
-                <w:lang w:val="en-US"/>
-              </w:rPr>
-            </w:pPr>
-            <w:r>
-              <w:rPr>
-                <w:lang w:val="en-US"/>
-              </w:rPr>
-              <w:t>0.1</w:t>
-            </w:r>
-          </w:p>
-        </w:tc>
-        <w:tc>
-          <w:tcPr>
-            <w:tcW w:w="857" w:type="dxa"/>
-          </w:tcPr>
-          <w:p>
-            <w:pPr>
-              <w:rPr>
-                <w:lang w:val="en-US"/>
-              </w:rPr>
-            </w:pPr>
-            <w:r>
-              <w:rPr>
-                <w:lang w:val="en-US"/>
-              </w:rPr>
-              <w:t>0.2</w:t>
-            </w:r>
-          </w:p>
-        </w:tc>
-        <w:tc>
-          <w:tcPr>
-            <w:tcW w:w="1553" w:type="dxa"/>
-          </w:tcPr>
-          <w:p>
-            <w:pPr>
-              <w:rPr>
-                <w:lang w:val="en-US"/>
-              </w:rPr>
-            </w:pPr>
-            <w:r>
-              <w:rPr>
-                <w:lang w:val="en-US"/>
-              </w:rPr>
-              <w:t>#FFD700</w:t>
-            </w:r>
-          </w:p>
-        </w:tc>
-        <w:tc>
-          <w:tcPr>
-            <w:tcW w:w="1400" w:type="dxa"/>
-          </w:tcPr>
-          <w:p>
-            <w:pPr>
-              <w:rPr>
-                <w:lang w:val="en-US"/>
-              </w:rPr>
-            </w:pPr>
-            <w:r>
-              <w:rPr>
-                <w:lang w:val="en-US"/>
-              </w:rPr>
-              <w:t>Yellow</w:t>
-            </w:r>
-          </w:p>
-        </w:tc>
-      </w:tr>
-      <w:tr>
-        <w:trPr>
-          <w:jc w:val="center"/>
-        </w:trPr>
-        <w:tc>
-          <w:tcPr>
-            <w:tcW w:w="1521" w:type="dxa"/>
-            <w:vMerge/>
-            <w:vAlign w:val="center"/>
-          </w:tcPr>
-          <w:p>
-            <w:pPr>
-              <w:jc w:val="center"/>
-              <w:rPr>
-                <w:lang w:val="en-US"/>
-              </w:rPr>
-            </w:pPr>
-          </w:p>
-        </w:tc>
-        <w:tc>
-          <w:tcPr>
-            <w:tcW w:w="459" w:type="dxa"/>
-          </w:tcPr>
-          <w:p>
-            <w:pPr>
-              <w:rPr>
-                <w:lang w:val="en-US"/>
-              </w:rPr>
-            </w:pPr>
-            <w:r>
-              <w:rPr>
-                <w:lang w:val="en-US"/>
-              </w:rPr>
-              <w:t>5</w:t>
-            </w:r>
-          </w:p>
-        </w:tc>
-        <w:tc>
-          <w:tcPr>
-            <w:tcW w:w="2126" w:type="dxa"/>
-          </w:tcPr>
-          <w:p>
-            <w:pPr>
-              <w:rPr>
-                <w:lang w:val="en-US"/>
-              </w:rPr>
-            </w:pPr>
-            <w:r>
-              <w:rPr>
-                <w:lang w:val="en-US"/>
-              </w:rPr>
-              <w:t>Fresh Deadwood</w:t>
-            </w:r>
-          </w:p>
-        </w:tc>
-        <w:tc>
-          <w:tcPr>
-            <w:tcW w:w="992" w:type="dxa"/>
-          </w:tcPr>
-          <w:p>
-            <w:pPr>
-              <w:rPr>
-                <w:lang w:val="en-US"/>
-              </w:rPr>
-            </w:pPr>
-            <w:r>
-              <w:rPr>
-                <w:lang w:val="en-US"/>
-              </w:rPr>
-              <w:t>0.0</w:t>
-            </w:r>
-          </w:p>
-        </w:tc>
-        <w:tc>
-          <w:tcPr>
-            <w:tcW w:w="857" w:type="dxa"/>
-          </w:tcPr>
-          <w:p>
-            <w:pPr>
-              <w:rPr>
-                <w:lang w:val="en-US"/>
-              </w:rPr>
-            </w:pPr>
-            <w:r>
-              <w:rPr>
-                <w:lang w:val="en-US"/>
-              </w:rPr>
-              <w:t>0.1</w:t>
-            </w:r>
-          </w:p>
-        </w:tc>
-        <w:tc>
-          <w:tcPr>
-            <w:tcW w:w="1553" w:type="dxa"/>
-          </w:tcPr>
-          <w:p>
-            <w:pPr>
-              <w:rPr>
-                <w:lang w:val="en-US"/>
-              </w:rPr>
-            </w:pPr>
-            <w:r>
-              <w:rPr>
-                <w:lang w:val="en-US"/>
-              </w:rPr>
-              <w:t>#CD853F</w:t>
-            </w:r>
-          </w:p>
-        </w:tc>
-        <w:tc>
-          <w:tcPr>
-            <w:tcW w:w="1400" w:type="dxa"/>
-          </w:tcPr>
-          <w:p>
-            <w:pPr>
-              <w:rPr>
-                <w:lang w:val="en-US"/>
-              </w:rPr>
-            </w:pPr>
-            <w:r>
-              <w:rPr>
-                <w:lang w:val="en-US"/>
-              </w:rPr>
-              <w:t>Orange-brown</w:t>
-            </w:r>
-          </w:p>
-        </w:tc>
-      </w:tr>
-      <w:tr>
-        <w:trPr>
-          <w:jc w:val="center"/>
-        </w:trPr>
-        <w:tc>
-          <w:tcPr>
-            <w:tcW w:w="1521" w:type="dxa"/>
-            <w:vMerge/>
-            <w:vAlign w:val="center"/>
-          </w:tcPr>
-          <w:p>
-            <w:pPr>
-              <w:jc w:val="center"/>
-              <w:rPr>
-                <w:lang w:val="en-US"/>
-              </w:rPr>
-            </w:pPr>
-          </w:p>
-        </w:tc>
-        <w:tc>
-          <w:tcPr>
-            <w:tcW w:w="459" w:type="dxa"/>
-          </w:tcPr>
-          <w:p>
-            <w:pPr>
-              <w:rPr>
-                <w:lang w:val="en-US"/>
-              </w:rPr>
-            </w:pPr>
-            <w:r>
-              <w:rPr>
-                <w:lang w:val="en-US"/>
-              </w:rPr>
-              <w:t>6</w:t>
-            </w:r>
-          </w:p>
-        </w:tc>
-        <w:tc>
-          <w:tcPr>
-            <w:tcW w:w="2126" w:type="dxa"/>
-          </w:tcPr>
-          <w:p>
-            <w:pPr>
-              <w:rPr>
-                <w:lang w:val="en-US"/>
-              </w:rPr>
-            </w:pPr>
-            <w:r>
-              <w:rPr>
-                <w:lang w:val="en-US"/>
-              </w:rPr>
-              <w:t>Old Deadwood</w:t>
-            </w:r>
-          </w:p>
-        </w:tc>
-        <w:tc>
-          <w:tcPr>
-            <w:tcW w:w="992" w:type="dxa"/>
-          </w:tcPr>
-          <w:p>
-            <w:pPr>
-              <w:rPr>
-                <w:lang w:val="en-US"/>
-              </w:rPr>
-            </w:pPr>
-            <w:r>
-              <w:rPr>
-                <w:lang w:val="en-US"/>
-              </w:rPr>
-              <w:t>-1.0</w:t>
-            </w:r>
-          </w:p>
-        </w:tc>
-        <w:tc>
-          <w:tcPr>
-            <w:tcW w:w="857" w:type="dxa"/>
-          </w:tcPr>
-          <w:p>
-            <w:pPr>
-              <w:rPr>
-                <w:lang w:val="en-US"/>
-              </w:rPr>
-            </w:pPr>
-            <w:r>
-              <w:rPr>
-                <w:lang w:val="en-US"/>
-              </w:rPr>
-              <w:t>0.0</w:t>
-            </w:r>
-          </w:p>
-        </w:tc>
-        <w:tc>
-          <w:tcPr>
-            <w:tcW w:w="1553" w:type="dxa"/>
-          </w:tcPr>
-          <w:p>
-            <w:pPr>
-              <w:rPr>
-                <w:lang w:val="en-US"/>
-              </w:rPr>
-            </w:pPr>
-            <w:r>
-              <w:rPr>
-                <w:lang w:val="en-US"/>
-              </w:rPr>
-              <w:t>#8B4513</w:t>
-            </w:r>
-          </w:p>
-        </w:tc>
-        <w:tc>
-          <w:tcPr>
-            <w:tcW w:w="1400" w:type="dxa"/>
-          </w:tcPr>
-          <w:p>
-            <w:pPr>
-              <w:rPr>
-                <w:lang w:val="en-US"/>
-              </w:rPr>
-            </w:pPr>
-            <w:r>
-              <w:rPr>
-                <w:lang w:val="en-US"/>
-              </w:rPr>
-              <w:t>Dark brown</w:t>
-            </w:r>
-          </w:p>
-        </w:tc>
-      </w:tr>
-      <w:tr>
-        <w:trPr>
-          <w:jc w:val="center"/>
-        </w:trPr>
-        <w:tc>
-          <w:tcPr>
-            <w:tcW w:w="1521" w:type="dxa"/>
-            <w:vMerge w:val="restart"/>
-            <w:vAlign w:val="center"/>
-          </w:tcPr>
-          <w:p>
-            <w:pPr>
-              <w:jc w:val="center"/>
-              <w:rPr>
-                <w:lang w:val="en-US"/>
-              </w:rPr>
-            </w:pPr>
-            <w:r>
-              <w:rPr>
-                <w:lang w:val="en-US"/>
-              </w:rPr>
-              <w:t>NBRSWIR</w:t>
-            </w:r>
-          </w:p>
-          <w:p>
-            <w:pPr>
-              <w:ind w:right="-323"/>
-              <w:jc w:val="center"/>
-              <w:rPr>
-                <w:lang w:val="en-US"/>
-              </w:rPr>
-            </w:pPr>
-          </w:p>
-        </w:tc>
-        <w:tc>
-          <w:tcPr>
-            <w:tcW w:w="459" w:type="dxa"/>
-          </w:tcPr>
-          <w:p>
-            <w:pPr>
-              <w:rPr>
-                <w:lang w:val="en-US"/>
-              </w:rPr>
-            </w:pPr>
-            <w:r>
-              <w:rPr>
-                <w:lang w:val="en-US"/>
-              </w:rPr>
-              <w:t>1</w:t>
-            </w:r>
-          </w:p>
-        </w:tc>
-        <w:tc>
-          <w:tcPr>
-            <w:tcW w:w="2126" w:type="dxa"/>
-          </w:tcPr>
-          <w:p>
-            <w:pPr>
-              <w:rPr>
-                <w:lang w:val="en-US"/>
-              </w:rPr>
-            </w:pPr>
-            <w:r>
-              <w:rPr>
-                <w:lang w:val="en-US"/>
-              </w:rPr>
-              <w:t>Healthy</w:t>
-            </w:r>
-          </w:p>
-        </w:tc>
-        <w:tc>
-          <w:tcPr>
-            <w:tcW w:w="992" w:type="dxa"/>
-          </w:tcPr>
-          <w:p>
-            <w:pPr>
-              <w:rPr>
-                <w:lang w:val="en-US"/>
-              </w:rPr>
-            </w:pPr>
-            <w:r>
-              <w:rPr>
-                <w:lang w:val="en-US"/>
-              </w:rPr>
-              <w:t>0.3</w:t>
-            </w:r>
-          </w:p>
-        </w:tc>
-        <w:tc>
-          <w:tcPr>
-            <w:tcW w:w="857" w:type="dxa"/>
-          </w:tcPr>
-          <w:p>
-            <w:pPr>
-              <w:rPr>
-                <w:lang w:val="en-US"/>
-              </w:rPr>
-            </w:pPr>
-            <w:r>
-              <w:rPr>
-                <w:lang w:val="en-US"/>
-              </w:rPr>
-              <w:t>1.0</w:t>
-            </w:r>
-          </w:p>
-        </w:tc>
-        <w:tc>
-          <w:tcPr>
-            <w:tcW w:w="1553" w:type="dxa"/>
-          </w:tcPr>
-          <w:p>
-            <w:pPr>
-              <w:rPr>
-                <w:lang w:val="en-US"/>
-              </w:rPr>
-            </w:pPr>
-            <w:r>
-              <w:rPr>
-                <w:lang w:val="en-US"/>
-              </w:rPr>
-              <w:t>#008000</w:t>
-            </w:r>
-          </w:p>
-        </w:tc>
-        <w:tc>
-          <w:tcPr>
-            <w:tcW w:w="1400" w:type="dxa"/>
-          </w:tcPr>
-          <w:p>
-            <w:pPr>
-              <w:rPr>
-                <w:lang w:val="en-US"/>
-              </w:rPr>
-            </w:pPr>
-            <w:r>
-              <w:rPr>
-                <w:lang w:val="en-US"/>
-              </w:rPr>
-              <w:t>Green</w:t>
-            </w:r>
-          </w:p>
-        </w:tc>
-      </w:tr>
-      <w:tr>
-        <w:trPr>
-          <w:jc w:val="center"/>
-        </w:trPr>
-        <w:tc>
-          <w:tcPr>
-            <w:tcW w:w="1521" w:type="dxa"/>
-            <w:vMerge/>
-          </w:tcPr>
-          <w:p>
-            <w:pPr>
-              <w:ind w:right="-323"/>
-              <w:jc w:val="center"/>
-              <w:rPr>
-                <w:lang w:val="en-US"/>
-              </w:rPr>
-            </w:pPr>
-          </w:p>
-        </w:tc>
-        <w:tc>
-          <w:tcPr>
-            <w:tcW w:w="459" w:type="dxa"/>
-          </w:tcPr>
-          <w:p>
-            <w:pPr>
-              <w:rPr>
-                <w:lang w:val="en-US"/>
-              </w:rPr>
-            </w:pPr>
-            <w:r>
-              <w:rPr>
-                <w:lang w:val="en-US"/>
-              </w:rPr>
-              <w:t>2</w:t>
-            </w:r>
-          </w:p>
-        </w:tc>
-        <w:tc>
-          <w:tcPr>
-            <w:tcW w:w="2126" w:type="dxa"/>
-          </w:tcPr>
-          <w:p>
-            <w:pPr>
-              <w:rPr>
-                <w:lang w:val="en-US"/>
-              </w:rPr>
-            </w:pPr>
-            <w:r>
-              <w:rPr>
-                <w:lang w:val="en-US"/>
-              </w:rPr>
-              <w:t>Weakened</w:t>
-            </w:r>
-          </w:p>
-        </w:tc>
-        <w:tc>
-          <w:tcPr>
-            <w:tcW w:w="992" w:type="dxa"/>
-          </w:tcPr>
-          <w:p>
-            <w:pPr>
-              <w:rPr>
-                <w:lang w:val="en-US"/>
-              </w:rPr>
-            </w:pPr>
-            <w:r>
-              <w:rPr>
-                <w:lang w:val="en-US"/>
-              </w:rPr>
-              <w:t>0.1</w:t>
-            </w:r>
-          </w:p>
-        </w:tc>
-        <w:tc>
-          <w:tcPr>
-            <w:tcW w:w="857" w:type="dxa"/>
-          </w:tcPr>
-          <w:p>
-            <w:pPr>
-              <w:rPr>
-                <w:lang w:val="en-US"/>
-              </w:rPr>
-            </w:pPr>
-            <w:r>
-              <w:rPr>
-                <w:lang w:val="en-US"/>
-              </w:rPr>
-              <w:t>0.3</w:t>
-            </w:r>
-          </w:p>
-        </w:tc>
-        <w:tc>
-          <w:tcPr>
-            <w:tcW w:w="1553" w:type="dxa"/>
-          </w:tcPr>
-          <w:p>
-            <w:pPr>
-              <w:rPr>
-                <w:lang w:val="en-US"/>
-              </w:rPr>
-            </w:pPr>
-            <w:r>
-              <w:rPr>
-                <w:lang w:val="en-US"/>
-              </w:rPr>
-              <w:t>#90EE90</w:t>
-            </w:r>
-          </w:p>
-        </w:tc>
-        <w:tc>
-          <w:tcPr>
-            <w:tcW w:w="1400" w:type="dxa"/>
-          </w:tcPr>
-          <w:p>
-            <w:pPr>
-              <w:rPr>
-                <w:lang w:val="en-US"/>
-              </w:rPr>
-            </w:pPr>
-            <w:r>
-              <w:rPr>
-                <w:lang w:val="en-US"/>
-              </w:rPr>
-              <w:t>Light Green</w:t>
-            </w:r>
-          </w:p>
-        </w:tc>
-      </w:tr>
-      <w:tr>
-        <w:trPr>
-          <w:jc w:val="center"/>
-        </w:trPr>
-        <w:tc>
-          <w:tcPr>
-            <w:tcW w:w="1521" w:type="dxa"/>
-            <w:vMerge/>
-          </w:tcPr>
-          <w:p>
-            <w:pPr>
-              <w:ind w:right="-323"/>
-              <w:jc w:val="center"/>
-              <w:rPr>
-                <w:lang w:val="en-US"/>
-              </w:rPr>
-            </w:pPr>
-          </w:p>
-        </w:tc>
-        <w:tc>
-          <w:tcPr>
-            <w:tcW w:w="459" w:type="dxa"/>
-          </w:tcPr>
-          <w:p>
-            <w:pPr>
-              <w:rPr>
-                <w:lang w:val="en-US"/>
-              </w:rPr>
-            </w:pPr>
-            <w:r>
-              <w:rPr>
-                <w:lang w:val="en-US"/>
-              </w:rPr>
-              <w:t>3</w:t>
-            </w:r>
-          </w:p>
-        </w:tc>
-        <w:tc>
-          <w:tcPr>
-            <w:tcW w:w="2126" w:type="dxa"/>
-          </w:tcPr>
-          <w:p>
-            <w:pPr>
-              <w:rPr>
-                <w:lang w:val="en-US"/>
-              </w:rPr>
-            </w:pPr>
-            <w:r>
-              <w:rPr>
-                <w:lang w:val="en-US"/>
-              </w:rPr>
-              <w:t>Severely Weakened</w:t>
-            </w:r>
-          </w:p>
-        </w:tc>
-        <w:tc>
-          <w:tcPr>
-            <w:tcW w:w="992" w:type="dxa"/>
-          </w:tcPr>
-          <w:p>
-            <w:pPr>
-              <w:rPr>
-                <w:lang w:val="en-US"/>
-              </w:rPr>
-            </w:pPr>
-            <w:r>
-              <w:rPr>
-                <w:lang w:val="en-US"/>
-              </w:rPr>
-              <w:t>0.0</w:t>
-            </w:r>
-          </w:p>
-        </w:tc>
-        <w:tc>
-          <w:tcPr>
-            <w:tcW w:w="857" w:type="dxa"/>
-          </w:tcPr>
-          <w:p>
-            <w:pPr>
-              <w:rPr>
-                <w:lang w:val="en-US"/>
-              </w:rPr>
-            </w:pPr>
-            <w:r>
-              <w:rPr>
-                <w:lang w:val="en-US"/>
-              </w:rPr>
-              <w:t>0.1</w:t>
-            </w:r>
-          </w:p>
-        </w:tc>
-        <w:tc>
-          <w:tcPr>
-            <w:tcW w:w="1553" w:type="dxa"/>
-          </w:tcPr>
-          <w:p>
-            <w:pPr>
-              <w:rPr>
-                <w:lang w:val="en-US"/>
-              </w:rPr>
-            </w:pPr>
-            <w:r>
-              <w:rPr>
-                <w:lang w:val="en-US"/>
-              </w:rPr>
-              <w:t>#9ACD32</w:t>
-            </w:r>
-          </w:p>
-        </w:tc>
-        <w:tc>
-          <w:tcPr>
-            <w:tcW w:w="1400" w:type="dxa"/>
-          </w:tcPr>
-          <w:p>
-            <w:pPr>
-              <w:rPr>
-                <w:lang w:val="en-US"/>
-              </w:rPr>
-            </w:pPr>
-            <w:r>
-              <w:rPr>
-                <w:lang w:val="en-US"/>
-              </w:rPr>
-              <w:t>Yellow-green</w:t>
-            </w:r>
-          </w:p>
-        </w:tc>
-      </w:tr>
-      <w:tr>
-        <w:trPr>
-          <w:jc w:val="center"/>
-        </w:trPr>
-        <w:tc>
-          <w:tcPr>
-            <w:tcW w:w="1521" w:type="dxa"/>
-            <w:vMerge/>
-          </w:tcPr>
-          <w:p>
-            <w:pPr>
-              <w:ind w:right="-323"/>
-              <w:jc w:val="center"/>
-              <w:rPr>
-                <w:lang w:val="en-US"/>
-              </w:rPr>
-            </w:pPr>
-          </w:p>
-        </w:tc>
-        <w:tc>
-          <w:tcPr>
-            <w:tcW w:w="459" w:type="dxa"/>
-          </w:tcPr>
-          <w:p>
-            <w:pPr>
-              <w:rPr>
-                <w:lang w:val="en-US"/>
-              </w:rPr>
-            </w:pPr>
-            <w:r>
-              <w:rPr>
-                <w:lang w:val="en-US"/>
-              </w:rPr>
-              <w:t>4</w:t>
-            </w:r>
-          </w:p>
-        </w:tc>
-        <w:tc>
-          <w:tcPr>
-            <w:tcW w:w="2126" w:type="dxa"/>
-          </w:tcPr>
-          <w:p>
-            <w:pPr>
-              <w:rPr>
-                <w:lang w:val="en-US"/>
-              </w:rPr>
-            </w:pPr>
-            <w:r>
-              <w:rPr>
-                <w:lang w:val="en-US"/>
-              </w:rPr>
-              <w:t>Dying</w:t>
-            </w:r>
-          </w:p>
-        </w:tc>
-        <w:tc>
-          <w:tcPr>
-            <w:tcW w:w="992" w:type="dxa"/>
-          </w:tcPr>
-          <w:p>
-            <w:pPr>
-              <w:rPr>
-                <w:lang w:val="en-US"/>
-              </w:rPr>
-            </w:pPr>
-            <w:r>
-              <w:rPr>
-                <w:lang w:val="en-US"/>
-              </w:rPr>
-              <w:t>-0.1</w:t>
-            </w:r>
-          </w:p>
-        </w:tc>
-        <w:tc>
-          <w:tcPr>
-            <w:tcW w:w="857" w:type="dxa"/>
-          </w:tcPr>
-          <w:p>
-            <w:pPr>
-              <w:rPr>
-                <w:lang w:val="en-US"/>
-              </w:rPr>
-            </w:pPr>
-            <w:r>
-              <w:rPr>
-                <w:lang w:val="en-US"/>
-              </w:rPr>
-              <w:t>0.0</w:t>
-            </w:r>
-          </w:p>
-        </w:tc>
-        <w:tc>
-          <w:tcPr>
-            <w:tcW w:w="1553" w:type="dxa"/>
-          </w:tcPr>
-          <w:p>
-            <w:pPr>
-              <w:rPr>
-                <w:lang w:val="en-US"/>
-              </w:rPr>
-            </w:pPr>
-            <w:r>
-              <w:rPr>
-                <w:lang w:val="en-US"/>
-              </w:rPr>
-              <w:t>#FFD700</w:t>
-            </w:r>
-          </w:p>
-        </w:tc>
-        <w:tc>
-          <w:tcPr>
-            <w:tcW w:w="1400" w:type="dxa"/>
-          </w:tcPr>
-          <w:p>
-            <w:pPr>
-              <w:rPr>
-                <w:lang w:val="en-US"/>
-              </w:rPr>
-            </w:pPr>
-            <w:r>
-              <w:rPr>
-                <w:lang w:val="en-US"/>
-              </w:rPr>
-              <w:t>Yellow</w:t>
-            </w:r>
-          </w:p>
-        </w:tc>
-      </w:tr>
-      <w:tr>
-        <w:trPr>
-          <w:jc w:val="center"/>
-        </w:trPr>
-        <w:tc>
-          <w:tcPr>
-            <w:tcW w:w="1521" w:type="dxa"/>
-            <w:vMerge/>
-          </w:tcPr>
-          <w:p>
-            <w:pPr>
-              <w:ind w:right="-323"/>
-              <w:jc w:val="center"/>
-              <w:rPr>
-                <w:lang w:val="en-US"/>
-              </w:rPr>
-            </w:pPr>
-          </w:p>
-        </w:tc>
-        <w:tc>
-          <w:tcPr>
-            <w:tcW w:w="459" w:type="dxa"/>
-          </w:tcPr>
-          <w:p>
-            <w:pPr>
-              <w:rPr>
-                <w:lang w:val="en-US"/>
-              </w:rPr>
-            </w:pPr>
-            <w:r>
-              <w:rPr>
-                <w:lang w:val="en-US"/>
-              </w:rPr>
-              <w:t>5</w:t>
-            </w:r>
-          </w:p>
-        </w:tc>
-        <w:tc>
-          <w:tcPr>
-            <w:tcW w:w="2126" w:type="dxa"/>
-          </w:tcPr>
-          <w:p>
-            <w:pPr>
-              <w:rPr>
-                <w:lang w:val="en-US"/>
-              </w:rPr>
-            </w:pPr>
-            <w:r>
-              <w:rPr>
-                <w:lang w:val="en-US"/>
-              </w:rPr>
-              <w:t>Fresh Deadwood</w:t>
-            </w:r>
-          </w:p>
-        </w:tc>
-        <w:tc>
-          <w:tcPr>
-            <w:tcW w:w="992" w:type="dxa"/>
-          </w:tcPr>
-          <w:p>
-            <w:pPr>
-              <w:rPr>
-                <w:lang w:val="en-US"/>
-              </w:rPr>
-            </w:pPr>
-            <w:r>
-              <w:rPr>
-                <w:lang w:val="en-US"/>
-              </w:rPr>
-              <w:t>-0.2</w:t>
-            </w:r>
-          </w:p>
-        </w:tc>
-        <w:tc>
-          <w:tcPr>
-            <w:tcW w:w="857" w:type="dxa"/>
-          </w:tcPr>
-          <w:p>
-            <w:pPr>
-              <w:rPr>
-                <w:lang w:val="en-US"/>
-              </w:rPr>
-            </w:pPr>
-            <w:r>
-              <w:rPr>
-                <w:lang w:val="en-US"/>
-              </w:rPr>
-              <w:t>-0.1</w:t>
-            </w:r>
-          </w:p>
-        </w:tc>
-        <w:tc>
-          <w:tcPr>
-            <w:tcW w:w="1553" w:type="dxa"/>
-          </w:tcPr>
-          <w:p>
-            <w:pPr>
-              <w:rPr>
-                <w:lang w:val="en-US"/>
-              </w:rPr>
-            </w:pPr>
-            <w:r>
-              <w:rPr>
-                <w:lang w:val="en-US"/>
-              </w:rPr>
-              <w:t>#CD853F</w:t>
-            </w:r>
-          </w:p>
-        </w:tc>
-        <w:tc>
-          <w:tcPr>
-            <w:tcW w:w="1400" w:type="dxa"/>
-          </w:tcPr>
-          <w:p>
-            <w:pPr>
-              <w:rPr>
-                <w:lang w:val="en-US"/>
-              </w:rPr>
-            </w:pPr>
-            <w:r>
-              <w:rPr>
-                <w:lang w:val="en-US"/>
-              </w:rPr>
-              <w:t>Orange-brown</w:t>
-            </w:r>
-          </w:p>
-        </w:tc>
-      </w:tr>
-      <w:tr>
-        <w:trPr>
-          <w:jc w:val="center"/>
-        </w:trPr>
-        <w:tc>
-          <w:tcPr>
-            <w:tcW w:w="1521" w:type="dxa"/>
-            <w:vMerge/>
-          </w:tcPr>
-          <w:p>
-            <w:pPr>
-              <w:ind w:right="-323"/>
-              <w:jc w:val="center"/>
-              <w:rPr>
-                <w:lang w:val="en-US"/>
-              </w:rPr>
-            </w:pPr>
-          </w:p>
-        </w:tc>
-        <w:tc>
-          <w:tcPr>
-            <w:tcW w:w="459" w:type="dxa"/>
-          </w:tcPr>
-          <w:p>
-            <w:pPr>
-              <w:rPr>
-                <w:lang w:val="en-US"/>
-              </w:rPr>
-            </w:pPr>
-            <w:r>
-              <w:rPr>
-                <w:lang w:val="en-US"/>
-              </w:rPr>
-              <w:t>6</w:t>
-            </w:r>
-          </w:p>
-        </w:tc>
-        <w:tc>
-          <w:tcPr>
-            <w:tcW w:w="2126" w:type="dxa"/>
-          </w:tcPr>
-          <w:p>
-            <w:pPr>
-              <w:rPr>
-                <w:lang w:val="en-US"/>
-              </w:rPr>
-            </w:pPr>
-            <w:r>
-              <w:rPr>
-                <w:lang w:val="en-US"/>
-              </w:rPr>
-              <w:t>Old Deadwood</w:t>
-            </w:r>
-          </w:p>
-        </w:tc>
-        <w:tc>
-          <w:tcPr>
-            <w:tcW w:w="992" w:type="dxa"/>
-          </w:tcPr>
-          <w:p>
-            <w:pPr>
-              <w:rPr>
-                <w:lang w:val="en-US"/>
-              </w:rPr>
-            </w:pPr>
-            <w:r>
-              <w:rPr>
-                <w:lang w:val="en-US"/>
-              </w:rPr>
-              <w:t>-1.0</w:t>
-            </w:r>
-          </w:p>
-        </w:tc>
-        <w:tc>
-          <w:tcPr>
-            <w:tcW w:w="857" w:type="dxa"/>
-          </w:tcPr>
-          <w:p>
-            <w:pPr>
-              <w:rPr>
-                <w:lang w:val="en-US"/>
-              </w:rPr>
-            </w:pPr>
-            <w:r>
-              <w:rPr>
-                <w:lang w:val="en-US"/>
-              </w:rPr>
-              <w:t>-0.2</w:t>
-            </w:r>
-          </w:p>
-        </w:tc>
-        <w:tc>
-          <w:tcPr>
-            <w:tcW w:w="1553" w:type="dxa"/>
-          </w:tcPr>
-          <w:p>
-            <w:pPr>
-              <w:rPr>
-                <w:lang w:val="en-US"/>
-              </w:rPr>
-            </w:pPr>
-            <w:r>
-              <w:rPr>
-                <w:lang w:val="en-US"/>
-              </w:rPr>
-              <w:t>#8B4513</w:t>
-            </w:r>
-          </w:p>
-        </w:tc>
-        <w:tc>
-          <w:tcPr>
-            <w:tcW w:w="1400" w:type="dxa"/>
-          </w:tcPr>
-          <w:p>
-            <w:pPr>
-              <w:rPr>
-                <w:lang w:val="en-US"/>
-              </w:rPr>
-            </w:pPr>
-            <w:r>
-              <w:rPr>
-                <w:lang w:val="en-US"/>
-              </w:rPr>
-              <w:t>Dark brown</w:t>
-            </w:r>
-          </w:p>
-        </w:tc>
-      </w:tr>
-    </w:tbl>
     <w:p/>
     <w:sectPr>
       <w:pgSz w:w="11906" w:h="16838"/>
@@ -5971,7 +3600,7 @@
 </file>
 
 <file path=word/styles.xml><?xml version="1.0" encoding="utf-8"?>
-<w:styles xmlns:mc="http://schemas.openxmlformats.org/markup-compatibility/2006" xmlns:r="http://schemas.openxmlformats.org/officeDocument/2006/relationships" xmlns:w="http://schemas.openxmlformats.org/wordprocessingml/2006/main" xmlns:w14="http://schemas.microsoft.com/office/word/2010/wordml" xmlns:w15="http://schemas.microsoft.com/office/word/2012/wordml" xmlns:w16cex="http://schemas.microsoft.com/office/word/2018/wordml/cex" xmlns:w16cid="http://schemas.microsoft.com/office/word/2016/wordml/cid" xmlns:w16="http://schemas.microsoft.com/office/word/2018/wordml" xmlns:w16du="http://schemas.microsoft.com/office/word/2023/wordml/word16du" xmlns:w16sdtdh="http://schemas.microsoft.com/office/word/2020/wordml/sdtdatahash" xmlns:w16sdtfl="http://schemas.microsoft.com/office/word/2024/wordml/sdtformatlock" xmlns:w16se="http://schemas.microsoft.com/office/word/2015/wordml/symex" mc:Ignorable="w14 w15 w16se w16cid w16 w16cex w16sdtdh w16sdtfl w16du">
+<w:styles xmlns:mc="http://schemas.openxmlformats.org/markup-compatibility/2006" xmlns:r="http://schemas.openxmlformats.org/officeDocument/2006/relationships" xmlns:w="http://schemas.openxmlformats.org/wordprocessingml/2006/main" xmlns:w14="http://schemas.microsoft.com/office/word/2010/wordml" xmlns:w15="http://schemas.microsoft.com/office/word/2012/wordml" xmlns:w16cex="http://schemas.microsoft.com/office/word/2018/wordml/cex" xmlns:w16cid="http://schemas.microsoft.com/office/word/2016/wordml/cid" xmlns:w16="http://schemas.microsoft.com/office/word/2018/wordml" xmlns:w16sdtdh="http://schemas.microsoft.com/office/word/2020/wordml/sdtdatahash" xmlns:w16se="http://schemas.microsoft.com/office/word/2015/wordml/symex" mc:Ignorable="w14 w15 w16se w16cid w16 w16cex w16sdtdh">
   <w:docDefaults>
     <w:rPrDefault>
       <w:rPr>

--- a/docs/base_info/bad_trees_classes.docx
+++ b/docs/base_info/bad_trees_classes.docx
@@ -1,6 +1,6 @@
 
 <file path=word/document.xml><?xml version="1.0" encoding="utf-8"?>
-<w:document xmlns:wpc="http://schemas.microsoft.com/office/word/2010/wordprocessingCanvas" xmlns:cx="http://schemas.microsoft.com/office/drawing/2014/chartex" xmlns:cx1="http://schemas.microsoft.com/office/drawing/2015/9/8/chartex" xmlns:cx2="http://schemas.microsoft.com/office/drawing/2015/10/21/chartex" xmlns:cx3="http://schemas.microsoft.com/office/drawing/2016/5/9/chartex" xmlns:cx4="http://schemas.microsoft.com/office/drawing/2016/5/10/chartex" xmlns:cx5="http://schemas.microsoft.com/office/drawing/2016/5/11/chartex" xmlns:cx6="http://schemas.microsoft.com/office/drawing/2016/5/12/chartex" xmlns:cx7="http://schemas.microsoft.com/office/drawing/2016/5/13/chartex" xmlns:cx8="http://schemas.microsoft.com/office/drawing/2016/5/14/chartex" xmlns:mc="http://schemas.openxmlformats.org/markup-compatibility/2006" xmlns:aink="http://schemas.microsoft.com/office/drawing/2016/ink" xmlns:am3d="http://schemas.microsoft.com/office/drawing/2017/model3d" xmlns:o="urn:schemas-microsoft-com:office:office" xmlns:r="http://schemas.openxmlformats.org/officeDocument/2006/relationships" xmlns:m="http://schemas.openxmlformats.org/officeDocument/2006/math" xmlns:v="urn:schemas-microsoft-com:vml" xmlns:wp14="http://schemas.microsoft.com/office/word/2010/wordprocessingDrawing" xmlns:wp="http://schemas.openxmlformats.org/drawingml/2006/wordprocessingDrawing" xmlns:w10="urn:schemas-microsoft-com:office:word" xmlns:w="http://schemas.openxmlformats.org/wordprocessingml/2006/main" xmlns:w14="http://schemas.microsoft.com/office/word/2010/wordml" xmlns:w15="http://schemas.microsoft.com/office/word/2012/wordml" xmlns:w16cex="http://schemas.microsoft.com/office/word/2018/wordml/cex" xmlns:w16cid="http://schemas.microsoft.com/office/word/2016/wordml/cid" xmlns:w16="http://schemas.microsoft.com/office/word/2018/wordml" xmlns:w16sdtdh="http://schemas.microsoft.com/office/word/2020/wordml/sdtdatahash" xmlns:w16se="http://schemas.microsoft.com/office/word/2015/wordml/symex" xmlns:wpg="http://schemas.microsoft.com/office/word/2010/wordprocessingGroup" xmlns:wpi="http://schemas.microsoft.com/office/word/2010/wordprocessingInk" xmlns:wne="http://schemas.microsoft.com/office/word/2006/wordml" xmlns:wps="http://schemas.microsoft.com/office/word/2010/wordprocessingShape" mc:Ignorable="w14 w15 w16se w16cid w16 w16cex w16sdtdh wp14">
+<w:document xmlns:wpc="http://schemas.microsoft.com/office/word/2010/wordprocessingCanvas" xmlns:cx="http://schemas.microsoft.com/office/drawing/2014/chartex" xmlns:cx1="http://schemas.microsoft.com/office/drawing/2015/9/8/chartex" xmlns:cx2="http://schemas.microsoft.com/office/drawing/2015/10/21/chartex" xmlns:cx3="http://schemas.microsoft.com/office/drawing/2016/5/9/chartex" xmlns:cx4="http://schemas.microsoft.com/office/drawing/2016/5/10/chartex" xmlns:cx5="http://schemas.microsoft.com/office/drawing/2016/5/11/chartex" xmlns:cx6="http://schemas.microsoft.com/office/drawing/2016/5/12/chartex" xmlns:cx7="http://schemas.microsoft.com/office/drawing/2016/5/13/chartex" xmlns:cx8="http://schemas.microsoft.com/office/drawing/2016/5/14/chartex" xmlns:mc="http://schemas.openxmlformats.org/markup-compatibility/2006" xmlns:aink="http://schemas.microsoft.com/office/drawing/2016/ink" xmlns:am3d="http://schemas.microsoft.com/office/drawing/2017/model3d" xmlns:o="urn:schemas-microsoft-com:office:office" xmlns:oel="http://schemas.microsoft.com/office/2019/extlst" xmlns:r="http://schemas.openxmlformats.org/officeDocument/2006/relationships" xmlns:m="http://schemas.openxmlformats.org/officeDocument/2006/math" xmlns:v="urn:schemas-microsoft-com:vml" xmlns:wp14="http://schemas.microsoft.com/office/word/2010/wordprocessingDrawing" xmlns:wp="http://schemas.openxmlformats.org/drawingml/2006/wordprocessingDrawing" xmlns:w10="urn:schemas-microsoft-com:office:word" xmlns:w="http://schemas.openxmlformats.org/wordprocessingml/2006/main" xmlns:w14="http://schemas.microsoft.com/office/word/2010/wordml" xmlns:w15="http://schemas.microsoft.com/office/word/2012/wordml" xmlns:w16cex="http://schemas.microsoft.com/office/word/2018/wordml/cex" xmlns:w16cid="http://schemas.microsoft.com/office/word/2016/wordml/cid" xmlns:w16="http://schemas.microsoft.com/office/word/2018/wordml" xmlns:w16du="http://schemas.microsoft.com/office/word/2023/wordml/word16du" xmlns:w16sdtdh="http://schemas.microsoft.com/office/word/2020/wordml/sdtdatahash" xmlns:w16sdtfl="http://schemas.microsoft.com/office/word/2024/wordml/sdtformatlock" xmlns:w16se="http://schemas.microsoft.com/office/word/2015/wordml/symex" xmlns:wpg="http://schemas.microsoft.com/office/word/2010/wordprocessingGroup" xmlns:wpi="http://schemas.microsoft.com/office/word/2010/wordprocessingInk" xmlns:wne="http://schemas.microsoft.com/office/word/2006/wordml" xmlns:wps="http://schemas.microsoft.com/office/word/2010/wordprocessingShape" mc:Ignorable="w14 w15 w16se w16cid w16 w16cex w16sdtdh w16sdtfl w16du wp14">
   <w:body>
     <w:tbl>
       <w:tblPr>
@@ -427,14 +427,7 @@
                 <w:color w:val="FFFFFF" w:themeColor="background1"/>
                 <w:lang w:val="en-US"/>
               </w:rPr>
-              <w:t>DSWI</w:t>
-            </w:r>
-            <w:r>
-              <w:rPr>
-                <w:color w:val="FFFFFF" w:themeColor="background1"/>
-                <w:lang w:val="en-US"/>
-              </w:rPr>
-              <w:t>1</w:t>
+              <w:t>DSWI1</w:t>
             </w:r>
           </w:p>
           <w:p>
@@ -598,16 +591,16 @@
                 <w:lang w:val="en-US"/>
               </w:rPr>
               <w:drawing>
-                <wp:anchor distT="0" distB="0" distL="114300" distR="114300" simplePos="0" relativeHeight="251658240" behindDoc="0" locked="0" layoutInCell="1" allowOverlap="1" wp14:anchorId="00E6EAD7" wp14:editId="4097609D">
+                <wp:anchor distT="0" distB="0" distL="114300" distR="114300" simplePos="0" relativeHeight="251658240" behindDoc="0" locked="0" layoutInCell="1" allowOverlap="1" wp14:anchorId="00E6EAD7" wp14:editId="0A693834">
                   <wp:simplePos x="0" y="0"/>
                   <wp:positionH relativeFrom="column">
-                    <wp:posOffset>575310</wp:posOffset>
+                    <wp:posOffset>504190</wp:posOffset>
                   </wp:positionH>
                   <wp:positionV relativeFrom="paragraph">
-                    <wp:posOffset>187325</wp:posOffset>
+                    <wp:posOffset>153670</wp:posOffset>
                   </wp:positionV>
-                  <wp:extent cx="1316355" cy="459105"/>
-                  <wp:effectExtent l="0" t="0" r="0" b="0"/>
+                  <wp:extent cx="1395730" cy="486410"/>
+                  <wp:effectExtent l="0" t="0" r="0" b="8890"/>
                   <wp:wrapNone/>
                   <wp:docPr id="8" name="Рисунок 8"/>
                   <wp:cNvGraphicFramePr>
@@ -635,7 +628,7 @@
                         <pic:spPr>
                           <a:xfrm>
                             <a:off x="0" y="0"/>
-                            <a:ext cx="1316355" cy="459105"/>
+                            <a:ext cx="1395730" cy="486410"/>
                           </a:xfrm>
                           <a:prstGeom prst="rect">
                             <a:avLst/>
@@ -658,14 +651,7 @@
                 <w:color w:val="FFFFFF" w:themeColor="background1"/>
                 <w:lang w:val="en-US"/>
               </w:rPr>
-              <w:t>DSWI</w:t>
-            </w:r>
-            <w:r>
-              <w:rPr>
-                <w:color w:val="FFFFFF" w:themeColor="background1"/>
-                <w:lang w:val="en-US"/>
-              </w:rPr>
-              <w:t>2</w:t>
+              <w:t>DSWI2</w:t>
             </w:r>
           </w:p>
           <w:p>
@@ -827,14 +813,7 @@
                 <w:color w:val="FFFFFF" w:themeColor="background1"/>
                 <w:lang w:val="en-US"/>
               </w:rPr>
-              <w:t>DSWI</w:t>
-            </w:r>
-            <w:r>
-              <w:rPr>
-                <w:color w:val="FFFFFF" w:themeColor="background1"/>
-                <w:lang w:val="en-US"/>
-              </w:rPr>
-              <w:t>3</w:t>
+              <w:t>DSWI3</w:t>
             </w:r>
           </w:p>
         </w:tc>
@@ -987,14 +966,7 @@
                 <w:color w:val="FFFFFF" w:themeColor="background1"/>
                 <w:lang w:val="en-US"/>
               </w:rPr>
-              <w:t>DSWI</w:t>
-            </w:r>
-            <w:r>
-              <w:rPr>
-                <w:color w:val="FFFFFF" w:themeColor="background1"/>
-                <w:lang w:val="en-US"/>
-              </w:rPr>
-              <w:t>4</w:t>
+              <w:t>DSWI4</w:t>
             </w:r>
           </w:p>
           <w:p>
@@ -1156,14 +1128,7 @@
                 <w:color w:val="FFFFFF" w:themeColor="background1"/>
                 <w:lang w:val="en-US"/>
               </w:rPr>
-              <w:t>DSWI</w:t>
-            </w:r>
-            <w:r>
-              <w:rPr>
-                <w:color w:val="FFFFFF" w:themeColor="background1"/>
-                <w:lang w:val="en-US"/>
-              </w:rPr>
-              <w:t>5</w:t>
+              <w:t>DSWI5</w:t>
             </w:r>
           </w:p>
           <w:p>
@@ -1499,14 +1464,7 @@
                 <w:color w:val="FFFFFF" w:themeColor="background1"/>
                 <w:lang w:val="en-US"/>
               </w:rPr>
-              <w:t>EVI</w:t>
-            </w:r>
-            <w:r>
-              <w:rPr>
-                <w:color w:val="FFFFFF" w:themeColor="background1"/>
-                <w:lang w:val="en-US"/>
-              </w:rPr>
-              <w:t>1</w:t>
+              <w:t>EVI1</w:t>
             </w:r>
           </w:p>
           <w:p>
@@ -1730,14 +1688,7 @@
                 <w:color w:val="FFFFFF" w:themeColor="background1"/>
                 <w:lang w:val="en-US"/>
               </w:rPr>
-              <w:t>EVI</w:t>
-            </w:r>
-            <w:r>
-              <w:rPr>
-                <w:color w:val="FFFFFF" w:themeColor="background1"/>
-                <w:lang w:val="en-US"/>
-              </w:rPr>
-              <w:t>2</w:t>
+              <w:t>EVI2</w:t>
             </w:r>
           </w:p>
           <w:p>
@@ -1899,14 +1850,7 @@
                 <w:color w:val="FFFFFF" w:themeColor="background1"/>
                 <w:lang w:val="en-US"/>
               </w:rPr>
-              <w:t>EVI</w:t>
-            </w:r>
-            <w:r>
-              <w:rPr>
-                <w:color w:val="FFFFFF" w:themeColor="background1"/>
-                <w:lang w:val="en-US"/>
-              </w:rPr>
-              <w:t>3</w:t>
+              <w:t>EVI3</w:t>
             </w:r>
           </w:p>
         </w:tc>
@@ -2121,14 +2065,7 @@
                 <w:color w:val="FFFFFF" w:themeColor="background1"/>
                 <w:lang w:val="en-US"/>
               </w:rPr>
-              <w:t>EVI</w:t>
-            </w:r>
-            <w:r>
-              <w:rPr>
-                <w:color w:val="FFFFFF" w:themeColor="background1"/>
-                <w:lang w:val="en-US"/>
-              </w:rPr>
-              <w:t>4</w:t>
+              <w:t>EVI4</w:t>
             </w:r>
           </w:p>
           <w:p>
@@ -2290,14 +2227,7 @@
                 <w:color w:val="FFFFFF" w:themeColor="background1"/>
                 <w:lang w:val="en-US"/>
               </w:rPr>
-              <w:t>EVI</w:t>
-            </w:r>
-            <w:r>
-              <w:rPr>
-                <w:color w:val="FFFFFF" w:themeColor="background1"/>
-                <w:lang w:val="en-US"/>
-              </w:rPr>
-              <w:t>5</w:t>
+              <w:t>EVI5</w:t>
             </w:r>
           </w:p>
           <w:p>
@@ -2647,14 +2577,7 @@
                 <w:color w:val="FFFFFF" w:themeColor="background1"/>
                 <w:lang w:val="en-US"/>
               </w:rPr>
-              <w:t>NDVI</w:t>
-            </w:r>
-            <w:r>
-              <w:rPr>
-                <w:color w:val="FFFFFF" w:themeColor="background1"/>
-                <w:lang w:val="en-US"/>
-              </w:rPr>
-              <w:t>1</w:t>
+              <w:t>NDVI1</w:t>
             </w:r>
           </w:p>
           <w:p>
@@ -2889,14 +2812,7 @@
                 <w:color w:val="FFFFFF" w:themeColor="background1"/>
                 <w:lang w:val="en-US"/>
               </w:rPr>
-              <w:t>NDVI</w:t>
-            </w:r>
-            <w:r>
-              <w:rPr>
-                <w:color w:val="FFFFFF" w:themeColor="background1"/>
-                <w:lang w:val="en-US"/>
-              </w:rPr>
-              <w:t>2</w:t>
+              <w:t>NDVI2</w:t>
             </w:r>
           </w:p>
           <w:p>
@@ -3069,14 +2985,7 @@
                 <w:color w:val="FFFFFF" w:themeColor="background1"/>
                 <w:lang w:val="en-US"/>
               </w:rPr>
-              <w:t>NDVI</w:t>
-            </w:r>
-            <w:r>
-              <w:rPr>
-                <w:color w:val="FFFFFF" w:themeColor="background1"/>
-                <w:lang w:val="en-US"/>
-              </w:rPr>
-              <w:t>3</w:t>
+              <w:t>NDVI3</w:t>
             </w:r>
           </w:p>
           <w:p>
@@ -3249,14 +3158,7 @@
                 <w:color w:val="FFFFFF" w:themeColor="background1"/>
                 <w:lang w:val="en-US"/>
               </w:rPr>
-              <w:t>NDVI</w:t>
-            </w:r>
-            <w:r>
-              <w:rPr>
-                <w:color w:val="FFFFFF" w:themeColor="background1"/>
-                <w:lang w:val="en-US"/>
-              </w:rPr>
-              <w:t>4</w:t>
+              <w:t>NDVI4</w:t>
             </w:r>
           </w:p>
           <w:p>
@@ -3429,14 +3331,7 @@
                 <w:color w:val="FFFFFF" w:themeColor="background1"/>
                 <w:lang w:val="en-US"/>
               </w:rPr>
-              <w:t>NDVI</w:t>
-            </w:r>
-            <w:r>
-              <w:rPr>
-                <w:color w:val="FFFFFF" w:themeColor="background1"/>
-                <w:lang w:val="en-US"/>
-              </w:rPr>
-              <w:t>5</w:t>
+              <w:t>NDVI5</w:t>
             </w:r>
           </w:p>
           <w:p>
@@ -3771,14 +3666,7 @@
                 <w:color w:val="FFFFFF" w:themeColor="background1"/>
                 <w:lang w:val="en-US"/>
               </w:rPr>
-              <w:t>SWVI</w:t>
-            </w:r>
-            <w:r>
-              <w:rPr>
-                <w:color w:val="FFFFFF" w:themeColor="background1"/>
-                <w:lang w:val="en-US"/>
-              </w:rPr>
-              <w:t>1</w:t>
+              <w:t>SWVI1</w:t>
             </w:r>
           </w:p>
           <w:p>
@@ -3944,22 +3832,22 @@
             <w:r>
               <w:rPr>
                 <w:noProof/>
-                <w:color w:val="000000" w:themeColor="text1"/>
+                <w:color w:val="FFFFFF" w:themeColor="background1"/>
                 <w:lang w:val="en-US"/>
               </w:rPr>
               <w:drawing>
-                <wp:anchor distT="0" distB="0" distL="114300" distR="114300" simplePos="0" relativeHeight="251661312" behindDoc="0" locked="0" layoutInCell="1" allowOverlap="1" wp14:anchorId="24F4C49E" wp14:editId="360E930F">
+                <wp:anchor distT="0" distB="0" distL="114300" distR="114300" simplePos="0" relativeHeight="251663360" behindDoc="0" locked="0" layoutInCell="1" allowOverlap="1" wp14:anchorId="64F0A640" wp14:editId="14A31B18">
                   <wp:simplePos x="0" y="0"/>
                   <wp:positionH relativeFrom="column">
-                    <wp:posOffset>550545</wp:posOffset>
+                    <wp:posOffset>499110</wp:posOffset>
                   </wp:positionH>
                   <wp:positionV relativeFrom="paragraph">
-                    <wp:posOffset>-28575</wp:posOffset>
+                    <wp:posOffset>-151765</wp:posOffset>
                   </wp:positionV>
-                  <wp:extent cx="1579880" cy="480060"/>
-                  <wp:effectExtent l="0" t="0" r="1270" b="0"/>
+                  <wp:extent cx="1530985" cy="444500"/>
+                  <wp:effectExtent l="0" t="0" r="0" b="0"/>
                   <wp:wrapNone/>
-                  <wp:docPr id="11" name="Рисунок 11"/>
+                  <wp:docPr id="254663425" name="Рисунок 2"/>
                   <wp:cNvGraphicFramePr>
                     <a:graphicFrameLocks xmlns:a="http://schemas.openxmlformats.org/drawingml/2006/main" noChangeAspect="1"/>
                   </wp:cNvGraphicFramePr>
@@ -3967,7 +3855,7 @@
                     <a:graphicData uri="http://schemas.openxmlformats.org/drawingml/2006/picture">
                       <pic:pic xmlns:pic="http://schemas.openxmlformats.org/drawingml/2006/picture">
                         <pic:nvPicPr>
-                          <pic:cNvPr id="11" name="Рисунок 11"/>
+                          <pic:cNvPr id="254663425" name="Рисунок 254663425"/>
                           <pic:cNvPicPr/>
                         </pic:nvPicPr>
                         <pic:blipFill>
@@ -3985,7 +3873,7 @@
                         <pic:spPr>
                           <a:xfrm>
                             <a:off x="0" y="0"/>
-                            <a:ext cx="1579880" cy="480060"/>
+                            <a:ext cx="1530985" cy="444500"/>
                           </a:xfrm>
                           <a:prstGeom prst="rect">
                             <a:avLst/>
@@ -4008,14 +3896,7 @@
                 <w:color w:val="FFFFFF" w:themeColor="background1"/>
                 <w:lang w:val="en-US"/>
               </w:rPr>
-              <w:t>SWVI</w:t>
-            </w:r>
-            <w:r>
-              <w:rPr>
-                <w:color w:val="FFFFFF" w:themeColor="background1"/>
-                <w:lang w:val="en-US"/>
-              </w:rPr>
-              <w:t>2</w:t>
+              <w:t>SWVI2</w:t>
             </w:r>
           </w:p>
           <w:p>
@@ -4183,14 +4064,7 @@
                 <w:color w:val="FFFFFF" w:themeColor="background1"/>
                 <w:lang w:val="en-US"/>
               </w:rPr>
-              <w:t>SWVI</w:t>
-            </w:r>
-            <w:r>
-              <w:rPr>
-                <w:color w:val="FFFFFF" w:themeColor="background1"/>
-                <w:lang w:val="en-US"/>
-              </w:rPr>
-              <w:t>3</w:t>
+              <w:t>SWVI3</w:t>
             </w:r>
           </w:p>
         </w:tc>
@@ -4349,14 +4223,7 @@
                 <w:color w:val="FFFFFF" w:themeColor="background1"/>
                 <w:lang w:val="en-US"/>
               </w:rPr>
-              <w:t>SWVI</w:t>
-            </w:r>
-            <w:r>
-              <w:rPr>
-                <w:color w:val="FFFFFF" w:themeColor="background1"/>
-                <w:lang w:val="en-US"/>
-              </w:rPr>
-              <w:t>4</w:t>
+              <w:t>SWVI4</w:t>
             </w:r>
           </w:p>
           <w:p>
@@ -4524,14 +4391,7 @@
                 <w:color w:val="FFFFFF" w:themeColor="background1"/>
                 <w:lang w:val="en-US"/>
               </w:rPr>
-              <w:t>SWVI</w:t>
-            </w:r>
-            <w:r>
-              <w:rPr>
-                <w:color w:val="FFFFFF" w:themeColor="background1"/>
-                <w:lang w:val="en-US"/>
-              </w:rPr>
-              <w:t>5</w:t>
+              <w:t>SWVI5</w:t>
             </w:r>
           </w:p>
           <w:p>
@@ -4682,7 +4542,7 @@
 </file>
 
 <file path=word/styles.xml><?xml version="1.0" encoding="utf-8"?>
-<w:styles xmlns:mc="http://schemas.openxmlformats.org/markup-compatibility/2006" xmlns:r="http://schemas.openxmlformats.org/officeDocument/2006/relationships" xmlns:w="http://schemas.openxmlformats.org/wordprocessingml/2006/main" xmlns:w14="http://schemas.microsoft.com/office/word/2010/wordml" xmlns:w15="http://schemas.microsoft.com/office/word/2012/wordml" xmlns:w16cex="http://schemas.microsoft.com/office/word/2018/wordml/cex" xmlns:w16cid="http://schemas.microsoft.com/office/word/2016/wordml/cid" xmlns:w16="http://schemas.microsoft.com/office/word/2018/wordml" xmlns:w16sdtdh="http://schemas.microsoft.com/office/word/2020/wordml/sdtdatahash" xmlns:w16se="http://schemas.microsoft.com/office/word/2015/wordml/symex" mc:Ignorable="w14 w15 w16se w16cid w16 w16cex w16sdtdh">
+<w:styles xmlns:mc="http://schemas.openxmlformats.org/markup-compatibility/2006" xmlns:r="http://schemas.openxmlformats.org/officeDocument/2006/relationships" xmlns:w="http://schemas.openxmlformats.org/wordprocessingml/2006/main" xmlns:w14="http://schemas.microsoft.com/office/word/2010/wordml" xmlns:w15="http://schemas.microsoft.com/office/word/2012/wordml" xmlns:w16cex="http://schemas.microsoft.com/office/word/2018/wordml/cex" xmlns:w16cid="http://schemas.microsoft.com/office/word/2016/wordml/cid" xmlns:w16="http://schemas.microsoft.com/office/word/2018/wordml" xmlns:w16du="http://schemas.microsoft.com/office/word/2023/wordml/word16du" xmlns:w16sdtdh="http://schemas.microsoft.com/office/word/2020/wordml/sdtdatahash" xmlns:w16sdtfl="http://schemas.microsoft.com/office/word/2024/wordml/sdtformatlock" xmlns:w16se="http://schemas.microsoft.com/office/word/2015/wordml/symex" mc:Ignorable="w14 w15 w16se w16cid w16 w16cex w16sdtdh w16sdtfl w16du">
   <w:docDefaults>
     <w:rPrDefault>
       <w:rPr>
